--- a/manuscript.docx
+++ b/manuscript.docx
@@ -193,7 +193,7 @@
         <w:t xml:space="preserve"> </w:t>
       </w:r>
       <w:r>
-        <w:t xml:space="preserve">In this extraordinary situation, many people heavily relied on media to attain relevant information, and especially social media were at an all time high</w:t>
+        <w:t xml:space="preserve">In this extraordinary situation, many people heavily relied on media to obtain relevant information, and especially social media were at an all time high</w:t>
       </w:r>
       <w:r>
         <w:t xml:space="preserve"> </w:t>
@@ -547,7 +547,76 @@
         <w:t xml:space="preserve"> </w:t>
       </w:r>
       <w:r>
-        <w:t xml:space="preserve">To measure social media use for the consumption of COVID-19 related news and topics, I here employ both the channel and the type of communication perspective, which together should offer a nuanced understanding of communication.</w:t>
+        <w:rPr>
+          <w:bCs/>
+          <w:b/>
+        </w:rPr>
+        <w:t xml:space="preserve">Differentiating different communication channels and communication types is important, because the effects on well-being likely differ across communication channels and communication types.</w:t>
+      </w:r>
+      <w:r>
+        <w:t xml:space="preserve"> </w:t>
+      </w:r>
+      <w:r>
+        <w:rPr>
+          <w:bCs/>
+          <w:b/>
+        </w:rPr>
+        <w:t xml:space="preserve">Whereas active social media use such as chatting is routinely linked to improved well-being, passive use such as reading is considered more negative</w:t>
+      </w:r>
+      <w:r>
+        <w:rPr>
+          <w:bCs/>
+          <w:b/>
+        </w:rPr>
+        <w:t xml:space="preserve"> </w:t>
+      </w:r>
+      <w:r>
+        <w:rPr>
+          <w:bCs/>
+          <w:b/>
+        </w:rPr>
+        <w:t xml:space="preserve">(Dienlin &amp; Johannes, 2020)</w:t>
+      </w:r>
+      <w:r>
+        <w:rPr>
+          <w:bCs/>
+          <w:b/>
+        </w:rPr>
+        <w:t xml:space="preserve">.</w:t>
+      </w:r>
+      <w:r>
+        <w:t xml:space="preserve"> </w:t>
+      </w:r>
+      <w:r>
+        <w:t xml:space="preserve">Similarly, branded apps are separate entities with potentially divergent effects.</w:t>
+      </w:r>
+      <w:r>
+        <w:t xml:space="preserve"> </w:t>
+      </w:r>
+      <w:r>
+        <w:t xml:space="preserve">For example,</w:t>
+      </w:r>
+      <w:r>
+        <w:t xml:space="preserve"> </w:t>
+      </w:r>
+      <w:r>
+        <w:t xml:space="preserve">Waterloo et al. (2018)</w:t>
+      </w:r>
+      <w:r>
+        <w:t xml:space="preserve"> </w:t>
+      </w:r>
+      <w:r>
+        <w:t xml:space="preserve">found that it’s more adequate to express negative emotions on WhatsApp than on Twitter or on Instagram.</w:t>
+      </w:r>
+      <w:r>
+        <w:t xml:space="preserve"> </w:t>
+      </w:r>
+      <w:r>
+        <w:rPr>
+          <w:bCs/>
+          <w:b/>
+        </w:rPr>
+        <w:t xml:space="preserve">Especially during a pandemic, it makes sense to analyze if users engage with COVID-19 related content on Instagram, where communication is more positive, or on Facebook, where communication is more critical.</w:t>
       </w:r>
     </w:p>
     <w:p>
@@ -555,7 +624,27 @@
         <w:pStyle w:val="Textkrper"/>
       </w:pPr>
       <w:r>
-        <w:t xml:space="preserve">First, I investigate how well-being is affected by different types of communication affect, namely active and passive use.</w:t>
+        <w:rPr>
+          <w:bCs/>
+          <w:b/>
+        </w:rPr>
+        <w:t xml:space="preserve">In this study, to measure the effects of social media use focused on COVID-19 related news and topics, I adopt both the channel and the type of communication perspective.</w:t>
+      </w:r>
+      <w:r>
+        <w:t xml:space="preserve"> </w:t>
+      </w:r>
+      <w:r>
+        <w:rPr>
+          <w:bCs/>
+          <w:b/>
+        </w:rPr>
+        <w:t xml:space="preserve">Together, this should offer a nuanced and comprehensive understanding of communication.</w:t>
+      </w:r>
+      <w:r>
+        <w:t xml:space="preserve"> </w:t>
+      </w:r>
+      <w:r>
+        <w:t xml:space="preserve">First, I investigate how well-being is affected by different types of communication, namely active and passive use.</w:t>
       </w:r>
       <w:r>
         <w:t xml:space="preserve"> </w:t>
@@ -576,7 +665,7 @@
         <w:t xml:space="preserve"> </w:t>
       </w:r>
       <w:r>
-        <w:t xml:space="preserve">Reading is generally considered as passive and writing as active, while there are also specific behaviors such as such liking or sharing content that fall somewhere in-between</w:t>
+        <w:t xml:space="preserve">Reading is generally considered as passive and writing as active, while there are also specific behaviors such as liking or sharing content that fall somewhere in-between</w:t>
       </w:r>
       <w:r>
         <w:t xml:space="preserve"> </w:t>
@@ -651,81 +740,89 @@
         <w:t xml:space="preserve"> </w:t>
       </w:r>
       <w:r>
-        <w:t xml:space="preserve">Branded apps are separate entities with potentially divergent effects.</w:t>
-      </w:r>
-      <w:r>
-        <w:t xml:space="preserve"> </w:t>
-      </w:r>
-      <w:r>
-        <w:t xml:space="preserve">Twitter might have a different effect as compared to WhatsApp because of their respective affordances.</w:t>
-      </w:r>
-      <w:r>
-        <w:t xml:space="preserve"> </w:t>
-      </w:r>
-      <w:r>
-        <w:t xml:space="preserve">For example,</w:t>
-      </w:r>
-      <w:r>
-        <w:t xml:space="preserve"> </w:t>
-      </w:r>
-      <w:r>
-        <w:t xml:space="preserve">Waterloo et al. (2018)</w:t>
-      </w:r>
-      <w:r>
-        <w:t xml:space="preserve"> </w:t>
-      </w:r>
-      <w:r>
-        <w:t xml:space="preserve">found that it’s more adequate to express negative emotions on WhatsApp than on Twitter or on Instagram.</w:t>
-      </w:r>
-      <w:r>
-        <w:t xml:space="preserve"> </w:t>
-      </w:r>
-      <w:r>
-        <w:t xml:space="preserve">The branded applications investigated here are Facebook, Twitter, Instagram, WhatsApp, and YouTube.</w:t>
-      </w:r>
-      <w:r>
-        <w:t xml:space="preserve"> </w:t>
-      </w:r>
-      <w:r>
+        <w:t xml:space="preserve">The branded applications investigated here are Facebook, Twitter, Instagram, WhatsApp, and YouTube—which were, at the time of writing, the most relevant social media apps.</w:t>
+      </w:r>
+    </w:p>
+    <w:p>
+      <w:pPr>
+        <w:pStyle w:val="Textkrper"/>
+      </w:pPr>
+      <w:r>
+        <w:rPr>
+          <w:bCs/>
+          <w:b/>
+        </w:rPr>
         <w:t xml:space="preserve">Worth noting, this study is not about</w:t>
       </w:r>
       <w:r>
-        <w:t xml:space="preserve"> </w:t>
-      </w:r>
-      <w:r>
-        <w:rPr>
-          <w:iCs/>
-          <w:i/>
+        <w:rPr>
+          <w:bCs/>
+          <w:b/>
+        </w:rPr>
+        <w:t xml:space="preserve"> </w:t>
+      </w:r>
+      <w:r>
+        <w:rPr>
+          <w:iCs/>
+          <w:i/>
+          <w:bCs/>
+          <w:b/>
         </w:rPr>
         <w:t xml:space="preserve">general</w:t>
       </w:r>
       <w:r>
-        <w:t xml:space="preserve"> </w:t>
-      </w:r>
-      <w:r>
+        <w:rPr>
+          <w:bCs/>
+          <w:b/>
+        </w:rPr>
+        <w:t xml:space="preserve"> </w:t>
+      </w:r>
+      <w:r>
+        <w:rPr>
+          <w:bCs/>
+          <w:b/>
+        </w:rPr>
         <w:t xml:space="preserve">social media use during times of COVID, but on social media use</w:t>
       </w:r>
       <w:r>
-        <w:t xml:space="preserve"> </w:t>
-      </w:r>
-      <w:r>
-        <w:rPr>
-          <w:iCs/>
-          <w:i/>
+        <w:rPr>
+          <w:bCs/>
+          <w:b/>
+        </w:rPr>
+        <w:t xml:space="preserve"> </w:t>
+      </w:r>
+      <w:r>
+        <w:rPr>
+          <w:iCs/>
+          <w:i/>
+          <w:bCs/>
+          <w:b/>
         </w:rPr>
         <w:t xml:space="preserve">focused</w:t>
       </w:r>
       <w:r>
-        <w:t xml:space="preserve"> </w:t>
-      </w:r>
-      <w:r>
+        <w:rPr>
+          <w:bCs/>
+          <w:b/>
+        </w:rPr>
+        <w:t xml:space="preserve"> </w:t>
+      </w:r>
+      <w:r>
+        <w:rPr>
+          <w:bCs/>
+          <w:b/>
+        </w:rPr>
         <w:t xml:space="preserve">on COVID-19 related content.</w:t>
       </w:r>
       <w:r>
         <w:t xml:space="preserve"> </w:t>
       </w:r>
       <w:r>
-        <w:t xml:space="preserve">Examples of such media use include posting thoughts about the pandemic or retweeting COVID-19 related news.</w:t>
+        <w:rPr>
+          <w:bCs/>
+          <w:b/>
+        </w:rPr>
+        <w:t xml:space="preserve">For example, posting thoughts about the pandemic, reading posts and comments, or retweeting COVID-19 related news.</w:t>
       </w:r>
     </w:p>
     <w:bookmarkEnd w:id="20"/>
@@ -884,23 +981,7 @@
           <w:bCs/>
           <w:b/>
         </w:rPr>
-        <w:t xml:space="preserve">(</w:t>
-      </w:r>
-      <w:r>
-        <w:rPr>
-          <w:bCs/>
-          <w:b/>
-          <w:bCs/>
-          <w:b/>
-        </w:rPr>
-        <w:t xml:space="preserve">livingstoneEuropeanResearchChildren2018?</w:t>
-      </w:r>
-      <w:r>
-        <w:rPr>
-          <w:bCs/>
-          <w:b/>
-        </w:rPr>
-        <w:t xml:space="preserve">)</w:t>
+        <w:t xml:space="preserve">(Livingstone et al., 2018)</w:t>
       </w:r>
       <w:r>
         <w:rPr>
@@ -1165,7 +1246,7 @@
         <w:pStyle w:val="Textkrper"/>
       </w:pPr>
       <w:r>
-        <w:t xml:space="preserve">But people can also misjudge media affects and are often overly optimistic</w:t>
+        <w:t xml:space="preserve">But people can also misjudge media effects and are often overly optimistic</w:t>
       </w:r>
       <w:r>
         <w:t xml:space="preserve"> </w:t>
@@ -1263,30 +1344,7 @@
           <w:bCs/>
           <w:b/>
         </w:rPr>
-        <w:t xml:space="preserve">(Valkenburg &amp; Peter, 2013;</w:t>
-      </w:r>
-      <w:r>
-        <w:rPr>
-          <w:bCs/>
-          <w:b/>
-        </w:rPr>
-        <w:t xml:space="preserve"> </w:t>
-      </w:r>
-      <w:r>
-        <w:rPr>
-          <w:bCs/>
-          <w:b/>
-          <w:bCs/>
-          <w:b/>
-        </w:rPr>
-        <w:t xml:space="preserve">livingstoneEuropeanResearchChildren2018?</w:t>
-      </w:r>
-      <w:r>
-        <w:rPr>
-          <w:bCs/>
-          <w:b/>
-        </w:rPr>
-        <w:t xml:space="preserve">)</w:t>
+        <w:t xml:space="preserve">(Livingstone et al., 2018; Valkenburg &amp; Peter, 2013)</w:t>
       </w:r>
       <w:r>
         <w:rPr>
@@ -1439,7 +1497,7 @@
         <w:t xml:space="preserve"> </w:t>
       </w:r>
       <w:r>
-        <w:t xml:space="preserve">When browsing social media for Covid-19 related news, many users reported being captivated to such an extent that they could not stop using social media</w:t>
+        <w:t xml:space="preserve">When browsing social media for COVID-19 related news, many users reported being captivated to such an extent that they could not stop using social media</w:t>
       </w:r>
       <w:r>
         <w:t xml:space="preserve"> </w:t>
@@ -1867,7 +1925,7 @@
         <w:t xml:space="preserve"> </w:t>
       </w:r>
       <w:r>
-        <w:t xml:space="preserve">This finding is aligned the Differential Susceptibility to Media Effects Model:</w:t>
+        <w:t xml:space="preserve">This finding is aligned with the Differential Susceptibility to Media Effects Model:</w:t>
       </w:r>
       <w:r>
         <w:t xml:space="preserve"> </w:t>
@@ -1923,6 +1981,36 @@
       </w:pPr>
       <w:r>
         <w:t xml:space="preserve">In conclusion, in light of the theoretical considerations and empirical studies presented above, I expect that COVID-19 related communication on social media doesn’t affect well-being in a meaningful or relevant way.</w:t>
+      </w:r>
+      <w:r>
+        <w:t xml:space="preserve"> </w:t>
+      </w:r>
+      <w:r>
+        <w:rPr>
+          <w:bCs/>
+          <w:b/>
+        </w:rPr>
+        <w:t xml:space="preserve">This general hypothesis will be analyzed specifically for the communication types of (a) time spent reading, (b) liking and sharing, and (c) actively posting COVID-19 related content.</w:t>
+      </w:r>
+      <w:r>
+        <w:t xml:space="preserve"> </w:t>
+      </w:r>
+      <w:r>
+        <w:rPr>
+          <w:bCs/>
+          <w:b/>
+        </w:rPr>
+        <w:t xml:space="preserve">In addition, I will analyze how well-being is influenced by spending time on five prominent social media apps, including (a) Facebook, (b) Instagram, (c) Twitter, (d) WhatsApp, and (e) YouTube.</w:t>
+      </w:r>
+      <w:r>
+        <w:t xml:space="preserve"> </w:t>
+      </w:r>
+      <w:r>
+        <w:rPr>
+          <w:bCs/>
+          <w:b/>
+        </w:rPr>
+        <w:t xml:space="preserve">Three different well-being indicators will be differentiated: life satisfaction, positive affect, and negative affect.</w:t>
       </w:r>
     </w:p>
     <w:p>
@@ -2061,7 +2149,7 @@
         <w:t xml:space="preserve"> </w:t>
       </w:r>
       <w:r>
-        <w:t xml:space="preserve">However, it is still necessary and helpful to try provide such a plausible benchmark.</w:t>
+        <w:t xml:space="preserve">However, it is still necessary and helpful to try to provide such a plausible benchmark.</w:t>
       </w:r>
       <w:r>
         <w:t xml:space="preserve"> </w:t>
@@ -2377,7 +2465,7 @@
         <w:t xml:space="preserve"> </w:t>
       </w:r>
       <w:r>
-        <w:t xml:space="preserve">relevant confounders, we can correctly estimate causality without bias</w:t>
+        <w:t xml:space="preserve">relevant confounders, can we correctly estimate causality without bias</w:t>
       </w:r>
       <w:r>
         <w:t xml:space="preserve"> </w:t>
@@ -2702,23 +2790,7 @@
           <w:bCs/>
           <w:b/>
         </w:rPr>
-        <w:t xml:space="preserve">(</w:t>
-      </w:r>
-      <w:r>
-        <w:rPr>
-          <w:bCs/>
-          <w:b/>
-          <w:bCs/>
-          <w:b/>
-        </w:rPr>
-        <w:t xml:space="preserve">dienlinDisplacementReinforcementReciprocity2017?</w:t>
-      </w:r>
-      <w:r>
-        <w:rPr>
-          <w:bCs/>
-          <w:b/>
-        </w:rPr>
-        <w:t xml:space="preserve">)</w:t>
+        <w:t xml:space="preserve">(Dienlin et al., 2017)</w:t>
       </w:r>
       <w:r>
         <w:rPr>
@@ -2752,7 +2824,7 @@
         <w:t xml:space="preserve"> </w:t>
       </w:r>
       <w:r>
-        <w:t xml:space="preserve">In other words, if people during the last week engaged in more COVID-19 related social media use than the usually do, did they feel better or worse during that week than they usually do?</w:t>
+        <w:t xml:space="preserve">In other words, if people during the last week engaged in more COVID-19 related social media use than they usually do, did they feel better or worse during that week than they usually do?</w:t>
       </w:r>
       <w:r>
         <w:t xml:space="preserve"> </w:t>
@@ -2764,7 +2836,7 @@
         <w:t xml:space="preserve"> </w:t>
       </w:r>
       <w:r>
-        <w:t xml:space="preserve">If people during the last week used COVID-19 related social media more than the usually do, were they at the end of the week more or less satisfied with their lives than they usually are?</w:t>
+        <w:t xml:space="preserve">If people during the last week used COVID-19 related social media more than they usually do, were they at the end of the week more or less satisfied with their lives than they usually are?</w:t>
       </w:r>
       <w:r>
         <w:t xml:space="preserve"> </w:t>
@@ -2841,7 +2913,7 @@
     </w:p>
     <w:bookmarkEnd w:id="27"/>
     <w:bookmarkEnd w:id="28"/>
-    <w:bookmarkStart w:id="40" w:name="method"/>
+    <w:bookmarkStart w:id="41" w:name="method"/>
     <w:p>
       <w:pPr>
         <w:pStyle w:val="berschrift1"/>
@@ -2957,7 +3029,7 @@
       </w:r>
     </w:p>
     <w:bookmarkEnd w:id="31"/>
-    <w:bookmarkStart w:id="32" w:name="sample"/>
+    <w:bookmarkStart w:id="33" w:name="sample"/>
     <w:p>
       <w:pPr>
         <w:pStyle w:val="berschrift2"/>
@@ -2971,32 +3043,268 @@
         <w:pStyle w:val="FirstParagraph"/>
       </w:pPr>
       <w:r>
+        <w:rPr>
+          <w:bCs/>
+          <w:b/>
+        </w:rPr>
         <w:t xml:space="preserve">The data come from the Austrian Corona Panel Project</w:t>
       </w:r>
       <w:r>
-        <w:t xml:space="preserve"> </w:t>
-      </w:r>
-      <w:r>
+        <w:rPr>
+          <w:bCs/>
+          <w:b/>
+        </w:rPr>
+        <w:t xml:space="preserve"> </w:t>
+      </w:r>
+      <w:r>
+        <w:rPr>
+          <w:bCs/>
+          <w:b/>
+        </w:rPr>
         <w:t xml:space="preserve">(Kittel et al., 2021)</w:t>
       </w:r>
       <w:r>
+        <w:rPr>
+          <w:bCs/>
+          <w:b/>
+        </w:rPr>
+        <w:t xml:space="preserve">, which is a large-scale standalone panel study.</w:t>
+      </w:r>
+      <w:r>
+        <w:rPr>
+          <w:bCs/>
+          <w:b/>
+        </w:rPr>
+        <w:t xml:space="preserve"> </w:t>
+      </w:r>
+      <w:r>
+        <w:t xml:space="preserve"> </w:t>
+      </w:r>
+      <w:r>
+        <w:rPr>
+          <w:bCs/>
+          <w:b/>
+        </w:rPr>
+        <w:t xml:space="preserve">The data are hosted on AUSSDA and are publicly available here:</w:t>
+      </w:r>
+      <w:r>
+        <w:rPr>
+          <w:bCs/>
+          <w:b/>
+        </w:rPr>
+        <w:t xml:space="preserve"> </w:t>
+      </w:r>
+      <w:hyperlink r:id="rId32">
+        <w:r>
+          <w:rPr>
+            <w:rStyle w:val="Hyperlink"/>
+            <w:bCs/>
+            <w:b/>
+          </w:rPr>
+          <w:t xml:space="preserve">https://doi.org/10.11587/28KQNS</w:t>
+        </w:r>
+      </w:hyperlink>
+      <w:r>
+        <w:rPr>
+          <w:bCs/>
+          <w:b/>
+        </w:rPr>
         <w:t xml:space="preserve">.</w:t>
       </w:r>
       <w:r>
         <w:t xml:space="preserve"> </w:t>
       </w:r>
       <w:r>
-        <w:t xml:space="preserve">The study was conducted between March 2020 and</w:t>
-      </w:r>
-      <w:r>
-        <w:t xml:space="preserve"> </w:t>
-      </w:r>
-      <w:r>
-        <w:rPr>
-          <w:bCs/>
-          <w:b/>
-        </w:rPr>
-        <w:t xml:space="preserve">June 2022</w:t>
+        <w:rPr>
+          <w:bCs/>
+          <w:b/>
+        </w:rPr>
+        <w:t xml:space="preserve">At the time of writing, the official website included a data-set consisting of 24 waves.</w:t>
+      </w:r>
+      <w:r>
+        <w:rPr>
+          <w:bCs/>
+          <w:b/>
+        </w:rPr>
+        <w:t xml:space="preserve"> </w:t>
+      </w:r>
+      <w:r>
+        <w:t xml:space="preserve"> </w:t>
+      </w:r>
+      <w:r>
+        <w:rPr>
+          <w:bCs/>
+          <w:b/>
+        </w:rPr>
+        <w:t xml:space="preserve">For the analyses presented here, I was able to receive an advance version consisting of all 32 waves.</w:t>
+      </w:r>
+      <w:r>
+        <w:t xml:space="preserve"> </w:t>
+      </w:r>
+      <w:r>
+        <w:rPr>
+          <w:bCs/>
+          <w:b/>
+        </w:rPr>
+        <w:t xml:space="preserve">The study was conducted between March 2020 and June 2022, and data collection is now officially finished.</w:t>
+      </w:r>
+      <w:r>
+        <w:t xml:space="preserve"> </w:t>
+      </w:r>
+      <w:r>
+        <w:rPr>
+          <w:bCs/>
+          <w:b/>
+        </w:rPr>
+        <w:t xml:space="preserve">It contains 32 waves.</w:t>
+      </w:r>
+      <w:r>
+        <w:t xml:space="preserve"> </w:t>
+      </w:r>
+      <w:r>
+        <w:t xml:space="preserve">Between March 2020 and July 2020, the intervals were weekly, and afterward the intervals were monthly.</w:t>
+      </w:r>
+      <w:r>
+        <w:t xml:space="preserve"> </w:t>
+      </w:r>
+      <w:r>
+        <w:t xml:space="preserve">Each wave consists of at least 1,500 respondents.</w:t>
+      </w:r>
+      <w:r>
+        <w:t xml:space="preserve"> </w:t>
+      </w:r>
+      <w:r>
+        <w:t xml:space="preserve">The overall sample size was</w:t>
+      </w:r>
+      <w:r>
+        <w:t xml:space="preserve"> </w:t>
+      </w:r>
+      <w:r>
+        <w:rPr>
+          <w:iCs/>
+          <w:i/>
+        </w:rPr>
+        <w:t xml:space="preserve">N</w:t>
+      </w:r>
+      <w:r>
+        <w:t xml:space="preserve"> </w:t>
+      </w:r>
+      <w:r>
+        <w:t xml:space="preserve">= 3,485, and 111,520 observations were collected.</w:t>
+      </w:r>
+      <w:r>
+        <w:t xml:space="preserve"> </w:t>
+      </w:r>
+      <w:r>
+        <w:t xml:space="preserve">Panel mortality was compensated through a continuous acquisition of new participants.</w:t>
+      </w:r>
+      <w:r>
+        <w:t xml:space="preserve"> </w:t>
+      </w:r>
+      <w:r>
+        <w:t xml:space="preserve">All respondents needed to have access to the internet (via computer or mobile devices such as smartphones or tablets).</w:t>
+      </w:r>
+      <w:r>
+        <w:t xml:space="preserve"> </w:t>
+      </w:r>
+      <w:r>
+        <w:t xml:space="preserve">They were sampled from a pre-existing online access panel provided by the company Marketagent, Austria.</w:t>
+      </w:r>
+      <w:r>
+        <w:t xml:space="preserve"> </w:t>
+      </w:r>
+      <w:r>
+        <w:t xml:space="preserve">Respondents were asked and incentivized with 180 credit points to participate in each wave of the panel.</w:t>
+      </w:r>
+    </w:p>
+    <w:p>
+      <w:pPr>
+        <w:pStyle w:val="Textkrper"/>
+      </w:pPr>
+      <w:r>
+        <w:t xml:space="preserve">Achieved via quota sampling, the sample matched the Austrian population in terms of age, gender, region/state, municipality size, and educational level.</w:t>
+      </w:r>
+      <w:r>
+        <w:t xml:space="preserve"> </w:t>
+      </w:r>
+      <w:r>
+        <w:t xml:space="preserve">In order to participate in the study, the respondents needed to be Austrian residents and had to be at least 14 years of age.</w:t>
+      </w:r>
+      <w:r>
+        <w:t xml:space="preserve"> </w:t>
+      </w:r>
+      <w:r>
+        <w:t xml:space="preserve">Ethical review and approval was not required for the study in accordance with the local legislation and institutional requirements.</w:t>
+      </w:r>
+      <w:r>
+        <w:t xml:space="preserve"> </w:t>
+      </w:r>
+      <w:r>
+        <w:t xml:space="preserve">The participants provided their written informed consent to participate in this study.</w:t>
+      </w:r>
+      <w:r>
+        <w:t xml:space="preserve"> </w:t>
+      </w:r>
+      <w:r>
+        <w:t xml:space="preserve">The average age was 41 years, 49 percent were male, 14 percent had a University degree, and 5 percent were currently unemployed.</w:t>
+      </w:r>
+    </w:p>
+    <w:bookmarkEnd w:id="33"/>
+    <w:bookmarkStart w:id="35" w:name="inference-criteria"/>
+    <w:p>
+      <w:pPr>
+        <w:pStyle w:val="berschrift2"/>
+      </w:pPr>
+      <w:r>
+        <w:t xml:space="preserve">Inference Criteria</w:t>
+      </w:r>
+    </w:p>
+    <w:p>
+      <w:pPr>
+        <w:pStyle w:val="FirstParagraph"/>
+      </w:pPr>
+      <w:r>
+        <w:t xml:space="preserve">Because the data were analyzed post-hoc, no a-priori sample size planning on the basis of power analyses was conducted.</w:t>
+      </w:r>
+      <w:r>
+        <w:t xml:space="preserve"> </w:t>
+      </w:r>
+      <w:r>
+        <w:t xml:space="preserve">The sample is large, and it is hence well-equipped to reliably detect small effects.</w:t>
+      </w:r>
+      <w:r>
+        <w:t xml:space="preserve"> </w:t>
+      </w:r>
+      <w:r>
+        <w:t xml:space="preserve"> </w:t>
+      </w:r>
+      <w:r>
+        <w:t xml:space="preserve">In addition, because such large samples easily generate significant</w:t>
+      </w:r>
+      <w:r>
+        <w:t xml:space="preserve"> </w:t>
+      </w:r>
+      <w:r>
+        <w:rPr>
+          <w:iCs/>
+          <w:i/>
+        </w:rPr>
+        <w:t xml:space="preserve">p</w:t>
+      </w:r>
+      <w:r>
+        <w:t xml:space="preserve">-values even for very small effects, it helps that the hypotheses were tested with a smallest effect size of interest-approach.</w:t>
+      </w:r>
+      <w:r>
+        <w:t xml:space="preserve"> </w:t>
+      </w:r>
+      <w:r>
+        <w:t xml:space="preserve">To this end, I adopted the interval testing approach as proposed by</w:t>
+      </w:r>
+      <w:r>
+        <w:t xml:space="preserve"> </w:t>
+      </w:r>
+      <w:r>
+        <w:t xml:space="preserve">Dienes (2014)</w:t>
       </w:r>
       <w:r>
         <w:t xml:space="preserve">.</w:t>
@@ -3005,81 +3313,13 @@
         <w:t xml:space="preserve"> </w:t>
       </w:r>
       <w:r>
-        <w:t xml:space="preserve">It contains</w:t>
-      </w:r>
-      <w:r>
-        <w:t xml:space="preserve"> </w:t>
-      </w:r>
-      <w:r>
-        <w:rPr>
-          <w:bCs/>
-          <w:b/>
-        </w:rPr>
-        <w:t xml:space="preserve">32</w:t>
-      </w:r>
-      <w:r>
-        <w:t xml:space="preserve"> </w:t>
-      </w:r>
-      <w:r>
-        <w:t xml:space="preserve">waves.</w:t>
-      </w:r>
-      <w:r>
-        <w:t xml:space="preserve"> </w:t>
-      </w:r>
-      <w:r>
-        <w:t xml:space="preserve">Between March 2020 and July 2020, the intervals were weekly, and afterward the intervals were monthly.</w:t>
-      </w:r>
-      <w:r>
-        <w:t xml:space="preserve"> </w:t>
-      </w:r>
-      <w:r>
-        <w:t xml:space="preserve">Each wave consists of at least 1,500 respondents.</w:t>
-      </w:r>
-      <w:r>
-        <w:t xml:space="preserve"> </w:t>
-      </w:r>
-      <w:r>
-        <w:t xml:space="preserve">The overall sample size was</w:t>
-      </w:r>
-      <w:r>
-        <w:t xml:space="preserve"> </w:t>
-      </w:r>
-      <w:r>
-        <w:rPr>
-          <w:iCs/>
-          <w:i/>
-        </w:rPr>
-        <w:t xml:space="preserve">N</w:t>
-      </w:r>
-      <w:r>
-        <w:t xml:space="preserve"> </w:t>
-      </w:r>
-      <w:r>
-        <w:t xml:space="preserve">= 3,485, and 111,520 observations were collected.</w:t>
-      </w:r>
-      <w:r>
-        <w:t xml:space="preserve"> </w:t>
-      </w:r>
-      <w:r>
-        <w:t xml:space="preserve">Panel mortality was compensated through a continuous acquisition of new participants.</w:t>
-      </w:r>
-      <w:r>
-        <w:t xml:space="preserve"> </w:t>
-      </w:r>
-      <w:r>
-        <w:t xml:space="preserve">All respondents needed to have access to the internet (via computer or mobile devices such as smartphones or tablets).</w:t>
-      </w:r>
-      <w:r>
-        <w:t xml:space="preserve"> </w:t>
-      </w:r>
-      <w:r>
-        <w:t xml:space="preserve">They were sampled from a pre-existing online access panel provided by the company Marketagent, Austria.</w:t>
-      </w:r>
-      <w:r>
-        <w:t xml:space="preserve"> </w:t>
-      </w:r>
-      <w:r>
-        <w:t xml:space="preserve">Respondents were asked and incentivized with 180 credit points to participate in each wave of the panel.</w:t>
+        <w:t xml:space="preserve">On the basis of the SESOI, I then defined a null region.</w:t>
+      </w:r>
+      <w:r>
+        <w:t xml:space="preserve"> </w:t>
+      </w:r>
+      <w:r>
+        <w:t xml:space="preserve">In what follows, I explain how I determined the SESOI and the null region.</w:t>
       </w:r>
     </w:p>
     <w:p>
@@ -3087,41 +3327,272 @@
         <w:pStyle w:val="Textkrper"/>
       </w:pPr>
       <w:r>
-        <w:t xml:space="preserve">Achieved via quota sampling, the sample matched the Austrian population in terms of age, gender, region/state, municipality size, and educational level.</w:t>
-      </w:r>
-      <w:r>
-        <w:t xml:space="preserve"> </w:t>
-      </w:r>
-      <w:r>
-        <w:t xml:space="preserve">In order to participate in the study, the respondents needed to be Austrian residents and had to be at least 14 years of age.</w:t>
-      </w:r>
-      <w:r>
-        <w:t xml:space="preserve"> </w:t>
-      </w:r>
-      <w:r>
-        <w:t xml:space="preserve">Ethical review and approval was not required for the study in accordance with the local legislation and institutional requirements.</w:t>
-      </w:r>
-      <w:r>
-        <w:t xml:space="preserve"> </w:t>
-      </w:r>
-      <w:r>
-        <w:t xml:space="preserve">The participants provided their written informed consent to participate in this study.</w:t>
-      </w:r>
-      <w:r>
-        <w:t xml:space="preserve"> </w:t>
-      </w:r>
-      <w:r>
-        <w:t xml:space="preserve">The average age was 41 years, 49 percent were male, 14 percent had a University degree, and 5 percent were currently unemployed.</w:t>
-      </w:r>
-    </w:p>
-    <w:bookmarkEnd w:id="32"/>
-    <w:bookmarkStart w:id="34" w:name="inference-criteria"/>
+        <w:t xml:space="preserve">In this study, life satisfaction was measured on an 11-point scale.</w:t>
+      </w:r>
+      <w:r>
+        <w:t xml:space="preserve"> </w:t>
+      </w:r>
+      <w:r>
+        <w:t xml:space="preserve">If people can reliably differentiate 7 levels as mentioned above, this corresponds to 11 / 7 = 1.57 unit change on an 11-point scale.</w:t>
+      </w:r>
+      <w:r>
+        <w:t xml:space="preserve"> </w:t>
+      </w:r>
+      <w:r>
+        <w:t xml:space="preserve">Hence, a four-point change in media use (e.g., a complete stop) should result in a 1.57-point change in life satisfaction.</w:t>
+      </w:r>
+      <w:r>
+        <w:t xml:space="preserve"> </w:t>
+      </w:r>
+      <w:r>
+        <w:t xml:space="preserve">In a statistical regression analysis,</w:t>
+      </w:r>
+      <w:r>
+        <w:t xml:space="preserve"> </w:t>
+      </w:r>
+      <w:r>
+        <w:rPr>
+          <w:iCs/>
+          <w:i/>
+        </w:rPr>
+        <w:t xml:space="preserve">b</w:t>
+      </w:r>
+      <w:r>
+        <w:t xml:space="preserve"> </w:t>
+      </w:r>
+      <w:r>
+        <w:t xml:space="preserve">estimates the change in the dependent variable if the independent variable increases by one point.</w:t>
+      </w:r>
+      <w:r>
+        <w:t xml:space="preserve"> </w:t>
+      </w:r>
+      <w:r>
+        <w:t xml:space="preserve">We would therefore expect a SESOI of</w:t>
+      </w:r>
+      <w:r>
+        <w:t xml:space="preserve"> </w:t>
+      </w:r>
+      <w:r>
+        <w:rPr>
+          <w:iCs/>
+          <w:i/>
+        </w:rPr>
+        <w:t xml:space="preserve">b</w:t>
+      </w:r>
+      <w:r>
+        <w:t xml:space="preserve"> </w:t>
+      </w:r>
+      <w:r>
+        <w:t xml:space="preserve">= 1.57 / 4 = 0.39.</w:t>
+      </w:r>
+      <w:r>
+        <w:t xml:space="preserve"> </w:t>
+      </w:r>
+      <w:r>
+        <w:t xml:space="preserve">For affect, which was measured on a 5-point scale, our SESOI would be</w:t>
+      </w:r>
+      <w:r>
+        <w:t xml:space="preserve"> </w:t>
+      </w:r>
+      <w:r>
+        <w:rPr>
+          <w:iCs/>
+          <w:i/>
+        </w:rPr>
+        <w:t xml:space="preserve">b</w:t>
+      </w:r>
+      <w:r>
+        <w:t xml:space="preserve"> </w:t>
+      </w:r>
+      <w:r>
+        <w:t xml:space="preserve">= 0.71 / 4 = 0.18.</w:t>
+      </w:r>
+      <w:r>
+        <w:t xml:space="preserve"> </w:t>
+      </w:r>
+      <w:r>
+        <w:t xml:space="preserve">Because we’re agnostic as to whether the effects are positive or negative, the null region includes negative and positive effects.</w:t>
+      </w:r>
+      <w:r>
+        <w:t xml:space="preserve"> </w:t>
+      </w:r>
+      <w:r>
+        <w:t xml:space="preserve">Finally, in order not to exaggerate precision and to be less conservative, these numbers are reduced to nearby thresholds.</w:t>
+      </w:r>
+      <w:r>
+        <w:rPr>
+          <w:rStyle w:val="Funotenzeichen"/>
+        </w:rPr>
+        <w:footnoteReference w:id="34"/>
+      </w:r>
+      <w:r>
+        <w:t xml:space="preserve"> </w:t>
+      </w:r>
+      <w:r>
+        <w:t xml:space="preserve">Together, this leads to a null region ranging from</w:t>
+      </w:r>
+      <w:r>
+        <w:t xml:space="preserve"> </w:t>
+      </w:r>
+      <w:r>
+        <w:rPr>
+          <w:iCs/>
+          <w:i/>
+        </w:rPr>
+        <w:t xml:space="preserve">b</w:t>
+      </w:r>
+      <w:r>
+        <w:t xml:space="preserve"> </w:t>
+      </w:r>
+      <w:r>
+        <w:t xml:space="preserve">= -.30 to</w:t>
+      </w:r>
+      <w:r>
+        <w:t xml:space="preserve"> </w:t>
+      </w:r>
+      <w:r>
+        <w:rPr>
+          <w:iCs/>
+          <w:i/>
+        </w:rPr>
+        <w:t xml:space="preserve">b</w:t>
+      </w:r>
+      <w:r>
+        <w:t xml:space="preserve"> </w:t>
+      </w:r>
+      <w:r>
+        <w:t xml:space="preserve">= .30 for life satisfaction, and</w:t>
+      </w:r>
+      <w:r>
+        <w:t xml:space="preserve"> </w:t>
+      </w:r>
+      <w:r>
+        <w:rPr>
+          <w:iCs/>
+          <w:i/>
+        </w:rPr>
+        <w:t xml:space="preserve">b</w:t>
+      </w:r>
+      <w:r>
+        <w:t xml:space="preserve"> </w:t>
+      </w:r>
+      <w:r>
+        <w:t xml:space="preserve">= -.15 to</w:t>
+      </w:r>
+      <w:r>
+        <w:t xml:space="preserve"> </w:t>
+      </w:r>
+      <w:r>
+        <w:rPr>
+          <w:iCs/>
+          <w:i/>
+        </w:rPr>
+        <w:t xml:space="preserve">b</w:t>
+      </w:r>
+      <w:r>
+        <w:t xml:space="preserve"> </w:t>
+      </w:r>
+      <w:r>
+        <w:t xml:space="preserve">= .15 for positive and negative affect.</w:t>
+      </w:r>
+    </w:p>
+    <w:p>
+      <w:pPr>
+        <w:pStyle w:val="Textkrper"/>
+      </w:pPr>
+      <w:r>
+        <w:t xml:space="preserve">Let’s briefly illustrate what this means in practice.</w:t>
+      </w:r>
+      <w:r>
+        <w:t xml:space="preserve"> </w:t>
+      </w:r>
+      <w:r>
+        <w:t xml:space="preserve">If the 95% confidence interval falls completely within the null-region (e.g.,</w:t>
+      </w:r>
+      <w:r>
+        <w:t xml:space="preserve"> </w:t>
+      </w:r>
+      <w:r>
+        <w:rPr>
+          <w:iCs/>
+          <w:i/>
+        </w:rPr>
+        <w:t xml:space="preserve">b</w:t>
+      </w:r>
+      <w:r>
+        <w:t xml:space="preserve"> </w:t>
+      </w:r>
+      <w:r>
+        <w:t xml:space="preserve">= .20, [95% CI: .15, .25]), the hypothesis that the effect is trivial is supported.</w:t>
+      </w:r>
+      <w:r>
+        <w:t xml:space="preserve"> </w:t>
+      </w:r>
+      <w:r>
+        <w:t xml:space="preserve">If the confidence interval and the null region overlap (e.g.,</w:t>
+      </w:r>
+      <w:r>
+        <w:t xml:space="preserve"> </w:t>
+      </w:r>
+      <w:r>
+        <w:rPr>
+          <w:iCs/>
+          <w:i/>
+        </w:rPr>
+        <w:t xml:space="preserve">b</w:t>
+      </w:r>
+      <w:r>
+        <w:t xml:space="preserve"> </w:t>
+      </w:r>
+      <w:r>
+        <w:t xml:space="preserve">= .30, [95% CI: .25, .35]), the hypothesis is not supported and the results are considered inconclusive, while a meaningful negative effect is rejected.</w:t>
+      </w:r>
+      <w:r>
+        <w:t xml:space="preserve"> </w:t>
+      </w:r>
+      <w:r>
+        <w:t xml:space="preserve">If the confidence interval falls completely outside of the null-region (e.g.,</w:t>
+      </w:r>
+      <w:r>
+        <w:t xml:space="preserve"> </w:t>
+      </w:r>
+      <w:r>
+        <w:rPr>
+          <w:iCs/>
+          <w:i/>
+        </w:rPr>
+        <w:t xml:space="preserve">b</w:t>
+      </w:r>
+      <w:r>
+        <w:t xml:space="preserve"> </w:t>
+      </w:r>
+      <w:r>
+        <w:t xml:space="preserve">= .40, [95% CI: .35, .45]), the hypothesis is rejected and the existence of a meaningful positive effect is supported.</w:t>
+      </w:r>
+      <w:r>
+        <w:t xml:space="preserve"> </w:t>
+      </w:r>
+      <w:r>
+        <w:t xml:space="preserve">For an illustration, see Figure</w:t>
+      </w:r>
+      <w:r>
+        <w:t xml:space="preserve"> </w:t>
+      </w:r>
+      <w:r>
+        <w:t xml:space="preserve">1</w:t>
+      </w:r>
+      <w:r>
+        <w:t xml:space="preserve">).</w:t>
+      </w:r>
+    </w:p>
+    <w:bookmarkEnd w:id="35"/>
+    <w:bookmarkStart w:id="36" w:name="data-analysis"/>
     <w:p>
       <w:pPr>
         <w:pStyle w:val="berschrift2"/>
       </w:pPr>
       <w:r>
-        <w:t xml:space="preserve">Inference Criteria</w:t>
+        <w:t xml:space="preserve">Data Analysis</w:t>
       </w:r>
     </w:p>
     <w:p>
@@ -3129,47 +3600,10 @@
         <w:pStyle w:val="FirstParagraph"/>
       </w:pPr>
       <w:r>
-        <w:t xml:space="preserve">Because the data were analyzed post-hoc, no a-priori sample size planning on the basis of power analyses was conducted.</w:t>
-      </w:r>
-      <w:r>
-        <w:t xml:space="preserve"> </w:t>
-      </w:r>
-      <w:r>
-        <w:t xml:space="preserve">The sample is large, and it is hence well-equipped to reliably detect also small effects.</w:t>
-      </w:r>
-      <w:r>
-        <w:t xml:space="preserve"> </w:t>
-      </w:r>
-      <w:r>
-        <w:t xml:space="preserve"> </w:t>
-      </w:r>
-      <w:r>
-        <w:t xml:space="preserve">In addition, because such large samples easily generate significant</w:t>
-      </w:r>
-      <w:r>
-        <w:t xml:space="preserve"> </w:t>
-      </w:r>
-      <w:r>
-        <w:rPr>
-          <w:iCs/>
-          <w:i/>
-        </w:rPr>
-        <w:t xml:space="preserve">p</w:t>
-      </w:r>
-      <w:r>
-        <w:t xml:space="preserve">-values even for very small effects, it helps that the hypotheses were tested with a smallest effect size of interest-approach.</w:t>
-      </w:r>
-      <w:r>
-        <w:t xml:space="preserve"> </w:t>
-      </w:r>
-      <w:r>
-        <w:t xml:space="preserve">To this end, I adopted the interval testing approach as proposed by</w:t>
-      </w:r>
-      <w:r>
-        <w:t xml:space="preserve"> </w:t>
-      </w:r>
-      <w:r>
-        <w:t xml:space="preserve">Dienes (2014)</w:t>
+        <w:t xml:space="preserve">The hypothesis was analyzed using mixed effects models, namely random effect within-between models (REWB)</w:t>
+      </w:r>
+      <w:r>
+        <w:t xml:space="preserve">(Bell et al., 2019)</w:t>
       </w:r>
       <w:r>
         <w:t xml:space="preserve">.</w:t>
@@ -3178,13 +3612,49 @@
         <w:t xml:space="preserve"> </w:t>
       </w:r>
       <w:r>
-        <w:t xml:space="preserve">On the basis of the SESOI, I then defined a null region.</w:t>
-      </w:r>
-      <w:r>
-        <w:t xml:space="preserve"> </w:t>
-      </w:r>
-      <w:r>
-        <w:t xml:space="preserve">In what follows, I explain how I determined the SESOI and the null region.</w:t>
+        <w:t xml:space="preserve">Three models were run, one for each dependent variable.</w:t>
+      </w:r>
+      <w:r>
+        <w:t xml:space="preserve"> </w:t>
+      </w:r>
+      <w:r>
+        <w:t xml:space="preserve">The data were hierarchical, and responses were separately nested in participants and waves (i.e., participants and waves were implemented as random effects).</w:t>
+      </w:r>
+      <w:r>
+        <w:t xml:space="preserve"> </w:t>
+      </w:r>
+      <w:r>
+        <w:t xml:space="preserve">Nesting in participants allowed to separate between-person relations from within-person effects.</w:t>
+      </w:r>
+      <w:r>
+        <w:t xml:space="preserve"> </w:t>
+      </w:r>
+      <w:r>
+        <w:t xml:space="preserve">Nesting in waves allowed to control for general exogenous developments, such as general decreases in well-being in the population, for example due to lockdown measures.</w:t>
+      </w:r>
+      <w:r>
+        <w:t xml:space="preserve"> </w:t>
+      </w:r>
+      <w:r>
+        <w:t xml:space="preserve">Thus, there was no need additionally to control for specific phases or measures of the lockdown.</w:t>
+      </w:r>
+      <w:r>
+        <w:t xml:space="preserve"> </w:t>
+      </w:r>
+      <w:r>
+        <w:t xml:space="preserve">Predictors were modeled as fixed effects.</w:t>
+      </w:r>
+      <w:r>
+        <w:t xml:space="preserve"> </w:t>
+      </w:r>
+      <w:r>
+        <w:t xml:space="preserve">They included social media communication types and channels, separated into within and between-person factors, as well as stable and varying covariates.</w:t>
+      </w:r>
+      <w:r>
+        <w:t xml:space="preserve"> </w:t>
+      </w:r>
+      <w:r>
+        <w:t xml:space="preserve">All predictors were included simultaneously and in each of the three models.</w:t>
       </w:r>
     </w:p>
     <w:p>
@@ -3192,283 +3662,25 @@
         <w:pStyle w:val="Textkrper"/>
       </w:pPr>
       <w:r>
-        <w:t xml:space="preserve">In this study, life satisfaction was measured on an 11-point scale.</w:t>
-      </w:r>
-      <w:r>
-        <w:t xml:space="preserve"> </w:t>
-      </w:r>
-      <w:r>
-        <w:t xml:space="preserve">If people can reliably differentiate 7 levels as mentioned above, this corresponds to 11 / 7 = 1.57 unit change on an 11-point scale.</w:t>
-      </w:r>
-      <w:r>
-        <w:t xml:space="preserve"> </w:t>
-      </w:r>
-      <w:r>
-        <w:t xml:space="preserve">Hence, a four-point change in media use (e.g., a complete stop) should result in a 1.57-point change in life satisfaction.</w:t>
-      </w:r>
-      <w:r>
-        <w:t xml:space="preserve"> </w:t>
-      </w:r>
-      <w:r>
-        <w:t xml:space="preserve">In a statistical regression analysis,</w:t>
-      </w:r>
-      <w:r>
-        <w:t xml:space="preserve"> </w:t>
-      </w:r>
-      <w:r>
-        <w:rPr>
-          <w:iCs/>
-          <w:i/>
-        </w:rPr>
-        <w:t xml:space="preserve">b</w:t>
-      </w:r>
-      <w:r>
-        <w:t xml:space="preserve"> </w:t>
-      </w:r>
-      <w:r>
-        <w:t xml:space="preserve">estimates the change in the dependent variable if the independent variable increases by one point.</w:t>
-      </w:r>
-      <w:r>
-        <w:t xml:space="preserve"> </w:t>
-      </w:r>
-      <w:r>
-        <w:t xml:space="preserve">We would therefore expect a SESOI of</w:t>
-      </w:r>
-      <w:r>
-        <w:t xml:space="preserve"> </w:t>
-      </w:r>
-      <w:r>
-        <w:rPr>
-          <w:iCs/>
-          <w:i/>
-        </w:rPr>
-        <w:t xml:space="preserve">b</w:t>
-      </w:r>
-      <w:r>
-        <w:t xml:space="preserve"> </w:t>
-      </w:r>
-      <w:r>
-        <w:t xml:space="preserve">= 1.57 / 4 = 0.39.</w:t>
-      </w:r>
-      <w:r>
-        <w:t xml:space="preserve"> </w:t>
-      </w:r>
-      <w:r>
-        <w:t xml:space="preserve">For affect, which was measured on a 5-point scale, our SESOI would be</w:t>
-      </w:r>
-      <w:r>
-        <w:t xml:space="preserve"> </w:t>
-      </w:r>
-      <w:r>
-        <w:rPr>
-          <w:iCs/>
-          <w:i/>
-        </w:rPr>
-        <w:t xml:space="preserve">b</w:t>
-      </w:r>
-      <w:r>
-        <w:t xml:space="preserve"> </w:t>
-      </w:r>
-      <w:r>
-        <w:t xml:space="preserve">= 0.71 / 4 = 0.18.</w:t>
-      </w:r>
-      <w:r>
-        <w:t xml:space="preserve"> </w:t>
-      </w:r>
-      <w:r>
-        <w:t xml:space="preserve">Because we’re agnostic as to whether the effects are positive or negative, the null region includes negative and positive effects.</w:t>
-      </w:r>
-      <w:r>
-        <w:t xml:space="preserve"> </w:t>
-      </w:r>
-      <w:r>
-        <w:t xml:space="preserve">Finally, in order not to exaggerate precision and to be less conservative, these numbers are reduced to nearby thresholds.</w:t>
-      </w:r>
-      <w:r>
-        <w:rPr>
-          <w:rStyle w:val="Funotenzeichen"/>
-        </w:rPr>
-        <w:footnoteReference w:id="33"/>
-      </w:r>
-      <w:r>
-        <w:t xml:space="preserve"> </w:t>
-      </w:r>
-      <w:r>
-        <w:t xml:space="preserve">Together, this leads to a null region ranging from</w:t>
-      </w:r>
-      <w:r>
-        <w:t xml:space="preserve"> </w:t>
-      </w:r>
-      <w:r>
-        <w:rPr>
-          <w:iCs/>
-          <w:i/>
-        </w:rPr>
-        <w:t xml:space="preserve">b</w:t>
-      </w:r>
-      <w:r>
-        <w:t xml:space="preserve"> </w:t>
-      </w:r>
-      <w:r>
-        <w:t xml:space="preserve">= -.30 to</w:t>
-      </w:r>
-      <w:r>
-        <w:t xml:space="preserve"> </w:t>
-      </w:r>
-      <w:r>
-        <w:rPr>
-          <w:iCs/>
-          <w:i/>
-        </w:rPr>
-        <w:t xml:space="preserve">b</w:t>
-      </w:r>
-      <w:r>
-        <w:t xml:space="preserve"> </w:t>
-      </w:r>
-      <w:r>
-        <w:t xml:space="preserve">= .30 for life satisfaction, and</w:t>
-      </w:r>
-      <w:r>
-        <w:t xml:space="preserve"> </w:t>
-      </w:r>
-      <w:r>
-        <w:rPr>
-          <w:iCs/>
-          <w:i/>
-        </w:rPr>
-        <w:t xml:space="preserve">b</w:t>
-      </w:r>
-      <w:r>
-        <w:t xml:space="preserve"> </w:t>
-      </w:r>
-      <w:r>
-        <w:t xml:space="preserve">= -.15 to</w:t>
-      </w:r>
-      <w:r>
-        <w:t xml:space="preserve"> </w:t>
-      </w:r>
-      <w:r>
-        <w:rPr>
-          <w:iCs/>
-          <w:i/>
-        </w:rPr>
-        <w:t xml:space="preserve">b</w:t>
-      </w:r>
-      <w:r>
-        <w:t xml:space="preserve"> </w:t>
-      </w:r>
-      <w:r>
-        <w:t xml:space="preserve">= .15 for positive and negative affect.</w:t>
-      </w:r>
-    </w:p>
-    <w:p>
-      <w:pPr>
-        <w:pStyle w:val="Textkrper"/>
-      </w:pPr>
-      <w:r>
-        <w:t xml:space="preserve">Let’s briefly illustrate what this means in practice.</w:t>
-      </w:r>
-      <w:r>
-        <w:t xml:space="preserve"> </w:t>
-      </w:r>
-      <w:r>
-        <w:t xml:space="preserve">If the 95% confidence interval falls completely within the null-region (e.g.,</w:t>
-      </w:r>
-      <w:r>
-        <w:t xml:space="preserve"> </w:t>
-      </w:r>
-      <w:r>
-        <w:rPr>
-          <w:iCs/>
-          <w:i/>
-        </w:rPr>
-        <w:t xml:space="preserve">b</w:t>
-      </w:r>
-      <w:r>
-        <w:t xml:space="preserve"> </w:t>
-      </w:r>
-      <w:r>
-        <w:t xml:space="preserve">= .20, [95% CI: .15, .25]), the hypothesis that the effect is trivial is supported.</w:t>
-      </w:r>
-      <w:r>
-        <w:t xml:space="preserve"> </w:t>
-      </w:r>
-      <w:r>
-        <w:t xml:space="preserve">If the confidence interval and the null region overlap (e.g.,</w:t>
-      </w:r>
-      <w:r>
-        <w:t xml:space="preserve"> </w:t>
-      </w:r>
-      <w:r>
-        <w:rPr>
-          <w:iCs/>
-          <w:i/>
-        </w:rPr>
-        <w:t xml:space="preserve">b</w:t>
-      </w:r>
-      <w:r>
-        <w:t xml:space="preserve"> </w:t>
-      </w:r>
-      <w:r>
-        <w:t xml:space="preserve">= .30, [95% CI: .25, .35]), the hypothesis is not supported and the results are considered inconclusive, while a meaningful negative effect is rejected.</w:t>
-      </w:r>
-      <w:r>
-        <w:t xml:space="preserve"> </w:t>
-      </w:r>
-      <w:r>
-        <w:t xml:space="preserve">If the confidence interval falls completely outside of the null-region (e.g.,</w:t>
-      </w:r>
-      <w:r>
-        <w:t xml:space="preserve"> </w:t>
-      </w:r>
-      <w:r>
-        <w:rPr>
-          <w:iCs/>
-          <w:i/>
-        </w:rPr>
-        <w:t xml:space="preserve">b</w:t>
-      </w:r>
-      <w:r>
-        <w:t xml:space="preserve"> </w:t>
-      </w:r>
-      <w:r>
-        <w:t xml:space="preserve">= .40, [95% CI: .35, .45]), the hypothesis is rejected and the existence of a meaningful positive effect is supported.</w:t>
-      </w:r>
-      <w:r>
-        <w:t xml:space="preserve"> </w:t>
-      </w:r>
-      <w:r>
-        <w:t xml:space="preserve">For an illustration, see Figure</w:t>
-      </w:r>
-      <w:r>
-        <w:t xml:space="preserve"> </w:t>
-      </w:r>
-      <w:r>
-        <w:t xml:space="preserve">1</w:t>
-      </w:r>
-      <w:r>
-        <w:t xml:space="preserve">).</w:t>
-      </w:r>
-    </w:p>
-    <w:bookmarkEnd w:id="34"/>
-    <w:bookmarkStart w:id="35" w:name="data-analysis"/>
-    <w:p>
-      <w:pPr>
-        <w:pStyle w:val="berschrift2"/>
-      </w:pPr>
-      <w:r>
-        <w:t xml:space="preserve">Data Analysis</w:t>
-      </w:r>
-    </w:p>
-    <w:p>
-      <w:pPr>
-        <w:pStyle w:val="FirstParagraph"/>
-      </w:pPr>
-      <w:r>
-        <w:t xml:space="preserve">The hypothesis was analyzed using mixed effects models, namely random effect within-between models (REWB)</w:t>
-      </w:r>
-      <w:r>
-        <w:t xml:space="preserve">(Bell et al., 2019)</w:t>
+        <w:t xml:space="preserve">The factorial validity of the scales were tested with confirmatory factor analyses (CFA).</w:t>
+      </w:r>
+      <w:r>
+        <w:t xml:space="preserve"> </w:t>
+      </w:r>
+      <w:r>
+        <w:t xml:space="preserve">Because Mardia’s test showed that the assumption of multivariate normality was violated, I used the more robust Satorra-Bentler scaled and mean-adjusted test statistic (MLM) as estimator.</w:t>
+      </w:r>
+      <w:r>
+        <w:t xml:space="preserve"> </w:t>
+      </w:r>
+      <w:r>
+        <w:t xml:space="preserve">To avoid over-fitting, I tested the scales on more liberal fit criteria (CFI &gt; .90, TLI &gt; .90, RMSEA &lt;. .10, SRMR &lt; .10)</w:t>
+      </w:r>
+      <w:r>
+        <w:t xml:space="preserve"> </w:t>
+      </w:r>
+      <w:r>
+        <w:t xml:space="preserve">(Kline, 2016)</w:t>
       </w:r>
       <w:r>
         <w:t xml:space="preserve">.</w:t>
@@ -3477,83 +3689,6 @@
         <w:t xml:space="preserve"> </w:t>
       </w:r>
       <w:r>
-        <w:t xml:space="preserve">Three models were run, one for each dependent variable.</w:t>
-      </w:r>
-      <w:r>
-        <w:t xml:space="preserve"> </w:t>
-      </w:r>
-      <w:r>
-        <w:t xml:space="preserve">The data were hierarchical, and responses were separately nested in participants and waves (i.e., participants and waves were implemented as random effects).</w:t>
-      </w:r>
-      <w:r>
-        <w:t xml:space="preserve"> </w:t>
-      </w:r>
-      <w:r>
-        <w:t xml:space="preserve">Nesting in participants allowed to separate between-person relations from within-person effects.</w:t>
-      </w:r>
-      <w:r>
-        <w:t xml:space="preserve"> </w:t>
-      </w:r>
-      <w:r>
-        <w:t xml:space="preserve">Nesting in waves allowed to control for general exogenous developments, such as general decreases in well-being in the population, for example due to lockdown measures.</w:t>
-      </w:r>
-      <w:r>
-        <w:t xml:space="preserve"> </w:t>
-      </w:r>
-      <w:r>
-        <w:t xml:space="preserve">Thus, there was no need additionally to control for specific phases or measures of the lockdown.</w:t>
-      </w:r>
-      <w:r>
-        <w:t xml:space="preserve"> </w:t>
-      </w:r>
-      <w:r>
-        <w:t xml:space="preserve">Predictors were modeled as fixed effects.</w:t>
-      </w:r>
-      <w:r>
-        <w:t xml:space="preserve"> </w:t>
-      </w:r>
-      <w:r>
-        <w:t xml:space="preserve">They included social media communication types and channels, separated into within and between-person factors, as well as stable and varying covariates.</w:t>
-      </w:r>
-      <w:r>
-        <w:t xml:space="preserve"> </w:t>
-      </w:r>
-      <w:r>
-        <w:t xml:space="preserve">All predictors were included simultaneously and in each of the three models.</w:t>
-      </w:r>
-    </w:p>
-    <w:p>
-      <w:pPr>
-        <w:pStyle w:val="Textkrper"/>
-      </w:pPr>
-      <w:r>
-        <w:t xml:space="preserve">The factorial validity of the scales were tested with confirmatory factor analyses (CFA).</w:t>
-      </w:r>
-      <w:r>
-        <w:t xml:space="preserve"> </w:t>
-      </w:r>
-      <w:r>
-        <w:t xml:space="preserve">Because Mardia’s test showed that the assumption of multivariate normality was violated, I used the more robust Satorra-Bentler scaled and mean-adjusted test statistic (MLM) as estimator.</w:t>
-      </w:r>
-      <w:r>
-        <w:t xml:space="preserve"> </w:t>
-      </w:r>
-      <w:r>
-        <w:t xml:space="preserve">To avoid over-fitting, I tested the scales on more liberal fit criteria (CFI &gt; .90, TLI &gt; .90, RMSEA &lt;. .10, SRMR &lt; .10)</w:t>
-      </w:r>
-      <w:r>
-        <w:t xml:space="preserve"> </w:t>
-      </w:r>
-      <w:r>
-        <w:t xml:space="preserve">(Kline, 2016)</w:t>
-      </w:r>
-      <w:r>
-        <w:t xml:space="preserve">.</w:t>
-      </w:r>
-      <w:r>
-        <w:t xml:space="preserve"> </w:t>
-      </w:r>
-      <w:r>
         <w:t xml:space="preserve"> </w:t>
       </w:r>
       <w:r>
@@ -3573,17 +3708,7 @@
           <w:bCs/>
           <w:b/>
         </w:rPr>
-        <w:t xml:space="preserve">Missing responses were imputed using multiple imputation with predictive mean matching (five iterations, five data-sets).</w:t>
-      </w:r>
-      <w:r>
-        <w:t xml:space="preserve"> </w:t>
-      </w:r>
-      <w:r>
-        <w:rPr>
-          <w:bCs/>
-          <w:b/>
-        </w:rPr>
-        <w:t xml:space="preserve">Predictive mean matching allowed to impute also categorical variables.</w:t>
+        <w:t xml:space="preserve">Missing responses were imputed using multiple imputation with predictive mean matching (five iterations, five data-sets), including categorical variables.</w:t>
       </w:r>
       <w:r>
         <w:t xml:space="preserve"> </w:t>
@@ -3638,8 +3763,8 @@
         <w:t xml:space="preserve">.</w:t>
       </w:r>
     </w:p>
-    <w:bookmarkEnd w:id="35"/>
-    <w:bookmarkStart w:id="39" w:name="measures"/>
+    <w:bookmarkEnd w:id="36"/>
+    <w:bookmarkStart w:id="40" w:name="measures"/>
     <w:p>
       <w:pPr>
         <w:pStyle w:val="berschrift2"/>
@@ -3691,7 +3816,7 @@
         <w:t xml:space="preserve">.</w:t>
       </w:r>
     </w:p>
-    <w:bookmarkStart w:id="36" w:name="well-being"/>
+    <w:bookmarkStart w:id="37" w:name="well-being"/>
     <w:p>
       <w:pPr>
         <w:pStyle w:val="berschrift3"/>
@@ -4039,8 +4164,8 @@
         <w:t xml:space="preserve">All three variables were measured on each wave.</w:t>
       </w:r>
     </w:p>
-    <w:bookmarkEnd w:id="36"/>
-    <w:bookmarkStart w:id="37" w:name="covid-19-related-social-media-use"/>
+    <w:bookmarkEnd w:id="37"/>
+    <w:bookmarkStart w:id="38" w:name="covid-19-related-social-media-use"/>
     <w:p>
       <w:pPr>
         <w:pStyle w:val="berschrift3"/>
@@ -4378,8 +4503,8 @@
         <w:t xml:space="preserve">Freshly recruited respondents always answered all questions on social media use.</w:t>
       </w:r>
     </w:p>
-    <w:bookmarkEnd w:id="37"/>
-    <w:bookmarkStart w:id="38" w:name="control-variables"/>
+    <w:bookmarkEnd w:id="38"/>
+    <w:bookmarkStart w:id="39" w:name="control-variables"/>
     <w:p>
       <w:pPr>
         <w:pStyle w:val="berschrift3"/>
@@ -4432,10 +4557,10 @@
         <w:t xml:space="preserve">Because it lead to too much attrition in the sample, I did not control for (a) household size, (b) work hours per week, (c) home office, (d) household income.</w:t>
       </w:r>
     </w:p>
-    <w:bookmarkEnd w:id="38"/>
     <w:bookmarkEnd w:id="39"/>
     <w:bookmarkEnd w:id="40"/>
-    <w:bookmarkStart w:id="47" w:name="results"/>
+    <w:bookmarkEnd w:id="41"/>
+    <w:bookmarkStart w:id="48" w:name="results"/>
     <w:p>
       <w:pPr>
         <w:pStyle w:val="berschrift1"/>
@@ -4479,7 +4604,7 @@
         <w:t xml:space="preserve">It could be that after an initial uptick, COVID-19 related social media use was already declining at the time, returning to more normal levels.</w:t>
       </w:r>
     </w:p>
-    <w:bookmarkStart w:id="41" w:name="preregistered-analyses"/>
+    <w:bookmarkStart w:id="42" w:name="preregistered-analyses"/>
     <w:p>
       <w:pPr>
         <w:pStyle w:val="berschrift2"/>
@@ -4518,7 +4643,7 @@
         <w:t xml:space="preserve"> </w:t>
       </w:r>
       <w:r>
-        <w:t xml:space="preserve">??</w:t>
+        <w:t xml:space="preserve">4</w:t>
       </w:r>
       <w:r>
         <w:t xml:space="preserve">).</w:t>
@@ -4624,6 +4749,132 @@
         </w:rPr>
         <w:t xml:space="preserve">= 0.03 [95% CI 0.01, 0.05]).</w:t>
       </w:r>
+      <w:r>
+        <w:t xml:space="preserve"> </w:t>
+      </w:r>
+      <w:r>
+        <w:rPr>
+          <w:bCs/>
+          <w:b/>
+        </w:rPr>
+        <w:t xml:space="preserve">There was a small and statistically non-significant trend that reading COVID-19 related content slightly increased life satisfaction (</w:t>
+      </w:r>
+      <w:r>
+        <w:rPr>
+          <w:iCs/>
+          <w:i/>
+          <w:bCs/>
+          <w:b/>
+        </w:rPr>
+        <w:t xml:space="preserve">b</w:t>
+      </w:r>
+      <w:r>
+        <w:rPr>
+          <w:bCs/>
+          <w:b/>
+        </w:rPr>
+        <w:t xml:space="preserve"> </w:t>
+      </w:r>
+      <w:r>
+        <w:rPr>
+          <w:bCs/>
+          <w:b/>
+        </w:rPr>
+        <w:t xml:space="preserve">= 0.04 [95% CI -0.01, 0.09],</w:t>
+      </w:r>
+      <w:r>
+        <w:rPr>
+          <w:bCs/>
+          <w:b/>
+        </w:rPr>
+        <w:t xml:space="preserve"> </w:t>
+      </w:r>
+      <w:r>
+        <w:rPr>
+          <w:iCs/>
+          <w:i/>
+          <w:bCs/>
+          <w:b/>
+        </w:rPr>
+        <w:t xml:space="preserve">p</w:t>
+      </w:r>
+      <w:r>
+        <w:rPr>
+          <w:bCs/>
+          <w:b/>
+        </w:rPr>
+        <w:t xml:space="preserve"> </w:t>
+      </w:r>
+      <w:r>
+        <w:rPr>
+          <w:bCs/>
+          <w:b/>
+        </w:rPr>
+        <w:t xml:space="preserve">= .078).</w:t>
+      </w:r>
+      <w:r>
+        <w:t xml:space="preserve"> </w:t>
+      </w:r>
+      <w:r>
+        <w:rPr>
+          <w:bCs/>
+          <w:b/>
+        </w:rPr>
+        <w:t xml:space="preserve">At the same time, there was also a small and statistically non-significant trend that reading COVID-19 related content decreased positive affect (</w:t>
+      </w:r>
+      <w:r>
+        <w:rPr>
+          <w:iCs/>
+          <w:i/>
+          <w:bCs/>
+          <w:b/>
+        </w:rPr>
+        <w:t xml:space="preserve">b</w:t>
+      </w:r>
+      <w:r>
+        <w:rPr>
+          <w:bCs/>
+          <w:b/>
+        </w:rPr>
+        <w:t xml:space="preserve"> </w:t>
+      </w:r>
+      <w:r>
+        <w:rPr>
+          <w:bCs/>
+          <w:b/>
+        </w:rPr>
+        <w:t xml:space="preserve">= -0.02 [95% CI -0.03, 0],</w:t>
+      </w:r>
+      <w:r>
+        <w:rPr>
+          <w:bCs/>
+          <w:b/>
+        </w:rPr>
+        <w:t xml:space="preserve"> </w:t>
+      </w:r>
+      <w:r>
+        <w:rPr>
+          <w:iCs/>
+          <w:i/>
+          <w:bCs/>
+          <w:b/>
+        </w:rPr>
+        <w:t xml:space="preserve">p</w:t>
+      </w:r>
+      <w:r>
+        <w:rPr>
+          <w:bCs/>
+          <w:b/>
+        </w:rPr>
+        <w:t xml:space="preserve"> </w:t>
+      </w:r>
+      <w:r>
+        <w:rPr>
+          <w:bCs/>
+          <w:b/>
+        </w:rPr>
+        <w:t xml:space="preserve">= .078).</w:t>
+      </w:r>
     </w:p>
     <w:p>
       <w:pPr>
@@ -4649,7 +4900,7 @@
         <w:t xml:space="preserve"> </w:t>
       </w:r>
       <w:r>
-        <w:t xml:space="preserve">??</w:t>
+        <w:t xml:space="preserve">3</w:t>
       </w:r>
       <w:r>
         <w:t xml:space="preserve">).</w:t>
@@ -4733,7 +4984,7 @@
           <w:bCs/>
           <w:b/>
         </w:rPr>
-        <w:t xml:space="preserve">levels of Negative affect than usual (</w:t>
+        <w:t xml:space="preserve">levels of negative affect than usual (</w:t>
       </w:r>
       <w:r>
         <w:rPr>
@@ -4796,7 +5047,7 @@
           <w:bCs/>
           <w:b/>
         </w:rPr>
-        <w:t xml:space="preserve">levels of Negative affect than usual (</w:t>
+        <w:t xml:space="preserve">levels of negative affect than usual (</w:t>
       </w:r>
       <w:r>
         <w:rPr>
@@ -4837,29 +5088,64 @@
         <w:pStyle w:val="Textkrper"/>
       </w:pPr>
       <w:r>
+        <w:rPr>
+          <w:bCs/>
+          <w:b/>
+        </w:rPr>
         <w:t xml:space="preserve">For an overview of all within-person effects, see Table</w:t>
       </w:r>
       <w:r>
-        <w:t xml:space="preserve"> </w:t>
-      </w:r>
-      <w:r>
+        <w:rPr>
+          <w:bCs/>
+          <w:b/>
+        </w:rPr>
+        <w:t xml:space="preserve"> </w:t>
+      </w:r>
+      <w:r>
+        <w:rPr>
+          <w:bCs/>
+          <w:b/>
+        </w:rPr>
         <w:t xml:space="preserve">2</w:t>
       </w:r>
       <w:r>
-        <w:t xml:space="preserve">) and Figure</w:t>
-      </w:r>
-      <w:r>
-        <w:t xml:space="preserve"> </w:t>
-      </w:r>
-      <w:r>
+        <w:rPr>
+          <w:bCs/>
+          <w:b/>
+        </w:rPr>
+        <w:t xml:space="preserve"> </w:t>
+      </w:r>
+      <w:r>
+        <w:rPr>
+          <w:bCs/>
+          <w:b/>
+        </w:rPr>
+        <w:t xml:space="preserve">and Figure</w:t>
+      </w:r>
+      <w:r>
+        <w:rPr>
+          <w:bCs/>
+          <w:b/>
+        </w:rPr>
+        <w:t xml:space="preserve"> </w:t>
+      </w:r>
+      <w:r>
+        <w:rPr>
+          <w:bCs/>
+          <w:b/>
+        </w:rPr>
         <w:t xml:space="preserve">3</w:t>
       </w:r>
       <w:r>
+        <w:rPr>
+          <w:bCs/>
+          <w:b/>
+        </w:rPr>
         <w:t xml:space="preserve">.</w:t>
       </w:r>
     </w:p>
-    <w:bookmarkEnd w:id="41"/>
-    <w:bookmarkStart w:id="46" w:name="exploratory-analyses"/>
+    <w:bookmarkEnd w:id="42"/>
+    <w:bookmarkStart w:id="47" w:name="exploratory-analyses"/>
     <w:p>
       <w:pPr>
         <w:pStyle w:val="berschrift2"/>
@@ -4876,7 +5162,7 @@
         <w:t xml:space="preserve">In what follows, I briefly report some exploratory analyses that weren’t preregistered.</w:t>
       </w:r>
     </w:p>
-    <w:bookmarkStart w:id="42" w:name="between-person-relations"/>
+    <w:bookmarkStart w:id="43" w:name="between-person-relations"/>
     <w:p>
       <w:pPr>
         <w:pStyle w:val="berschrift3"/>
@@ -4890,7 +5176,13 @@
         <w:pStyle w:val="FirstParagraph"/>
       </w:pPr>
       <w:r>
-        <w:t xml:space="preserve">Regarding between-person relations, about which no hypotheses were formulated, again no relation crossed or was completely outside of the SESOI.</w:t>
+        <w:t xml:space="preserve">For between-person relations, no a-priori hypotheses were formulated.</w:t>
+      </w:r>
+      <w:r>
+        <w:t xml:space="preserve"> </w:t>
+      </w:r>
+      <w:r>
+        <w:t xml:space="preserve">Results showed that no relation crossed or was completely outside of the SESOI.</w:t>
       </w:r>
       <w:r>
         <w:t xml:space="preserve"> </w:t>
@@ -4902,84 +5194,137 @@
         <w:t xml:space="preserve"> </w:t>
       </w:r>
       <w:r>
+        <w:rPr>
+          <w:bCs/>
+          <w:b/>
+        </w:rPr>
         <w:t xml:space="preserve">Respondents who across all waves used social media more frequently than others to read about COVID-19 related posts reported slightly lower levels of positive affect than others (</w:t>
       </w:r>
       <w:r>
         <w:rPr>
           <w:iCs/>
           <w:i/>
+          <w:bCs/>
+          <w:b/>
         </w:rPr>
         <w:t xml:space="preserve">b</w:t>
       </w:r>
       <w:r>
-        <w:t xml:space="preserve"> </w:t>
-      </w:r>
-      <w:r>
+        <w:rPr>
+          <w:bCs/>
+          <w:b/>
+        </w:rPr>
+        <w:t xml:space="preserve"> </w:t>
+      </w:r>
+      <w:r>
+        <w:rPr>
+          <w:bCs/>
+          <w:b/>
+        </w:rPr>
         <w:t xml:space="preserve">= -0.05 [95% CI -0.02, -0.08]).</w:t>
       </w:r>
       <w:r>
         <w:t xml:space="preserve"> </w:t>
       </w:r>
       <w:r>
-        <w:t xml:space="preserve">Respondents who across all waves used social media more frequently than others to write COVID-19 related posts reported higher levels of negative affect than others (</w:t>
-      </w:r>
-      <w:r>
-        <w:rPr>
-          <w:iCs/>
-          <w:i/>
+        <w:rPr>
+          <w:bCs/>
+          <w:b/>
+        </w:rPr>
+        <w:t xml:space="preserve">Respondents who across all waves used social media more frequently than others to write COVID-19 related posts reported slightly higher levels of negative affect than others (</w:t>
+      </w:r>
+      <w:r>
+        <w:rPr>
+          <w:iCs/>
+          <w:i/>
+          <w:bCs/>
+          <w:b/>
         </w:rPr>
         <w:t xml:space="preserve">b</w:t>
       </w:r>
       <w:r>
-        <w:t xml:space="preserve"> </w:t>
-      </w:r>
-      <w:r>
+        <w:rPr>
+          <w:bCs/>
+          <w:b/>
+        </w:rPr>
+        <w:t xml:space="preserve"> </w:t>
+      </w:r>
+      <w:r>
+        <w:rPr>
+          <w:bCs/>
+          <w:b/>
+        </w:rPr>
         <w:t xml:space="preserve">= 0.06 [95% CI 0.10, 0.03]).</w:t>
       </w:r>
       <w:r>
         <w:t xml:space="preserve"> </w:t>
       </w:r>
       <w:r>
-        <w:t xml:space="preserve">Interestingly, respondents who across all waves used social media more frequently than others to write COVID-19 related posts also reported higher levels of positive affect (</w:t>
-      </w:r>
-      <w:r>
-        <w:rPr>
-          <w:iCs/>
-          <w:i/>
+        <w:rPr>
+          <w:bCs/>
+          <w:b/>
+        </w:rPr>
+        <w:t xml:space="preserve">At the same time, respondents who across all waves used social media more frequently than others to write COVID-19 related posts also reported slightly higher levels of positive affect (</w:t>
+      </w:r>
+      <w:r>
+        <w:rPr>
+          <w:iCs/>
+          <w:i/>
+          <w:bCs/>
+          <w:b/>
         </w:rPr>
         <w:t xml:space="preserve">b</w:t>
       </w:r>
       <w:r>
-        <w:t xml:space="preserve"> </w:t>
-      </w:r>
-      <w:r>
+        <w:rPr>
+          <w:bCs/>
+          <w:b/>
+        </w:rPr>
+        <w:t xml:space="preserve"> </w:t>
+      </w:r>
+      <w:r>
+        <w:rPr>
+          <w:bCs/>
+          <w:b/>
+        </w:rPr>
         <w:t xml:space="preserve">= 0.06 [95% CI 0.11, 0.01]).</w:t>
       </w:r>
       <w:r>
         <w:t xml:space="preserve"> </w:t>
       </w:r>
       <w:r>
+        <w:rPr>
+          <w:bCs/>
+          <w:b/>
+        </w:rPr>
         <w:t xml:space="preserve">Finally, respondents who across all waves used YouTube more frequently than others also reported slightly higher levels of life satisfaction than others (</w:t>
       </w:r>
       <w:r>
         <w:rPr>
           <w:iCs/>
           <w:i/>
+          <w:bCs/>
+          <w:b/>
         </w:rPr>
         <w:t xml:space="preserve">b</w:t>
       </w:r>
       <w:r>
-        <w:t xml:space="preserve"> </w:t>
-      </w:r>
-      <w:r>
+        <w:rPr>
+          <w:bCs/>
+          <w:b/>
+        </w:rPr>
+        <w:t xml:space="preserve"> </w:t>
+      </w:r>
+      <w:r>
+        <w:rPr>
+          <w:bCs/>
+          <w:b/>
+        </w:rPr>
         <w:t xml:space="preserve">= 0.09 [95% CI 0.16, 0.02]).</w:t>
       </w:r>
       <w:r>
         <w:t xml:space="preserve"> </w:t>
       </w:r>
-      <w:r>
-        <w:t xml:space="preserve">However, note that the effect were still completely inside of the null region, hence not large enough to be considered practically relevant.</w:t>
-      </w:r>
     </w:p>
     <w:p>
       <w:pPr>
@@ -5004,16 +5349,7 @@
         <w:t xml:space="preserve"> </w:t>
       </w:r>
       <w:r>
-        <w:t xml:space="preserve">However, when controlling for potential confounders, the effect became virtually zero (see Figure</w:t>
-      </w:r>
-      <w:r>
-        <w:t xml:space="preserve"> </w:t>
-      </w:r>
-      <w:r>
-        <w:t xml:space="preserve">??</w:t>
-      </w:r>
-      <w:r>
-        <w:t xml:space="preserve">).</w:t>
+        <w:t xml:space="preserve">However, when controlling for potential confounders, the effect became virtually zero.</w:t>
       </w:r>
     </w:p>
     <w:p>
@@ -5027,14 +5363,14 @@
         <w:t xml:space="preserve"> </w:t>
       </w:r>
       <w:r>
-        <w:t xml:space="preserve">??</w:t>
+        <w:t xml:space="preserve">4</w:t>
       </w:r>
       <w:r>
         <w:t xml:space="preserve">.</w:t>
       </w:r>
     </w:p>
-    <w:bookmarkEnd w:id="42"/>
-    <w:bookmarkStart w:id="43" w:name="covariates"/>
+    <w:bookmarkEnd w:id="43"/>
+    <w:bookmarkStart w:id="44" w:name="covariates"/>
     <w:p>
       <w:pPr>
         <w:pStyle w:val="berschrift3"/>
@@ -5118,8 +5454,8 @@
         <w:t xml:space="preserve">.</w:t>
       </w:r>
     </w:p>
-    <w:bookmarkEnd w:id="43"/>
-    <w:bookmarkStart w:id="45" w:name="robustness-check"/>
+    <w:bookmarkEnd w:id="44"/>
+    <w:bookmarkStart w:id="46" w:name="robustness-check"/>
     <w:p>
       <w:pPr>
         <w:pStyle w:val="berschrift3"/>
@@ -5159,18 +5495,33 @@
         <w:t xml:space="preserve"> </w:t>
       </w:r>
       <w:r>
-        <w:t xml:space="preserve">= |.05|, again supporting that effects were tiny.</w:t>
-      </w:r>
-      <w:r>
-        <w:t xml:space="preserve"> </w:t>
-      </w:r>
-      <w:r>
-        <w:t xml:space="preserve">The additional analyses are reported in Figure 3 and Figure 4, and in the</w:t>
-      </w:r>
-      <w:r>
-        <w:t xml:space="preserve"> </w:t>
-      </w:r>
-      <w:hyperlink r:id="rId44">
+        <w:t xml:space="preserve">= |.05|, again supporting that effects were negligible.</w:t>
+      </w:r>
+      <w:r>
+        <w:t xml:space="preserve"> </w:t>
+      </w:r>
+      <w:r>
+        <w:t xml:space="preserve">The results of the standardized analyses are reported in Table</w:t>
+      </w:r>
+      <w:r>
+        <w:t xml:space="preserve"> </w:t>
+      </w:r>
+      <w:r>
+        <w:t xml:space="preserve">2</w:t>
+      </w:r>
+      <w:r>
+        <w:t xml:space="preserve">.</w:t>
+      </w:r>
+      <w:r>
+        <w:t xml:space="preserve"> </w:t>
+      </w:r>
+      <w:r>
+        <w:t xml:space="preserve">The additional analyses are reported on the</w:t>
+      </w:r>
+      <w:r>
+        <w:t xml:space="preserve"> </w:t>
+      </w:r>
+      <w:hyperlink r:id="rId45">
         <w:r>
           <w:rPr>
             <w:rStyle w:val="Hyperlink"/>
@@ -5182,10 +5533,10 @@
         <w:t xml:space="preserve">.</w:t>
       </w:r>
     </w:p>
-    <w:bookmarkEnd w:id="45"/>
     <w:bookmarkEnd w:id="46"/>
     <w:bookmarkEnd w:id="47"/>
-    <w:bookmarkStart w:id="50" w:name="discussion"/>
+    <w:bookmarkEnd w:id="48"/>
+    <w:bookmarkStart w:id="51" w:name="discussion"/>
     <w:p>
       <w:pPr>
         <w:pStyle w:val="berschrift1"/>
@@ -5217,7 +5568,23 @@
         <w:t xml:space="preserve"> </w:t>
       </w:r>
       <w:r>
-        <w:t xml:space="preserve">The results showed that within-person effects were trivial.</w:t>
+        <w:t xml:space="preserve">The results showed that some statistically significant negative within-person effects existed, but that they were</w:t>
+      </w:r>
+      <w:r>
+        <w:t xml:space="preserve"> </w:t>
+      </w:r>
+      <w:r>
+        <w:rPr>
+          <w:bCs/>
+          <w:b/>
+        </w:rPr>
+        <w:t xml:space="preserve">very small and likely</w:t>
+      </w:r>
+      <w:r>
+        <w:t xml:space="preserve"> </w:t>
+      </w:r>
+      <w:r>
+        <w:t xml:space="preserve">trivial.</w:t>
       </w:r>
       <w:r>
         <w:t xml:space="preserve"> </w:t>
@@ -5237,7 +5604,7 @@
         <w:t xml:space="preserve"> </w:t>
       </w:r>
       <w:r>
-        <w:t xml:space="preserve">Other factors among the third variables that were measured revealed larger effects or relations, suggesting that well-being is determined by alternative aspects such as health, satisfaction with democracy, locus of control, or exercising.</w:t>
+        <w:t xml:space="preserve">Other factors among the third variables that were measured revealed larger effects or relations, suggesting that well-being is rather determined by alternative aspects such as health, satisfaction with democracy, locus of control, or exercising.</w:t>
       </w:r>
       <w:r>
         <w:t xml:space="preserve"> </w:t>
@@ -5261,7 +5628,7 @@
         <w:t xml:space="preserve"> </w:t>
       </w:r>
       <w:r>
-        <w:t xml:space="preserve">or overusing social media during times of crises are not supported.</w:t>
+        <w:t xml:space="preserve">or overusing social media during times of crises is detrimental are not supported.</w:t>
       </w:r>
     </w:p>
     <w:p>
@@ -5269,6 +5636,307 @@
         <w:pStyle w:val="Textkrper"/>
       </w:pPr>
       <w:r>
+        <w:rPr>
+          <w:bCs/>
+          <w:b/>
+        </w:rPr>
+        <w:t xml:space="preserve">That said, several preliminary and subtle trends can be observed.</w:t>
+      </w:r>
+      <w:r>
+        <w:t xml:space="preserve"> </w:t>
+      </w:r>
+      <w:r>
+        <w:rPr>
+          <w:bCs/>
+          <w:b/>
+        </w:rPr>
+        <w:t xml:space="preserve">First, overall the results do suggest that effects of COVID-19 related social media use on well-being rather tend to take place in the negative as opposed to the positive spectrum.</w:t>
+      </w:r>
+      <w:r>
+        <w:t xml:space="preserve"> </w:t>
+      </w:r>
+      <w:r>
+        <w:rPr>
+          <w:bCs/>
+          <w:b/>
+        </w:rPr>
+        <w:t xml:space="preserve">For example, people who wrote more COVID-19 related posts than usual reported slightly lower levels of life satisfaction than usual.</w:t>
+      </w:r>
+      <w:r>
+        <w:t xml:space="preserve"> </w:t>
+      </w:r>
+      <w:r>
+        <w:rPr>
+          <w:bCs/>
+          <w:b/>
+        </w:rPr>
+        <w:t xml:space="preserve">Similarly, people who wrote more COVID-19 related posts than usual also reported slightly more negative affect.</w:t>
+      </w:r>
+      <w:r>
+        <w:t xml:space="preserve"> </w:t>
+      </w:r>
+      <w:r>
+        <w:rPr>
+          <w:bCs/>
+          <w:b/>
+        </w:rPr>
+        <w:t xml:space="preserve">When writing posts and comments on social media, people explicitly and more deeply engage with COVID-19 related content.</w:t>
+      </w:r>
+      <w:r>
+        <w:t xml:space="preserve"> </w:t>
+      </w:r>
+      <w:r>
+        <w:rPr>
+          <w:bCs/>
+          <w:b/>
+        </w:rPr>
+        <w:t xml:space="preserve">Unfortunately, in general online tonality is often more extreme, negative, or aggressive, which potentially affects their authors.</w:t>
+      </w:r>
+      <w:r>
+        <w:t xml:space="preserve"> </w:t>
+      </w:r>
+      <w:r>
+        <w:rPr>
+          <w:bCs/>
+          <w:b/>
+        </w:rPr>
+        <w:t xml:space="preserve">Note that I controlled for whether or not participants had a COVID-19 infection during a specific wave, which rules out the potential explanation that having an infection was the root cause of increased communication and reduced well-being.</w:t>
+      </w:r>
+    </w:p>
+    <w:p>
+      <w:pPr>
+        <w:pStyle w:val="Textkrper"/>
+      </w:pPr>
+      <w:r>
+        <w:rPr>
+          <w:bCs/>
+          <w:b/>
+        </w:rPr>
+        <w:t xml:space="preserve">The potential explanation that tonality might be a relevant factor at play here is also supported by the second trend.</w:t>
+      </w:r>
+      <w:r>
+        <w:t xml:space="preserve"> </w:t>
+      </w:r>
+      <w:r>
+        <w:rPr>
+          <w:bCs/>
+          <w:b/>
+        </w:rPr>
+        <w:t xml:space="preserve">People, who during the pandemic spent more time on Instagram than usual, also experienced less negative affect than usual.</w:t>
+      </w:r>
+      <w:r>
+        <w:t xml:space="preserve"> </w:t>
+      </w:r>
+      <w:r>
+        <w:rPr>
+          <w:bCs/>
+          <w:b/>
+        </w:rPr>
+        <w:t xml:space="preserve">Instagram is well-known for its positivity bias</w:t>
+      </w:r>
+      <w:r>
+        <w:rPr>
+          <w:bCs/>
+          <w:b/>
+        </w:rPr>
+        <w:t xml:space="preserve"> </w:t>
+      </w:r>
+      <w:r>
+        <w:rPr>
+          <w:bCs/>
+          <w:b/>
+        </w:rPr>
+        <w:t xml:space="preserve">(Waterloo et al., 2018)</w:t>
+      </w:r>
+      <w:r>
+        <w:rPr>
+          <w:bCs/>
+          <w:b/>
+        </w:rPr>
+        <w:t xml:space="preserve">.</w:t>
+      </w:r>
+      <w:r>
+        <w:t xml:space="preserve"> </w:t>
+      </w:r>
+      <w:r>
+        <w:rPr>
+          <w:bCs/>
+          <w:b/>
+        </w:rPr>
+        <w:t xml:space="preserve">Content is generally post positive, uplifting, and (self-)flattering.</w:t>
+      </w:r>
+      <w:r>
+        <w:t xml:space="preserve"> </w:t>
+      </w:r>
+      <w:r>
+        <w:rPr>
+          <w:bCs/>
+          <w:b/>
+        </w:rPr>
+        <w:t xml:space="preserve">It seems the often-criticized positivity bias on Instagram might have been somewhat beneficial in times of the pandemic.</w:t>
+      </w:r>
+      <w:r>
+        <w:t xml:space="preserve"> </w:t>
+      </w:r>
+      <w:r>
+        <w:rPr>
+          <w:bCs/>
+          <w:b/>
+        </w:rPr>
+        <w:t xml:space="preserve">The critique that the positivity bias necessarily leads to envy and negative feelings is one-sided, because positive content can also inspire and motivate users</w:t>
+      </w:r>
+      <w:r>
+        <w:rPr>
+          <w:bCs/>
+          <w:b/>
+        </w:rPr>
+        <w:t xml:space="preserve"> </w:t>
+      </w:r>
+      <w:r>
+        <w:rPr>
+          <w:bCs/>
+          <w:b/>
+        </w:rPr>
+        <w:t xml:space="preserve">(Meier et al., 2020)</w:t>
+      </w:r>
+      <w:r>
+        <w:rPr>
+          <w:bCs/>
+          <w:b/>
+        </w:rPr>
+        <w:t xml:space="preserve">, which could be especially helpful in times of lockdown and home-office.</w:t>
+      </w:r>
+      <w:r>
+        <w:t xml:space="preserve"> </w:t>
+      </w:r>
+      <w:r>
+        <w:rPr>
+          <w:bCs/>
+          <w:b/>
+        </w:rPr>
+        <w:t xml:space="preserve">To provide a concrete example, Instagram was successfully used as an interactive communication channel for first year students to have a better start into their new degree, effectively complementing alternative learning platform tools</w:t>
+      </w:r>
+      <w:r>
+        <w:rPr>
+          <w:bCs/>
+          <w:b/>
+        </w:rPr>
+        <w:t xml:space="preserve"> </w:t>
+      </w:r>
+      <w:r>
+        <w:rPr>
+          <w:bCs/>
+          <w:b/>
+        </w:rPr>
+        <w:t xml:space="preserve">(Ye et al., 2020)</w:t>
+      </w:r>
+      <w:r>
+        <w:rPr>
+          <w:bCs/>
+          <w:b/>
+        </w:rPr>
+        <w:t xml:space="preserve">.</w:t>
+      </w:r>
+    </w:p>
+    <w:p>
+      <w:pPr>
+        <w:pStyle w:val="Textkrper"/>
+      </w:pPr>
+      <w:r>
+        <w:rPr>
+          <w:bCs/>
+          <w:b/>
+        </w:rPr>
+        <w:t xml:space="preserve">Similarly, people who spent more time on YouTube than usual also reported slightly more negative affect than usual.</w:t>
+      </w:r>
+      <w:r>
+        <w:t xml:space="preserve"> </w:t>
+      </w:r>
+      <w:r>
+        <w:rPr>
+          <w:bCs/>
+          <w:b/>
+        </w:rPr>
+        <w:t xml:space="preserve">Communication on YouTube is often found to be more negative and less polite compared to other SNSs</w:t>
+      </w:r>
+      <w:r>
+        <w:rPr>
+          <w:bCs/>
+          <w:b/>
+        </w:rPr>
+        <w:t xml:space="preserve"> </w:t>
+      </w:r>
+      <w:r>
+        <w:rPr>
+          <w:bCs/>
+          <w:b/>
+        </w:rPr>
+        <w:t xml:space="preserve">(Halpern &amp; Gibbs, 2013)</w:t>
+      </w:r>
+      <w:r>
+        <w:rPr>
+          <w:bCs/>
+          <w:b/>
+        </w:rPr>
+        <w:t xml:space="preserve">.</w:t>
+      </w:r>
+      <w:r>
+        <w:t xml:space="preserve"> </w:t>
+      </w:r>
+      <w:r>
+        <w:rPr>
+          <w:bCs/>
+          <w:b/>
+        </w:rPr>
+        <w:t xml:space="preserve">YouTube is also routinely linked to mis- and disinformation.</w:t>
+      </w:r>
+      <w:r>
+        <w:t xml:space="preserve"> </w:t>
+      </w:r>
+      <w:r>
+        <w:rPr>
+          <w:bCs/>
+          <w:b/>
+        </w:rPr>
+        <w:t xml:space="preserve">Of the 69 most viewed videos on YouTube on COVID-19, 19 (27.5%) contained nonfactual information</w:t>
+      </w:r>
+      <w:r>
+        <w:rPr>
+          <w:bCs/>
+          <w:b/>
+        </w:rPr>
+        <w:t xml:space="preserve"> </w:t>
+      </w:r>
+      <w:r>
+        <w:rPr>
+          <w:bCs/>
+          <w:b/>
+        </w:rPr>
+        <w:t xml:space="preserve">(Li et al., 2020)</w:t>
+      </w:r>
+      <w:r>
+        <w:rPr>
+          <w:bCs/>
+          <w:b/>
+        </w:rPr>
+        <w:t xml:space="preserve">.</w:t>
+      </w:r>
+      <w:r>
+        <w:t xml:space="preserve"> </w:t>
+      </w:r>
+      <w:r>
+        <w:rPr>
+          <w:bCs/>
+          <w:b/>
+        </w:rPr>
+        <w:t xml:space="preserve">Consuming more negative and misleading information might hence be a potential explanation for the slightly increased levels of negative affect.</w:t>
+      </w:r>
+    </w:p>
+    <w:p>
+      <w:pPr>
+        <w:pStyle w:val="Textkrper"/>
+      </w:pPr>
+      <w:r>
         <w:t xml:space="preserve">On the one hand, the results are not aligned with several recent studies analyzing similar or closely related research questions.</w:t>
       </w:r>
       <w:r>
@@ -5317,7 +5985,37 @@
         <w:t xml:space="preserve"> </w:t>
       </w:r>
       <w:r>
-        <w:t xml:space="preserve">On the other hand, the results are well-aligned with many seminal Communication theories such as the uses and gratifications model</w:t>
+        <w:t xml:space="preserve">On the other hand, the results are well-aligned with</w:t>
+      </w:r>
+      <w:r>
+        <w:t xml:space="preserve"> </w:t>
+      </w:r>
+      <w:r>
+        <w:rPr>
+          <w:bCs/>
+          <w:b/>
+        </w:rPr>
+        <w:t xml:space="preserve">mood management theory</w:t>
+      </w:r>
+      <w:r>
+        <w:rPr>
+          <w:bCs/>
+          <w:b/>
+        </w:rPr>
+        <w:t xml:space="preserve"> </w:t>
+      </w:r>
+      <w:r>
+        <w:rPr>
+          <w:bCs/>
+          <w:b/>
+        </w:rPr>
+        <w:t xml:space="preserve">(Zillmann, 1988)</w:t>
+      </w:r>
+      <w:r>
+        <w:t xml:space="preserve"> </w:t>
+      </w:r>
+      <w:r>
+        <w:t xml:space="preserve">or the uses and gratifications approach</w:t>
       </w:r>
       <w:r>
         <w:t xml:space="preserve"> </w:t>
@@ -5361,76 +6059,184 @@
         <w:pStyle w:val="Textkrper"/>
       </w:pPr>
       <w:r>
-        <w:t xml:space="preserve">If anything, two preliminary and subtle trends can be observed.</w:t>
-      </w:r>
-      <w:r>
-        <w:t xml:space="preserve"> </w:t>
-      </w:r>
-      <w:r>
-        <w:t xml:space="preserve">First, in terms of media channels, using Twitter more than usual was related to slightly decreased levels of life satisfaction.</w:t>
-      </w:r>
-      <w:r>
-        <w:t xml:space="preserve"> </w:t>
-      </w:r>
-      <w:r>
-        <w:t xml:space="preserve">Twitter is considered to have more negative affordances and tonality as compared to other networks such as Instagram</w:t>
-      </w:r>
-      <w:r>
-        <w:t xml:space="preserve"> </w:t>
-      </w:r>
-      <w:r>
-        <w:t xml:space="preserve">(Waterloo et al., 2018)</w:t>
-      </w:r>
-      <w:r>
-        <w:t xml:space="preserve">, which might help explain the results.</w:t>
-      </w:r>
-      <w:r>
-        <w:t xml:space="preserve"> </w:t>
-      </w:r>
-      <w:r>
-        <w:t xml:space="preserve">Instagram, on the other hand, was related to slightly increased levels of life satisfaction.</w:t>
-      </w:r>
-      <w:r>
-        <w:t xml:space="preserve"> </w:t>
-      </w:r>
-      <w:r>
-        <w:t xml:space="preserve">To speculate, the often-criticized positivity bias on Instagram might have been somewhat beneficial in times of the pandemic.</w:t>
-      </w:r>
-      <w:r>
-        <w:t xml:space="preserve"> </w:t>
-      </w:r>
-      <w:r>
-        <w:t xml:space="preserve">The critique that the positivity bias necessarily leads to envy and negative feelings is unrealistic and myopic, because positive content can also inspire and motivate users</w:t>
-      </w:r>
-      <w:r>
-        <w:t xml:space="preserve"> </w:t>
-      </w:r>
-      <w:r>
-        <w:t xml:space="preserve">(Meier et al., 2020)</w:t>
-      </w:r>
-      <w:r>
-        <w:t xml:space="preserve">, which could be especially helpful in times of lockdown and home-office.</w:t>
-      </w:r>
-      <w:r>
-        <w:t xml:space="preserve"> </w:t>
-      </w:r>
-      <w:r>
-        <w:t xml:space="preserve">Second, of all the three COVID-19 related social media activities, people who read about the pandemic more than others showed slightly decreased levels of positive affect, and people who actively posted about the pandemic more than others showed slightly increased levels of negative affect.</w:t>
-      </w:r>
-      <w:r>
-        <w:t xml:space="preserve"> </w:t>
-      </w:r>
-      <w:r>
-        <w:t xml:space="preserve">On the other hand, however, people who posted more about COVID-19 also showed slightly higher levels of positive affects, so taken together the results are ambivalent.</w:t>
-      </w:r>
-      <w:r>
-        <w:t xml:space="preserve"> </w:t>
-      </w:r>
-      <w:r>
-        <w:t xml:space="preserve">But future research might elaborate on these specific relations to probe their stability and relevance.</w:t>
-      </w:r>
-    </w:p>
-    <w:bookmarkStart w:id="48" w:name="limitations"/>
+        <w:rPr>
+          <w:bCs/>
+          <w:b/>
+        </w:rPr>
+        <w:t xml:space="preserve">The results showed that it makes sense to analyze different communication types and communication channels, and that active and passive communication showed different results.</w:t>
+      </w:r>
+      <w:r>
+        <w:t xml:space="preserve"> </w:t>
+      </w:r>
+      <w:r>
+        <w:rPr>
+          <w:bCs/>
+          <w:b/>
+        </w:rPr>
+        <w:t xml:space="preserve">Liking and sharing content did not show any within-person effects.</w:t>
+      </w:r>
+      <w:r>
+        <w:rPr>
+          <w:bCs/>
+          <w:b/>
+        </w:rPr>
+        <w:t xml:space="preserve"> </w:t>
+      </w:r>
+      <w:r>
+        <w:t xml:space="preserve"> </w:t>
+      </w:r>
+      <w:r>
+        <w:rPr>
+          <w:bCs/>
+          <w:b/>
+        </w:rPr>
+        <w:t xml:space="preserve">Such rather low-key active behaviors do not seem to affect well-being at all.</w:t>
+      </w:r>
+      <w:r>
+        <w:t xml:space="preserve"> </w:t>
+      </w:r>
+      <w:r>
+        <w:rPr>
+          <w:bCs/>
+          <w:b/>
+        </w:rPr>
+        <w:t xml:space="preserve">Regarding passive use, reading COVID-19 related posts is more ambivalent; results showed some weak trends towards a positive effect on life satisfaction, but a negative effect on mood.</w:t>
+      </w:r>
+      <w:r>
+        <w:t xml:space="preserve"> </w:t>
+      </w:r>
+      <w:r>
+        <w:rPr>
+          <w:bCs/>
+          <w:b/>
+        </w:rPr>
+        <w:t xml:space="preserve">It might be that reading and informing oneself about COVID-19 on social media might be helpful in the long term, but more negative for short-term affect.</w:t>
+      </w:r>
+      <w:r>
+        <w:t xml:space="preserve"> </w:t>
+      </w:r>
+      <w:r>
+        <w:rPr>
+          <w:bCs/>
+          <w:b/>
+        </w:rPr>
+        <w:t xml:space="preserve">Finally, proactively engaging via writing posts, the most active form of communication analyzed here, showed only negative effects on well-being.</w:t>
+      </w:r>
+      <w:r>
+        <w:t xml:space="preserve"> </w:t>
+      </w:r>
+      <w:r>
+        <w:rPr>
+          <w:bCs/>
+          <w:b/>
+        </w:rPr>
+        <w:t xml:space="preserve">Together, the results support the findings from</w:t>
+      </w:r>
+      <w:r>
+        <w:rPr>
+          <w:bCs/>
+          <w:b/>
+        </w:rPr>
+        <w:t xml:space="preserve"> </w:t>
+      </w:r>
+      <w:r>
+        <w:rPr>
+          <w:bCs/>
+          <w:b/>
+        </w:rPr>
+        <w:t xml:space="preserve">Valkenburg et al. (2022)</w:t>
+      </w:r>
+      <w:r>
+        <w:rPr>
+          <w:bCs/>
+          <w:b/>
+        </w:rPr>
+        <w:t xml:space="preserve">, who could not confirm the claim that active use is good, versus passive is bad.</w:t>
+      </w:r>
+      <w:r>
+        <w:t xml:space="preserve"> </w:t>
+      </w:r>
+      <w:r>
+        <w:rPr>
+          <w:bCs/>
+          <w:b/>
+        </w:rPr>
+        <w:t xml:space="preserve">Focusing on communication channels, YouTube seems to be more negative, whereas Instagram is likely more positive.</w:t>
+      </w:r>
+      <w:r>
+        <w:t xml:space="preserve"> </w:t>
+      </w:r>
+      <w:r>
+        <w:rPr>
+          <w:bCs/>
+          <w:b/>
+        </w:rPr>
+        <w:t xml:space="preserve">Again, these are only very small effects.</w:t>
+      </w:r>
+      <w:r>
+        <w:t xml:space="preserve"> </w:t>
+      </w:r>
+      <w:r>
+        <w:rPr>
+          <w:bCs/>
+          <w:b/>
+        </w:rPr>
+        <w:t xml:space="preserve">Future research might elaborate on these specific relations to probe their stability and relevance.</w:t>
+      </w:r>
+    </w:p>
+    <w:p>
+      <w:pPr>
+        <w:pStyle w:val="Textkrper"/>
+      </w:pPr>
+      <w:r>
+        <w:rPr>
+          <w:bCs/>
+          <w:b/>
+        </w:rPr>
+        <w:t xml:space="preserve">From a more political and societal perspective, the results imply that it can make sense to critically reflect upon COVID-19 related social media use.</w:t>
+      </w:r>
+      <w:r>
+        <w:t xml:space="preserve"> </w:t>
+      </w:r>
+      <w:r>
+        <w:rPr>
+          <w:bCs/>
+          <w:b/>
+        </w:rPr>
+        <w:t xml:space="preserve">In terms of concrete recommendations, on average it might be slightly beneficial to post less actively about COVID-19 on social media and to spend less time on YouTube.</w:t>
+      </w:r>
+      <w:r>
+        <w:t xml:space="preserve"> </w:t>
+      </w:r>
+      <w:r>
+        <w:rPr>
+          <w:bCs/>
+          <w:b/>
+        </w:rPr>
+        <w:t xml:space="preserve">Potential positive effects, however, will for many users likely not be noticeable.</w:t>
+      </w:r>
+      <w:r>
+        <w:t xml:space="preserve"> </w:t>
+      </w:r>
+      <w:r>
+        <w:rPr>
+          <w:bCs/>
+          <w:b/>
+        </w:rPr>
+        <w:t xml:space="preserve">Results allow us to reject a positive effect: Writing more posts on social media will likely not increase well-being.</w:t>
+      </w:r>
+      <w:r>
+        <w:t xml:space="preserve"> </w:t>
+      </w:r>
+      <w:r>
+        <w:rPr>
+          <w:bCs/>
+          <w:b/>
+        </w:rPr>
+        <w:t xml:space="preserve">At all events, engaging in COVID 19-related social media use should, on average, not be a cause for concern.</w:t>
+      </w:r>
+    </w:p>
+    <w:bookmarkStart w:id="49" w:name="limitations"/>
     <w:p>
       <w:pPr>
         <w:pStyle w:val="berschrift2"/>
@@ -5460,17 +6266,38 @@
           <w:bCs/>
           <w:b/>
         </w:rPr>
-        <w:t xml:space="preserve">However, it could still be that it was well-being that affected media use—and not the other way round, as hypothesized and modeled here.</w:t>
-      </w:r>
-      <w:r>
-        <w:t xml:space="preserve"> </w:t>
-      </w:r>
-      <w:r>
-        <w:rPr>
-          <w:bCs/>
-          <w:b/>
-        </w:rPr>
-        <w:t xml:space="preserve">While controlling for potential confounders can support claims of causality, they cannot prove causality.</w:t>
+        <w:t xml:space="preserve">However, the opposite effect is also plausible, namely that well-being affects media use</w:t>
+      </w:r>
+      <w:r>
+        <w:rPr>
+          <w:bCs/>
+          <w:b/>
+        </w:rPr>
+        <w:t xml:space="preserve"> </w:t>
+      </w:r>
+      <w:r>
+        <w:rPr>
+          <w:bCs/>
+          <w:b/>
+        </w:rPr>
+        <w:t xml:space="preserve">(Zillmann, 1988)</w:t>
+      </w:r>
+      <w:r>
+        <w:rPr>
+          <w:bCs/>
+          <w:b/>
+        </w:rPr>
+        <w:t xml:space="preserve">.</w:t>
+      </w:r>
+      <w:r>
+        <w:t xml:space="preserve"> </w:t>
+      </w:r>
+      <w:r>
+        <w:rPr>
+          <w:bCs/>
+          <w:b/>
+        </w:rPr>
+        <w:t xml:space="preserve">While controlling for potential confounders can support claims of causality, the procedure implemented here cannot prove causality.</w:t>
       </w:r>
       <w:r>
         <w:t xml:space="preserve"> </w:t>
@@ -5482,13 +6309,23 @@
         <w:t xml:space="preserve"> </w:t>
       </w:r>
       <w:r>
-        <w:t xml:space="preserve">Regarding media use, such effects often happen immediately or shortly after use, necessitating intervals in the hours, minutes, or even seconds.</w:t>
-      </w:r>
-      <w:r>
-        <w:t xml:space="preserve"> </w:t>
-      </w:r>
-      <w:r>
-        <w:t xml:space="preserve">In many cases only experience sampling studies asking users in the very moment can produce such knowledge.</w:t>
+        <w:rPr>
+          <w:bCs/>
+          <w:b/>
+        </w:rPr>
+        <w:t xml:space="preserve">The challenge is that</w:t>
+      </w:r>
+      <w:r>
+        <w:t xml:space="preserve"> </w:t>
+      </w:r>
+      <w:r>
+        <w:t xml:space="preserve">regarding media use, such effects often happen immediately or shortly after use, necessitating intervals in the hours, minutes, or even seconds.</w:t>
+      </w:r>
+      <w:r>
+        <w:t xml:space="preserve"> </w:t>
+      </w:r>
+      <w:r>
+        <w:t xml:space="preserve">In many cases only experience sampling studies asking users at the very moment can produce such knowledge.</w:t>
       </w:r>
       <w:r>
         <w:t xml:space="preserve"> </w:t>
@@ -5663,7 +6500,7 @@
         <w:t xml:space="preserve"> </w:t>
       </w:r>
       <w:r>
-        <w:t xml:space="preserve">In the case of this study, however, reducing the SESOI would not even make a big difference, as also with these more liberal thresholds all but three effect would still be completely in the null region, and no effect would be outside of the null region.</w:t>
+        <w:t xml:space="preserve">In the case of this study, however, reducing the SESOI would not even make a big difference, as also with these more liberal thresholds all but three effects would still be completely in the null region, and no effect would be outside of the null region.</w:t>
       </w:r>
       <w:r>
         <w:t xml:space="preserve"> </w:t>
@@ -5754,8 +6591,8 @@
         <w:t xml:space="preserve">That said, because this is a comparatively large study largely representative of an entire country, and because several waves were collected across a large time span, the results should be at least as generalizable as other typical empirical studies collected in the social sciences.</w:t>
       </w:r>
     </w:p>
-    <w:bookmarkEnd w:id="48"/>
-    <w:bookmarkStart w:id="49" w:name="conclusion"/>
+    <w:bookmarkEnd w:id="49"/>
+    <w:bookmarkStart w:id="50" w:name="conclusion"/>
     <w:p>
       <w:pPr>
         <w:pStyle w:val="berschrift2"/>
@@ -5775,13 +6612,36 @@
         <w:t xml:space="preserve"> </w:t>
       </w:r>
       <w:r>
-        <w:t xml:space="preserve">However, factors other than social media use were meaningfully related to well-being, such as physical health, exercise, satisfaction with democracy, or believing that one is in control of one’s life.</w:t>
-      </w:r>
-      <w:r>
-        <w:t xml:space="preserve"> </w:t>
-      </w:r>
-      <w:r>
-        <w:t xml:space="preserve">If it’s our aim to improve well-being, it might hence be more fruitful not to focus so much on social media but to address other, more pertinent societal problems related to health care, regular exercise, or a functioning democratic system.</w:t>
+        <w:rPr>
+          <w:bCs/>
+          <w:b/>
+        </w:rPr>
+        <w:t xml:space="preserve">If people wrote more COVID-19 related posts than usual, or if they spent less time on Instagram and more time on YouTube, very small but statistically significant effects were found.</w:t>
+      </w:r>
+      <w:r>
+        <w:t xml:space="preserve"> </w:t>
+      </w:r>
+      <w:r>
+        <w:t xml:space="preserve">Notably, however, factors other than social media use were more meaningfully related to well-being, such as physical health, exercise, satisfaction with democracy, or believing that one is in control of one’s life.</w:t>
+      </w:r>
+      <w:r>
+        <w:t xml:space="preserve"> </w:t>
+      </w:r>
+      <w:r>
+        <w:t xml:space="preserve">If it’s our aim to improve well-being</w:t>
+      </w:r>
+      <w:r>
+        <w:t xml:space="preserve"> </w:t>
+      </w:r>
+      <w:r>
+        <w:rPr>
+          <w:bCs/>
+          <w:b/>
+        </w:rPr>
+        <w:t xml:space="preserve">during a pandemic</w:t>
+      </w:r>
+      <w:r>
+        <w:t xml:space="preserve">, it might hence be more fruitful not to focus so much on social media but to address other, more pertinent societal problems related to health care, regular exercise, or a functioning democratic system.</w:t>
       </w:r>
     </w:p>
     <w:p>
@@ -5789,9 +6649,9 @@
         <w:br w:type="page"/>
       </w:r>
     </w:p>
-    <w:bookmarkEnd w:id="49"/>
     <w:bookmarkEnd w:id="50"/>
-    <w:bookmarkStart w:id="197" w:name="references"/>
+    <w:bookmarkEnd w:id="51"/>
+    <w:bookmarkStart w:id="209" w:name="references"/>
     <w:p>
       <w:pPr>
         <w:pStyle w:val="berschrift1"/>
@@ -5800,8 +6660,8 @@
         <w:t xml:space="preserve">References</w:t>
       </w:r>
     </w:p>
-    <w:bookmarkStart w:id="181" w:name="refs"/>
-    <w:bookmarkStart w:id="52" w:name="ref-baguleyStandardizedSimpleEffect2009"/>
+    <w:bookmarkStart w:id="193" w:name="refs"/>
+    <w:bookmarkStart w:id="53" w:name="ref-baguleyStandardizedSimpleEffect2009"/>
     <w:p>
       <w:pPr>
         <w:pStyle w:val="Literaturverzeichnis"/>
@@ -5850,7 +6710,7 @@
       <w:r>
         <w:t xml:space="preserve"> </w:t>
       </w:r>
-      <w:hyperlink r:id="rId51">
+      <w:hyperlink r:id="rId52">
         <w:r>
           <w:rPr>
             <w:rStyle w:val="Hyperlink"/>
@@ -5859,8 +6719,8 @@
         </w:r>
       </w:hyperlink>
     </w:p>
-    <w:bookmarkEnd w:id="52"/>
-    <w:bookmarkStart w:id="54" w:name="ref-bellFixedRandomEffects2019"/>
+    <w:bookmarkEnd w:id="53"/>
+    <w:bookmarkStart w:id="55" w:name="ref-bellFixedRandomEffects2019"/>
     <w:p>
       <w:pPr>
         <w:pStyle w:val="Literaturverzeichnis"/>
@@ -5897,7 +6757,7 @@
       <w:r>
         <w:t xml:space="preserve"> </w:t>
       </w:r>
-      <w:hyperlink r:id="rId53">
+      <w:hyperlink r:id="rId54">
         <w:r>
           <w:rPr>
             <w:rStyle w:val="Hyperlink"/>
@@ -5906,8 +6766,8 @@
         </w:r>
       </w:hyperlink>
     </w:p>
-    <w:bookmarkEnd w:id="54"/>
-    <w:bookmarkStart w:id="56" w:name="ref-bendauAssociationsCOVID19Related2021"/>
+    <w:bookmarkEnd w:id="55"/>
+    <w:bookmarkStart w:id="57" w:name="ref-bendauAssociationsCOVID19Related2021"/>
     <w:p>
       <w:pPr>
         <w:pStyle w:val="Literaturverzeichnis"/>
@@ -5977,7 +6837,7 @@
       <w:r>
         <w:t xml:space="preserve"> </w:t>
       </w:r>
-      <w:hyperlink r:id="rId55">
+      <w:hyperlink r:id="rId56">
         <w:r>
           <w:rPr>
             <w:rStyle w:val="Hyperlink"/>
@@ -5986,8 +6846,8 @@
         </w:r>
       </w:hyperlink>
     </w:p>
-    <w:bookmarkEnd w:id="56"/>
-    <w:bookmarkStart w:id="58" w:name="ref-beyensSocialMediaUse2021"/>
+    <w:bookmarkEnd w:id="57"/>
+    <w:bookmarkStart w:id="59" w:name="ref-beyensSocialMediaUse2021"/>
     <w:p>
       <w:pPr>
         <w:pStyle w:val="Literaturverzeichnis"/>
@@ -6023,7 +6883,7 @@
       <w:r>
         <w:t xml:space="preserve"> </w:t>
       </w:r>
-      <w:hyperlink r:id="rId57">
+      <w:hyperlink r:id="rId58">
         <w:r>
           <w:rPr>
             <w:rStyle w:val="Hyperlink"/>
@@ -6032,8 +6892,8 @@
         </w:r>
       </w:hyperlink>
     </w:p>
-    <w:bookmarkEnd w:id="58"/>
-    <w:bookmarkStart w:id="60" w:name="ref-bradleyStressMoodSmartphone2021"/>
+    <w:bookmarkEnd w:id="59"/>
+    <w:bookmarkStart w:id="61" w:name="ref-bradleyStressMoodSmartphone2021"/>
     <w:p>
       <w:pPr>
         <w:pStyle w:val="Literaturverzeichnis"/>
@@ -6113,7 +6973,7 @@
       <w:r>
         <w:t xml:space="preserve"> </w:t>
       </w:r>
-      <w:hyperlink r:id="rId59">
+      <w:hyperlink r:id="rId60">
         <w:r>
           <w:rPr>
             <w:rStyle w:val="Hyperlink"/>
@@ -6122,8 +6982,8 @@
         </w:r>
       </w:hyperlink>
     </w:p>
-    <w:bookmarkEnd w:id="60"/>
-    <w:bookmarkStart w:id="62" w:name="ref-buchiDigitalWellbeingTheory2021"/>
+    <w:bookmarkEnd w:id="61"/>
+    <w:bookmarkStart w:id="63" w:name="ref-buchiDigitalWellbeingTheory2021"/>
     <w:p>
       <w:pPr>
         <w:pStyle w:val="Literaturverzeichnis"/>
@@ -6147,7 +7007,7 @@
       <w:r>
         <w:t xml:space="preserve"> </w:t>
       </w:r>
-      <w:hyperlink r:id="rId61">
+      <w:hyperlink r:id="rId62">
         <w:r>
           <w:rPr>
             <w:rStyle w:val="Hyperlink"/>
@@ -6156,8 +7016,8 @@
         </w:r>
       </w:hyperlink>
     </w:p>
-    <w:bookmarkEnd w:id="62"/>
-    <w:bookmarkStart w:id="64" w:name="ref-choiMediatedCommunicationMatters2021"/>
+    <w:bookmarkEnd w:id="63"/>
+    <w:bookmarkStart w:id="65" w:name="ref-choiMediatedCommunicationMatters2021"/>
     <w:p>
       <w:pPr>
         <w:pStyle w:val="Literaturverzeichnis"/>
@@ -6218,7 +7078,7 @@
       <w:r>
         <w:t xml:space="preserve"> </w:t>
       </w:r>
-      <w:hyperlink r:id="rId63">
+      <w:hyperlink r:id="rId64">
         <w:r>
           <w:rPr>
             <w:rStyle w:val="Hyperlink"/>
@@ -6227,8 +7087,8 @@
         </w:r>
       </w:hyperlink>
     </w:p>
-    <w:bookmarkEnd w:id="64"/>
-    <w:bookmarkStart w:id="66" w:name="ref-cohenPowerPrimer1992"/>
+    <w:bookmarkEnd w:id="65"/>
+    <w:bookmarkStart w:id="67" w:name="ref-cohenPowerPrimer1992"/>
     <w:p>
       <w:pPr>
         <w:pStyle w:val="Literaturverzeichnis"/>
@@ -6265,7 +7125,7 @@
       <w:r>
         <w:t xml:space="preserve"> </w:t>
       </w:r>
-      <w:hyperlink r:id="rId65">
+      <w:hyperlink r:id="rId66">
         <w:r>
           <w:rPr>
             <w:rStyle w:val="Hyperlink"/>
@@ -6274,8 +7134,8 @@
         </w:r>
       </w:hyperlink>
     </w:p>
-    <w:bookmarkEnd w:id="66"/>
-    <w:bookmarkStart w:id="68" w:name="ref-dienerAdvancesOpenQuestions2018"/>
+    <w:bookmarkEnd w:id="67"/>
+    <w:bookmarkStart w:id="69" w:name="ref-dienerAdvancesOpenQuestions2018"/>
     <w:p>
       <w:pPr>
         <w:pStyle w:val="Literaturverzeichnis"/>
@@ -6312,7 +7172,7 @@
       <w:r>
         <w:t xml:space="preserve"> </w:t>
       </w:r>
-      <w:hyperlink r:id="rId67">
+      <w:hyperlink r:id="rId68">
         <w:r>
           <w:rPr>
             <w:rStyle w:val="Hyperlink"/>
@@ -6321,8 +7181,8 @@
         </w:r>
       </w:hyperlink>
     </w:p>
-    <w:bookmarkEnd w:id="68"/>
-    <w:bookmarkStart w:id="70" w:name="ref-dienesUsingBayesGet2014"/>
+    <w:bookmarkEnd w:id="69"/>
+    <w:bookmarkStart w:id="71" w:name="ref-dienesUsingBayesGet2014"/>
     <w:p>
       <w:pPr>
         <w:pStyle w:val="Literaturverzeichnis"/>
@@ -6371,7 +7231,7 @@
       <w:r>
         <w:t xml:space="preserve"> </w:t>
       </w:r>
-      <w:hyperlink r:id="rId69">
+      <w:hyperlink r:id="rId70">
         <w:r>
           <w:rPr>
             <w:rStyle w:val="Hyperlink"/>
@@ -6380,8 +7240,8 @@
         </w:r>
       </w:hyperlink>
     </w:p>
-    <w:bookmarkEnd w:id="70"/>
-    <w:bookmarkStart w:id="72" w:name="ref-dienlinImpactDigitalTechnology2020"/>
+    <w:bookmarkEnd w:id="71"/>
+    <w:bookmarkStart w:id="73" w:name="ref-dienlinImpactDigitalTechnology2020"/>
     <w:p>
       <w:pPr>
         <w:pStyle w:val="Literaturverzeichnis"/>
@@ -6418,7 +7278,7 @@
       <w:r>
         <w:t xml:space="preserve"> </w:t>
       </w:r>
-      <w:hyperlink r:id="rId71">
+      <w:hyperlink r:id="rId72">
         <w:r>
           <w:rPr>
             <w:rStyle w:val="Hyperlink"/>
@@ -6427,13 +7287,102 @@
         </w:r>
       </w:hyperlink>
     </w:p>
-    <w:bookmarkEnd w:id="72"/>
-    <w:bookmarkStart w:id="74" w:name="ref-dornemannHowGoodBad2021"/>
+    <w:bookmarkEnd w:id="73"/>
+    <w:bookmarkStart w:id="75" w:name="X7421dd566ff95a31a37ad54cc79b0b151b5489a"/>
     <w:p>
       <w:pPr>
         <w:pStyle w:val="Literaturverzeichnis"/>
       </w:pPr>
       <w:r>
+        <w:t xml:space="preserve">Dienlin, T., Masur, P. K., &amp; Trepte, S. (2017). Displacement or reinforcement?</w:t>
+      </w:r>
+      <w:r>
+        <w:t xml:space="preserve"> </w:t>
+      </w:r>
+      <w:r>
+        <w:t xml:space="preserve">The</w:t>
+      </w:r>
+      <w:r>
+        <w:t xml:space="preserve"> </w:t>
+      </w:r>
+      <w:r>
+        <w:t xml:space="preserve">reciprocity of</w:t>
+      </w:r>
+      <w:r>
+        <w:t xml:space="preserve"> </w:t>
+      </w:r>
+      <w:r>
+        <w:t xml:space="preserve">FtF</w:t>
+      </w:r>
+      <w:r>
+        <w:t xml:space="preserve">,</w:t>
+      </w:r>
+      <w:r>
+        <w:t xml:space="preserve"> </w:t>
+      </w:r>
+      <w:r>
+        <w:t xml:space="preserve">IM</w:t>
+      </w:r>
+      <w:r>
+        <w:t xml:space="preserve">, and</w:t>
+      </w:r>
+      <w:r>
+        <w:t xml:space="preserve"> </w:t>
+      </w:r>
+      <w:r>
+        <w:t xml:space="preserve">SNS</w:t>
+      </w:r>
+      <w:r>
+        <w:t xml:space="preserve"> </w:t>
+      </w:r>
+      <w:r>
+        <w:t xml:space="preserve">communication and their effects on loneliness and life satisfaction.</w:t>
+      </w:r>
+      <w:r>
+        <w:t xml:space="preserve"> </w:t>
+      </w:r>
+      <w:r>
+        <w:rPr>
+          <w:iCs/>
+          <w:i/>
+        </w:rPr>
+        <w:t xml:space="preserve">Journal of Computer-Mediated Communication</w:t>
+      </w:r>
+      <w:r>
+        <w:t xml:space="preserve">,</w:t>
+      </w:r>
+      <w:r>
+        <w:t xml:space="preserve"> </w:t>
+      </w:r>
+      <w:r>
+        <w:rPr>
+          <w:iCs/>
+          <w:i/>
+        </w:rPr>
+        <w:t xml:space="preserve">22</w:t>
+      </w:r>
+      <w:r>
+        <w:t xml:space="preserve">(2), 71–87.</w:t>
+      </w:r>
+      <w:r>
+        <w:t xml:space="preserve"> </w:t>
+      </w:r>
+      <w:hyperlink r:id="rId74">
+        <w:r>
+          <w:rPr>
+            <w:rStyle w:val="Hyperlink"/>
+          </w:rPr>
+          <w:t xml:space="preserve">https://doi.org/10.1111/jcc4.12183</w:t>
+        </w:r>
+      </w:hyperlink>
+    </w:p>
+    <w:bookmarkEnd w:id="75"/>
+    <w:bookmarkStart w:id="77" w:name="ref-dornemannHowGoodBad2021"/>
+    <w:p>
+      <w:pPr>
+        <w:pStyle w:val="Literaturverzeichnis"/>
+      </w:pPr>
+      <w:r>
         <w:t xml:space="preserve">Dörnemann, A., Boenisch, N., Schommer, L., Winkelhorst, L., &amp; Wingen, T. (2021).</w:t>
       </w:r>
       <w:r>
@@ -6508,7 +7457,7 @@
       <w:r>
         <w:t xml:space="preserve"> </w:t>
       </w:r>
-      <w:hyperlink r:id="rId73">
+      <w:hyperlink r:id="rId76">
         <w:r>
           <w:rPr>
             <w:rStyle w:val="Hyperlink"/>
@@ -6517,8 +7466,8 @@
         </w:r>
       </w:hyperlink>
     </w:p>
-    <w:bookmarkEnd w:id="74"/>
-    <w:bookmarkStart w:id="76" w:name="ref-duradoniWellbeingSocialMedia2020"/>
+    <w:bookmarkEnd w:id="77"/>
+    <w:bookmarkStart w:id="79" w:name="ref-duradoniWellbeingSocialMedia2020"/>
     <w:p>
       <w:pPr>
         <w:pStyle w:val="Literaturverzeichnis"/>
@@ -6576,7 +7525,7 @@
       <w:r>
         <w:t xml:space="preserve"> </w:t>
       </w:r>
-      <w:hyperlink r:id="rId75">
+      <w:hyperlink r:id="rId78">
         <w:r>
           <w:rPr>
             <w:rStyle w:val="Hyperlink"/>
@@ -6585,8 +7534,8 @@
         </w:r>
       </w:hyperlink>
     </w:p>
-    <w:bookmarkEnd w:id="76"/>
-    <w:bookmarkStart w:id="78" w:name="ref-edenMediaCopingCOVID192020"/>
+    <w:bookmarkEnd w:id="79"/>
+    <w:bookmarkStart w:id="81" w:name="ref-edenMediaCopingCOVID192020"/>
     <w:p>
       <w:pPr>
         <w:pStyle w:val="Literaturverzeichnis"/>
@@ -6644,7 +7593,7 @@
       <w:r>
         <w:t xml:space="preserve"> </w:t>
       </w:r>
-      <w:hyperlink r:id="rId77">
+      <w:hyperlink r:id="rId80">
         <w:r>
           <w:rPr>
             <w:rStyle w:val="Hyperlink"/>
@@ -6653,8 +7602,8 @@
         </w:r>
       </w:hyperlink>
     </w:p>
-    <w:bookmarkEnd w:id="78"/>
-    <w:bookmarkStart w:id="80" w:name="ref-ellisonWhyWeDon2020"/>
+    <w:bookmarkEnd w:id="81"/>
+    <w:bookmarkStart w:id="83" w:name="ref-ellisonWhyWeDon2020"/>
     <w:p>
       <w:pPr>
         <w:pStyle w:val="Literaturverzeichnis"/>
@@ -6715,7 +7664,7 @@
       <w:r>
         <w:t xml:space="preserve"> </w:t>
       </w:r>
-      <w:hyperlink r:id="rId79">
+      <w:hyperlink r:id="rId82">
         <w:r>
           <w:rPr>
             <w:rStyle w:val="Hyperlink"/>
@@ -6724,8 +7673,8 @@
         </w:r>
       </w:hyperlink>
     </w:p>
-    <w:bookmarkEnd w:id="80"/>
-    <w:bookmarkStart w:id="82" w:name="X06395bbc87ea316cfaa00dcbda8c1fd316a3e97"/>
+    <w:bookmarkEnd w:id="83"/>
+    <w:bookmarkStart w:id="85" w:name="X06395bbc87ea316cfaa00dcbda8c1fd316a3e97"/>
     <w:p>
       <w:pPr>
         <w:pStyle w:val="Literaturverzeichnis"/>
@@ -6777,7 +7726,7 @@
       <w:r>
         <w:t xml:space="preserve"> </w:t>
       </w:r>
-      <w:hyperlink r:id="rId81">
+      <w:hyperlink r:id="rId84">
         <w:r>
           <w:rPr>
             <w:rStyle w:val="Hyperlink"/>
@@ -6786,8 +7735,8 @@
         </w:r>
       </w:hyperlink>
     </w:p>
-    <w:bookmarkEnd w:id="82"/>
-    <w:bookmarkStart w:id="84" w:name="ref-fergusonThisMetaanalysisScreen2021"/>
+    <w:bookmarkEnd w:id="85"/>
+    <w:bookmarkStart w:id="87" w:name="ref-fergusonThisMetaanalysisScreen2021"/>
     <w:p>
       <w:pPr>
         <w:pStyle w:val="Literaturverzeichnis"/>
@@ -6823,7 +7772,7 @@
       <w:r>
         <w:t xml:space="preserve"> </w:t>
       </w:r>
-      <w:hyperlink r:id="rId83">
+      <w:hyperlink r:id="rId86">
         <w:r>
           <w:rPr>
             <w:rStyle w:val="Hyperlink"/>
@@ -6832,8 +7781,8 @@
         </w:r>
       </w:hyperlink>
     </w:p>
-    <w:bookmarkEnd w:id="84"/>
-    <w:bookmarkStart w:id="86" w:name="ref-funderEvaluatingEffectSize2019"/>
+    <w:bookmarkEnd w:id="87"/>
+    <w:bookmarkStart w:id="89" w:name="ref-funderEvaluatingEffectSize2019"/>
     <w:p>
       <w:pPr>
         <w:pStyle w:val="Literaturverzeichnis"/>
@@ -6882,7 +7831,7 @@
       <w:r>
         <w:t xml:space="preserve"> </w:t>
       </w:r>
-      <w:hyperlink r:id="rId85">
+      <w:hyperlink r:id="rId88">
         <w:r>
           <w:rPr>
             <w:rStyle w:val="Hyperlink"/>
@@ -6891,8 +7840,8 @@
         </w:r>
       </w:hyperlink>
     </w:p>
-    <w:bookmarkEnd w:id="86"/>
-    <w:bookmarkStart w:id="88" w:name="ref-galerHowMuchToo2018"/>
+    <w:bookmarkEnd w:id="89"/>
+    <w:bookmarkStart w:id="91" w:name="ref-galerHowMuchToo2018"/>
     <w:p>
       <w:pPr>
         <w:pStyle w:val="Literaturverzeichnis"/>
@@ -6941,7 +7890,7 @@
       <w:r>
         <w:t xml:space="preserve"> </w:t>
       </w:r>
-      <w:hyperlink r:id="rId87">
+      <w:hyperlink r:id="rId90">
         <w:r>
           <w:rPr>
             <w:rStyle w:val="Hyperlink"/>
@@ -6950,8 +7899,8 @@
         </w:r>
       </w:hyperlink>
     </w:p>
-    <w:bookmarkEnd w:id="88"/>
-    <w:bookmarkStart w:id="90" w:name="X252dba0d81a5518c6763cba13c8a644fe5773f4"/>
+    <w:bookmarkEnd w:id="91"/>
+    <w:bookmarkStart w:id="93" w:name="X252dba0d81a5518c6763cba13c8a644fe5773f4"/>
     <w:p>
       <w:pPr>
         <w:pStyle w:val="Literaturverzeichnis"/>
@@ -6988,7 +7937,7 @@
       <w:r>
         <w:t xml:space="preserve"> </w:t>
       </w:r>
-      <w:hyperlink r:id="rId89">
+      <w:hyperlink r:id="rId92">
         <w:r>
           <w:rPr>
             <w:rStyle w:val="Hyperlink"/>
@@ -6997,8 +7946,8 @@
         </w:r>
       </w:hyperlink>
     </w:p>
-    <w:bookmarkEnd w:id="90"/>
-    <w:bookmarkStart w:id="92" w:name="ref-guazziniSecondWaveAnalysis2022"/>
+    <w:bookmarkEnd w:id="93"/>
+    <w:bookmarkStart w:id="95" w:name="ref-guazziniSecondWaveAnalysis2022"/>
     <w:p>
       <w:pPr>
         <w:pStyle w:val="Literaturverzeichnis"/>
@@ -7071,7 +8020,7 @@
       <w:r>
         <w:t xml:space="preserve"> </w:t>
       </w:r>
-      <w:hyperlink r:id="rId91">
+      <w:hyperlink r:id="rId94">
         <w:r>
           <w:rPr>
             <w:rStyle w:val="Hyperlink"/>
@@ -7080,13 +8029,96 @@
         </w:r>
       </w:hyperlink>
     </w:p>
-    <w:bookmarkEnd w:id="92"/>
-    <w:bookmarkStart w:id="93" w:name="ref-hamakerWhyResearchersShould2014"/>
+    <w:bookmarkEnd w:id="95"/>
+    <w:bookmarkStart w:id="97" w:name="ref-halpernSocialMediaCatalyst2013"/>
     <w:p>
       <w:pPr>
         <w:pStyle w:val="Literaturverzeichnis"/>
       </w:pPr>
       <w:r>
+        <w:t xml:space="preserve">Halpern, D., &amp; Gibbs, J. (2013). Social media as a catalyst for online deliberation?</w:t>
+      </w:r>
+      <w:r>
+        <w:t xml:space="preserve"> </w:t>
+      </w:r>
+      <w:r>
+        <w:t xml:space="preserve">Exploring</w:t>
+      </w:r>
+      <w:r>
+        <w:t xml:space="preserve"> </w:t>
+      </w:r>
+      <w:r>
+        <w:t xml:space="preserve">the affordances of</w:t>
+      </w:r>
+      <w:r>
+        <w:t xml:space="preserve"> </w:t>
+      </w:r>
+      <w:r>
+        <w:t xml:space="preserve">Facebook</w:t>
+      </w:r>
+      <w:r>
+        <w:t xml:space="preserve"> </w:t>
+      </w:r>
+      <w:r>
+        <w:t xml:space="preserve">and</w:t>
+      </w:r>
+      <w:r>
+        <w:t xml:space="preserve"> </w:t>
+      </w:r>
+      <w:r>
+        <w:t xml:space="preserve">YouTube</w:t>
+      </w:r>
+      <w:r>
+        <w:t xml:space="preserve"> </w:t>
+      </w:r>
+      <w:r>
+        <w:t xml:space="preserve">for political expression.</w:t>
+      </w:r>
+      <w:r>
+        <w:t xml:space="preserve"> </w:t>
+      </w:r>
+      <w:r>
+        <w:rPr>
+          <w:iCs/>
+          <w:i/>
+        </w:rPr>
+        <w:t xml:space="preserve">Computers in Human Behavior</w:t>
+      </w:r>
+      <w:r>
+        <w:t xml:space="preserve">,</w:t>
+      </w:r>
+      <w:r>
+        <w:t xml:space="preserve"> </w:t>
+      </w:r>
+      <w:r>
+        <w:rPr>
+          <w:iCs/>
+          <w:i/>
+        </w:rPr>
+        <w:t xml:space="preserve">29</w:t>
+      </w:r>
+      <w:r>
+        <w:t xml:space="preserve">(3), 1159–1168.</w:t>
+      </w:r>
+      <w:r>
+        <w:t xml:space="preserve"> </w:t>
+      </w:r>
+      <w:hyperlink r:id="rId96">
+        <w:r>
+          <w:rPr>
+            <w:rStyle w:val="Hyperlink"/>
+          </w:rPr>
+          <w:t xml:space="preserve">https://doi.org/10.1016/j.chb.2012.10.008</w:t>
+        </w:r>
+      </w:hyperlink>
+    </w:p>
+    <w:bookmarkEnd w:id="97"/>
+    <w:bookmarkStart w:id="98" w:name="ref-hamakerWhyResearchersShould2014"/>
+    <w:p>
+      <w:pPr>
+        <w:pStyle w:val="Literaturverzeichnis"/>
+      </w:pPr>
+      <w:r>
         <w:t xml:space="preserve">Hamaker, E. L. (2014). Why researchers should think "within-person":</w:t>
       </w:r>
       <w:r>
@@ -7127,8 +8159,8 @@
         <w:t xml:space="preserve">.</w:t>
       </w:r>
     </w:p>
-    <w:bookmarkEnd w:id="93"/>
-    <w:bookmarkStart w:id="95" w:name="ref-huangTimeSpentSocial2017"/>
+    <w:bookmarkEnd w:id="98"/>
+    <w:bookmarkStart w:id="100" w:name="ref-huangTimeSpentSocial2017"/>
     <w:p>
       <w:pPr>
         <w:pStyle w:val="Literaturverzeichnis"/>
@@ -7177,7 +8209,7 @@
       <w:r>
         <w:t xml:space="preserve"> </w:t>
       </w:r>
-      <w:hyperlink r:id="rId94">
+      <w:hyperlink r:id="rId99">
         <w:r>
           <w:rPr>
             <w:rStyle w:val="Hyperlink"/>
@@ -7186,8 +8218,8 @@
         </w:r>
       </w:hyperlink>
     </w:p>
-    <w:bookmarkEnd w:id="95"/>
-    <w:bookmarkStart w:id="97" w:name="ref-johannesNoEffectDifferent2022"/>
+    <w:bookmarkEnd w:id="100"/>
+    <w:bookmarkStart w:id="102" w:name="ref-johannesNoEffectDifferent2022"/>
     <w:p>
       <w:pPr>
         <w:pStyle w:val="Literaturverzeichnis"/>
@@ -7224,7 +8256,7 @@
       <w:r>
         <w:t xml:space="preserve"> </w:t>
       </w:r>
-      <w:hyperlink r:id="rId96">
+      <w:hyperlink r:id="rId101">
         <w:r>
           <w:rPr>
             <w:rStyle w:val="Hyperlink"/>
@@ -7233,8 +8265,8 @@
         </w:r>
       </w:hyperlink>
     </w:p>
-    <w:bookmarkEnd w:id="97"/>
-    <w:bookmarkStart w:id="99" w:name="ref-katzUsesGratificationsResearch1973"/>
+    <w:bookmarkEnd w:id="102"/>
+    <w:bookmarkStart w:id="104" w:name="ref-katzUsesGratificationsResearch1973"/>
     <w:p>
       <w:pPr>
         <w:pStyle w:val="Literaturverzeichnis"/>
@@ -7280,7 +8312,7 @@
       <w:r>
         <w:t xml:space="preserve"> </w:t>
       </w:r>
-      <w:hyperlink r:id="rId98">
+      <w:hyperlink r:id="rId103">
         <w:r>
           <w:rPr>
             <w:rStyle w:val="Hyperlink"/>
@@ -7289,8 +8321,8 @@
         </w:r>
       </w:hyperlink>
     </w:p>
-    <w:bookmarkEnd w:id="99"/>
-    <w:bookmarkStart w:id="101" w:name="ref-kerestesAdolescentsOnlineSocial2020"/>
+    <w:bookmarkEnd w:id="104"/>
+    <w:bookmarkStart w:id="106" w:name="ref-kerestesAdolescentsOnlineSocial2020"/>
     <w:p>
       <w:pPr>
         <w:pStyle w:val="Literaturverzeichnis"/>
@@ -7339,7 +8371,7 @@
       <w:r>
         <w:t xml:space="preserve"> </w:t>
       </w:r>
-      <w:hyperlink r:id="rId100">
+      <w:hyperlink r:id="rId105">
         <w:r>
           <w:rPr>
             <w:rStyle w:val="Hyperlink"/>
@@ -7348,8 +8380,8 @@
         </w:r>
       </w:hyperlink>
     </w:p>
-    <w:bookmarkEnd w:id="101"/>
-    <w:bookmarkStart w:id="103" w:name="ref-kittelAustrianCoronaPanel2021"/>
+    <w:bookmarkEnd w:id="106"/>
+    <w:bookmarkStart w:id="108" w:name="ref-kittelAustrianCoronaPanel2021"/>
     <w:p>
       <w:pPr>
         <w:pStyle w:val="Literaturverzeichnis"/>
@@ -7407,7 +8439,7 @@
       <w:r>
         <w:t xml:space="preserve"> </w:t>
       </w:r>
-      <w:hyperlink r:id="rId102">
+      <w:hyperlink r:id="rId107">
         <w:r>
           <w:rPr>
             <w:rStyle w:val="Hyperlink"/>
@@ -7416,8 +8448,8 @@
         </w:r>
       </w:hyperlink>
     </w:p>
-    <w:bookmarkEnd w:id="103"/>
-    <w:bookmarkStart w:id="105" w:name="ref-kittelAustrianCoronaPanel2020"/>
+    <w:bookmarkEnd w:id="108"/>
+    <w:bookmarkStart w:id="109" w:name="ref-kittelAustrianCoronaPanel2020"/>
     <w:p>
       <w:pPr>
         <w:pStyle w:val="Literaturverzeichnis"/>
@@ -7502,7 +8534,7 @@
       <w:r>
         <w:t xml:space="preserve"> </w:t>
       </w:r>
-      <w:hyperlink r:id="rId104">
+      <w:hyperlink r:id="rId32">
         <w:r>
           <w:rPr>
             <w:rStyle w:val="Hyperlink"/>
@@ -7511,8 +8543,8 @@
         </w:r>
       </w:hyperlink>
     </w:p>
-    <w:bookmarkEnd w:id="105"/>
-    <w:bookmarkStart w:id="107" w:name="ref-kleinDarklySoothingCompulsion2021"/>
+    <w:bookmarkEnd w:id="109"/>
+    <w:bookmarkStart w:id="111" w:name="ref-kleinDarklySoothingCompulsion2021"/>
     <w:p>
       <w:pPr>
         <w:pStyle w:val="Literaturverzeichnis"/>
@@ -7536,7 +8568,7 @@
       <w:r>
         <w:t xml:space="preserve"> </w:t>
       </w:r>
-      <w:hyperlink r:id="rId106">
+      <w:hyperlink r:id="rId110">
         <w:r>
           <w:rPr>
             <w:rStyle w:val="Hyperlink"/>
@@ -7545,8 +8577,8 @@
         </w:r>
       </w:hyperlink>
     </w:p>
-    <w:bookmarkEnd w:id="107"/>
-    <w:bookmarkStart w:id="108" w:name="X792f80e9c924b8ecee2cc17028dc7ec698276b2"/>
+    <w:bookmarkEnd w:id="111"/>
+    <w:bookmarkStart w:id="112" w:name="X792f80e9c924b8ecee2cc17028dc7ec698276b2"/>
     <w:p>
       <w:pPr>
         <w:pStyle w:val="Literaturverzeichnis"/>
@@ -7580,8 +8612,8 @@
         <w:t xml:space="preserve">.</w:t>
       </w:r>
     </w:p>
-    <w:bookmarkEnd w:id="108"/>
-    <w:bookmarkStart w:id="110" w:name="Xc6b9432a8ae1d09e849f2f6c9d824b9a2dbd52c"/>
+    <w:bookmarkEnd w:id="112"/>
+    <w:bookmarkStart w:id="114" w:name="Xc6b9432a8ae1d09e849f2f6c9d824b9a2dbd52c"/>
     <w:p>
       <w:pPr>
         <w:pStyle w:val="Literaturverzeichnis"/>
@@ -7642,7 +8674,7 @@
       <w:r>
         <w:t xml:space="preserve"> </w:t>
       </w:r>
-      <w:hyperlink r:id="rId109">
+      <w:hyperlink r:id="rId113">
         <w:r>
           <w:rPr>
             <w:rStyle w:val="Hyperlink"/>
@@ -7651,13 +8683,81 @@
         </w:r>
       </w:hyperlink>
     </w:p>
-    <w:bookmarkEnd w:id="110"/>
-    <w:bookmarkStart w:id="112" w:name="X1dbab2c39169012d59b40ba99072e2295167b63"/>
+    <w:bookmarkEnd w:id="114"/>
+    <w:bookmarkStart w:id="116" w:name="ref-liYouTubeSourceInformation2020"/>
     <w:p>
       <w:pPr>
         <w:pStyle w:val="Literaturverzeichnis"/>
       </w:pPr>
       <w:r>
+        <w:t xml:space="preserve">Li, H. O.-Y., Bailey, A., Huynh, D., &amp; Chan, J. (2020).</w:t>
+      </w:r>
+      <w:r>
+        <w:t xml:space="preserve"> </w:t>
+      </w:r>
+      <w:r>
+        <w:t xml:space="preserve">YouTube</w:t>
+      </w:r>
+      <w:r>
+        <w:t xml:space="preserve"> </w:t>
+      </w:r>
+      <w:r>
+        <w:t xml:space="preserve">as a source of information on</w:t>
+      </w:r>
+      <w:r>
+        <w:t xml:space="preserve"> </w:t>
+      </w:r>
+      <w:r>
+        <w:t xml:space="preserve">COVID-19</w:t>
+      </w:r>
+      <w:r>
+        <w:t xml:space="preserve">: A pandemic of misinformation?</w:t>
+      </w:r>
+      <w:r>
+        <w:t xml:space="preserve"> </w:t>
+      </w:r>
+      <w:r>
+        <w:rPr>
+          <w:iCs/>
+          <w:i/>
+        </w:rPr>
+        <w:t xml:space="preserve">BMJ Global Health</w:t>
+      </w:r>
+      <w:r>
+        <w:t xml:space="preserve">,</w:t>
+      </w:r>
+      <w:r>
+        <w:t xml:space="preserve"> </w:t>
+      </w:r>
+      <w:r>
+        <w:rPr>
+          <w:iCs/>
+          <w:i/>
+        </w:rPr>
+        <w:t xml:space="preserve">5</w:t>
+      </w:r>
+      <w:r>
+        <w:t xml:space="preserve">(5), e002604.</w:t>
+      </w:r>
+      <w:r>
+        <w:t xml:space="preserve"> </w:t>
+      </w:r>
+      <w:hyperlink r:id="rId115">
+        <w:r>
+          <w:rPr>
+            <w:rStyle w:val="Hyperlink"/>
+          </w:rPr>
+          <w:t xml:space="preserve">https://doi.org/10.1136/bmjgh-2020-002604</w:t>
+        </w:r>
+      </w:hyperlink>
+    </w:p>
+    <w:bookmarkEnd w:id="116"/>
+    <w:bookmarkStart w:id="118" w:name="X1dbab2c39169012d59b40ba99072e2295167b63"/>
+    <w:p>
+      <w:pPr>
+        <w:pStyle w:val="Literaturverzeichnis"/>
+      </w:pPr>
+      <w:r>
         <w:t xml:space="preserve">Liu, J. C. J., &amp; Tong, E. M. W. (2020). The relation between official</w:t>
       </w:r>
       <w:r>
@@ -7701,7 +8801,7 @@
       <w:r>
         <w:t xml:space="preserve"> </w:t>
       </w:r>
-      <w:hyperlink r:id="rId111">
+      <w:hyperlink r:id="rId117">
         <w:r>
           <w:rPr>
             <w:rStyle w:val="Hyperlink"/>
@@ -7710,13 +8810,72 @@
         </w:r>
       </w:hyperlink>
     </w:p>
-    <w:bookmarkEnd w:id="112"/>
-    <w:bookmarkStart w:id="114" w:name="ref-lucasAdaptationSetpointModel2007"/>
+    <w:bookmarkEnd w:id="118"/>
+    <w:bookmarkStart w:id="120" w:name="X3bff99341c1e0d97a9a7c5e65481ad06c903431"/>
     <w:p>
       <w:pPr>
         <w:pStyle w:val="Literaturverzeichnis"/>
       </w:pPr>
       <w:r>
+        <w:t xml:space="preserve">Livingstone, S., Mascheroni, G., &amp; Staksrud, E. (2018). European research on children’s internet use:</w:t>
+      </w:r>
+      <w:r>
+        <w:t xml:space="preserve"> </w:t>
+      </w:r>
+      <w:r>
+        <w:t xml:space="preserve">Assessing</w:t>
+      </w:r>
+      <w:r>
+        <w:t xml:space="preserve"> </w:t>
+      </w:r>
+      <w:r>
+        <w:t xml:space="preserve">the past and anticipating the future.</w:t>
+      </w:r>
+      <w:r>
+        <w:t xml:space="preserve"> </w:t>
+      </w:r>
+      <w:r>
+        <w:rPr>
+          <w:iCs/>
+          <w:i/>
+        </w:rPr>
+        <w:t xml:space="preserve">New Media &amp; Society</w:t>
+      </w:r>
+      <w:r>
+        <w:t xml:space="preserve">,</w:t>
+      </w:r>
+      <w:r>
+        <w:t xml:space="preserve"> </w:t>
+      </w:r>
+      <w:r>
+        <w:rPr>
+          <w:iCs/>
+          <w:i/>
+        </w:rPr>
+        <w:t xml:space="preserve">20</w:t>
+      </w:r>
+      <w:r>
+        <w:t xml:space="preserve">(3), 1103–1122.</w:t>
+      </w:r>
+      <w:r>
+        <w:t xml:space="preserve"> </w:t>
+      </w:r>
+      <w:hyperlink r:id="rId119">
+        <w:r>
+          <w:rPr>
+            <w:rStyle w:val="Hyperlink"/>
+          </w:rPr>
+          <w:t xml:space="preserve">https://doi.org/10.1177/1461444816685930</w:t>
+        </w:r>
+      </w:hyperlink>
+    </w:p>
+    <w:bookmarkEnd w:id="120"/>
+    <w:bookmarkStart w:id="122" w:name="ref-lucasAdaptationSetpointModel2007"/>
+    <w:p>
+      <w:pPr>
+        <w:pStyle w:val="Literaturverzeichnis"/>
+      </w:pPr>
+      <w:r>
         <w:t xml:space="preserve">Lucas, R. E. (2007). Adaptation and the set-point model of subjective well-being.</w:t>
       </w:r>
       <w:r>
@@ -7748,7 +8907,7 @@
       <w:r>
         <w:t xml:space="preserve"> </w:t>
       </w:r>
-      <w:hyperlink r:id="rId113">
+      <w:hyperlink r:id="rId121">
         <w:r>
           <w:rPr>
             <w:rStyle w:val="Hyperlink"/>
@@ -7757,8 +8916,8 @@
         </w:r>
       </w:hyperlink>
     </w:p>
-    <w:bookmarkEnd w:id="114"/>
-    <w:bookmarkStart w:id="115" w:name="ref-lykkenHappinessWhatStudies1999"/>
+    <w:bookmarkEnd w:id="122"/>
+    <w:bookmarkStart w:id="123" w:name="ref-lykkenHappinessWhatStudies1999"/>
     <w:p>
       <w:pPr>
         <w:pStyle w:val="Literaturverzeichnis"/>
@@ -7817,8 +8976,8 @@
         <w:t xml:space="preserve">.</w:t>
       </w:r>
     </w:p>
-    <w:bookmarkEnd w:id="115"/>
-    <w:bookmarkStart w:id="117" w:name="Xfb7d85027a6ed742d605f538a8d4b2e6303b331"/>
+    <w:bookmarkEnd w:id="123"/>
+    <w:bookmarkStart w:id="125" w:name="Xfb7d85027a6ed742d605f538a8d4b2e6303b331"/>
     <w:p>
       <w:pPr>
         <w:pStyle w:val="Literaturverzeichnis"/>
@@ -7855,7 +9014,7 @@
       <w:r>
         <w:t xml:space="preserve"> </w:t>
       </w:r>
-      <w:hyperlink r:id="rId116">
+      <w:hyperlink r:id="rId124">
         <w:r>
           <w:rPr>
             <w:rStyle w:val="Hyperlink"/>
@@ -7864,8 +9023,8 @@
         </w:r>
       </w:hyperlink>
     </w:p>
-    <w:bookmarkEnd w:id="117"/>
-    <w:bookmarkStart w:id="119" w:name="ref-mcelreathYesterdayClass2021"/>
+    <w:bookmarkEnd w:id="125"/>
+    <w:bookmarkStart w:id="127" w:name="ref-mcelreathYesterdayClass2021"/>
     <w:p>
       <w:pPr>
         <w:pStyle w:val="Literaturverzeichnis"/>
@@ -7901,7 +9060,7 @@
       <w:r>
         <w:t xml:space="preserve"> </w:t>
       </w:r>
-      <w:hyperlink r:id="rId118">
+      <w:hyperlink r:id="rId126">
         <w:r>
           <w:rPr>
             <w:rStyle w:val="Hyperlink"/>
@@ -7910,8 +9069,8 @@
         </w:r>
       </w:hyperlink>
     </w:p>
-    <w:bookmarkEnd w:id="119"/>
-    <w:bookmarkStart w:id="121" w:name="ref-meierInstagramInspirationHow2020"/>
+    <w:bookmarkEnd w:id="127"/>
+    <w:bookmarkStart w:id="129" w:name="ref-meierInstagramInspirationHow2020"/>
     <w:p>
       <w:pPr>
         <w:pStyle w:val="Literaturverzeichnis"/>
@@ -7960,7 +9119,7 @@
       <w:r>
         <w:t xml:space="preserve"> </w:t>
       </w:r>
-      <w:hyperlink r:id="rId120">
+      <w:hyperlink r:id="rId128">
         <w:r>
           <w:rPr>
             <w:rStyle w:val="Hyperlink"/>
@@ -7969,8 +9128,8 @@
         </w:r>
       </w:hyperlink>
     </w:p>
-    <w:bookmarkEnd w:id="121"/>
-    <w:bookmarkStart w:id="123" w:name="ref-meierDoesPassiveSocial2022"/>
+    <w:bookmarkEnd w:id="129"/>
+    <w:bookmarkStart w:id="131" w:name="ref-meierDoesPassiveSocial2022"/>
     <w:p>
       <w:pPr>
         <w:pStyle w:val="Literaturverzeichnis"/>
@@ -8034,7 +9193,7 @@
       <w:r>
         <w:t xml:space="preserve"> </w:t>
       </w:r>
-      <w:hyperlink r:id="rId122">
+      <w:hyperlink r:id="rId130">
         <w:r>
           <w:rPr>
             <w:rStyle w:val="Hyperlink"/>
@@ -8043,8 +9202,8 @@
         </w:r>
       </w:hyperlink>
     </w:p>
-    <w:bookmarkEnd w:id="123"/>
-    <w:bookmarkStart w:id="125" w:name="X78cd1db5501af02923e91749d13fba0d82e7705"/>
+    <w:bookmarkEnd w:id="131"/>
+    <w:bookmarkStart w:id="133" w:name="X78cd1db5501af02923e91749d13fba0d82e7705"/>
     <w:p>
       <w:pPr>
         <w:pStyle w:val="Literaturverzeichnis"/>
@@ -8080,7 +9239,7 @@
       <w:r>
         <w:t xml:space="preserve"> </w:t>
       </w:r>
-      <w:hyperlink r:id="rId124">
+      <w:hyperlink r:id="rId132">
         <w:r>
           <w:rPr>
             <w:rStyle w:val="Hyperlink"/>
@@ -8089,8 +9248,8 @@
         </w:r>
       </w:hyperlink>
     </w:p>
-    <w:bookmarkEnd w:id="125"/>
-    <w:bookmarkStart w:id="127" w:name="X451acd24c9f9a1d617e9063baaaed60dfe5f367"/>
+    <w:bookmarkEnd w:id="133"/>
+    <w:bookmarkStart w:id="135" w:name="X451acd24c9f9a1d617e9063baaaed60dfe5f367"/>
     <w:p>
       <w:pPr>
         <w:pStyle w:val="Literaturverzeichnis"/>
@@ -8136,7 +9295,7 @@
       <w:r>
         <w:t xml:space="preserve"> </w:t>
       </w:r>
-      <w:hyperlink r:id="rId126">
+      <w:hyperlink r:id="rId134">
         <w:r>
           <w:rPr>
             <w:rStyle w:val="Hyperlink"/>
@@ -8145,8 +9304,8 @@
         </w:r>
       </w:hyperlink>
     </w:p>
-    <w:bookmarkEnd w:id="127"/>
-    <w:bookmarkStart w:id="129" w:name="Xaaaffcb1d04d4c8ec8ba5f0b5f668cec5e87c88"/>
+    <w:bookmarkEnd w:id="135"/>
+    <w:bookmarkStart w:id="137" w:name="Xaaaffcb1d04d4c8ec8ba5f0b5f668cec5e87c88"/>
     <w:p>
       <w:pPr>
         <w:pStyle w:val="Literaturverzeichnis"/>
@@ -8195,7 +9354,7 @@
       <w:r>
         <w:t xml:space="preserve"> </w:t>
       </w:r>
-      <w:hyperlink r:id="rId128">
+      <w:hyperlink r:id="rId136">
         <w:r>
           <w:rPr>
             <w:rStyle w:val="Hyperlink"/>
@@ -8204,8 +9363,8 @@
         </w:r>
       </w:hyperlink>
     </w:p>
-    <w:bookmarkEnd w:id="129"/>
-    <w:bookmarkStart w:id="131" w:name="ref-orbenTeenagersScreensSocial2020"/>
+    <w:bookmarkEnd w:id="137"/>
+    <w:bookmarkStart w:id="139" w:name="ref-orbenTeenagersScreensSocial2020"/>
     <w:p>
       <w:pPr>
         <w:pStyle w:val="Literaturverzeichnis"/>
@@ -8242,7 +9401,7 @@
       <w:r>
         <w:t xml:space="preserve"> </w:t>
       </w:r>
-      <w:hyperlink r:id="rId130">
+      <w:hyperlink r:id="rId138">
         <w:r>
           <w:rPr>
             <w:rStyle w:val="Hyperlink"/>
@@ -8251,8 +9410,8 @@
         </w:r>
       </w:hyperlink>
     </w:p>
-    <w:bookmarkEnd w:id="131"/>
-    <w:bookmarkStart w:id="133" w:name="ref-orbenSocialMediaEnduring2019"/>
+    <w:bookmarkEnd w:id="139"/>
+    <w:bookmarkStart w:id="141" w:name="ref-orbenSocialMediaEnduring2019"/>
     <w:p>
       <w:pPr>
         <w:pStyle w:val="Literaturverzeichnis"/>
@@ -8289,7 +9448,7 @@
       <w:r>
         <w:t xml:space="preserve"> </w:t>
       </w:r>
-      <w:hyperlink r:id="rId132">
+      <w:hyperlink r:id="rId140">
         <w:r>
           <w:rPr>
             <w:rStyle w:val="Hyperlink"/>
@@ -8298,8 +9457,8 @@
         </w:r>
       </w:hyperlink>
     </w:p>
-    <w:bookmarkEnd w:id="133"/>
-    <w:bookmarkStart w:id="135" w:name="ref-pelletierOneSizeDoesn2020"/>
+    <w:bookmarkEnd w:id="141"/>
+    <w:bookmarkStart w:id="143" w:name="ref-pelletierOneSizeDoesn2020"/>
     <w:p>
       <w:pPr>
         <w:pStyle w:val="Literaturverzeichnis"/>
@@ -8336,7 +9495,7 @@
       <w:r>
         <w:t xml:space="preserve"> </w:t>
       </w:r>
-      <w:hyperlink r:id="rId134">
+      <w:hyperlink r:id="rId142">
         <w:r>
           <w:rPr>
             <w:rStyle w:val="Hyperlink"/>
@@ -8345,8 +9504,8 @@
         </w:r>
       </w:hyperlink>
     </w:p>
-    <w:bookmarkEnd w:id="135"/>
-    <w:bookmarkStart w:id="137" w:name="ref-przybylskiDoesTakingShort2021a"/>
+    <w:bookmarkEnd w:id="143"/>
+    <w:bookmarkStart w:id="145" w:name="ref-przybylskiDoesTakingShort2021a"/>
     <w:p>
       <w:pPr>
         <w:pStyle w:val="Literaturverzeichnis"/>
@@ -8395,7 +9554,7 @@
       <w:r>
         <w:t xml:space="preserve"> </w:t>
       </w:r>
-      <w:hyperlink r:id="rId136">
+      <w:hyperlink r:id="rId144">
         <w:r>
           <w:rPr>
             <w:rStyle w:val="Hyperlink"/>
@@ -8404,8 +9563,8 @@
         </w:r>
       </w:hyperlink>
     </w:p>
-    <w:bookmarkEnd w:id="137"/>
-    <w:bookmarkStart w:id="139" w:name="Xa9ac2c9dc12fa59e066c60f45d66f14151e53a0"/>
+    <w:bookmarkEnd w:id="145"/>
+    <w:bookmarkStart w:id="147" w:name="Xa9ac2c9dc12fa59e066c60f45d66f14151e53a0"/>
     <w:p>
       <w:pPr>
         <w:pStyle w:val="Literaturverzeichnis"/>
@@ -8454,7 +9613,7 @@
       <w:r>
         <w:t xml:space="preserve"> </w:t>
       </w:r>
-      <w:hyperlink r:id="rId138">
+      <w:hyperlink r:id="rId146">
         <w:r>
           <w:rPr>
             <w:rStyle w:val="Hyperlink"/>
@@ -8463,8 +9622,8 @@
         </w:r>
       </w:hyperlink>
     </w:p>
-    <w:bookmarkEnd w:id="139"/>
-    <w:bookmarkStart w:id="141" w:name="ref-riehmAssociationsMediaExposure2020"/>
+    <w:bookmarkEnd w:id="147"/>
+    <w:bookmarkStart w:id="149" w:name="ref-riehmAssociationsMediaExposure2020"/>
     <w:p>
       <w:pPr>
         <w:pStyle w:val="Literaturverzeichnis"/>
@@ -8528,7 +9687,7 @@
       <w:r>
         <w:t xml:space="preserve"> </w:t>
       </w:r>
-      <w:hyperlink r:id="rId140">
+      <w:hyperlink r:id="rId148">
         <w:r>
           <w:rPr>
             <w:rStyle w:val="Hyperlink"/>
@@ -8537,8 +9696,8 @@
         </w:r>
       </w:hyperlink>
     </w:p>
-    <w:bookmarkEnd w:id="141"/>
-    <w:bookmarkStart w:id="143" w:name="X97cc252a6b1377842c107dd4431a6a24a0c82fe"/>
+    <w:bookmarkEnd w:id="149"/>
+    <w:bookmarkStart w:id="151" w:name="X97cc252a6b1377842c107dd4431a6a24a0c82fe"/>
     <w:p>
       <w:pPr>
         <w:pStyle w:val="Literaturverzeichnis"/>
@@ -8587,7 +9746,7 @@
       <w:r>
         <w:t xml:space="preserve"> </w:t>
       </w:r>
-      <w:hyperlink r:id="rId142">
+      <w:hyperlink r:id="rId150">
         <w:r>
           <w:rPr>
             <w:rStyle w:val="Hyperlink"/>
@@ -8596,8 +9755,8 @@
         </w:r>
       </w:hyperlink>
     </w:p>
-    <w:bookmarkEnd w:id="143"/>
-    <w:bookmarkStart w:id="145" w:name="ref-rohrerTheseAreNot2021"/>
+    <w:bookmarkEnd w:id="151"/>
+    <w:bookmarkStart w:id="153" w:name="ref-rohrerTheseAreNot2021"/>
     <w:p>
       <w:pPr>
         <w:pStyle w:val="Literaturverzeichnis"/>
@@ -8661,7 +9820,7 @@
       <w:r>
         <w:t xml:space="preserve"> </w:t>
       </w:r>
-      <w:hyperlink r:id="rId144">
+      <w:hyperlink r:id="rId152">
         <w:r>
           <w:rPr>
             <w:rStyle w:val="Hyperlink"/>
@@ -8670,8 +9829,8 @@
         </w:r>
       </w:hyperlink>
     </w:p>
-    <w:bookmarkEnd w:id="145"/>
-    <w:bookmarkStart w:id="147" w:name="ref-sandstromDoomscrollingCOVIDNews2021"/>
+    <w:bookmarkEnd w:id="153"/>
+    <w:bookmarkStart w:id="155" w:name="ref-sandstromDoomscrollingCOVIDNews2021"/>
     <w:p>
       <w:pPr>
         <w:pStyle w:val="Literaturverzeichnis"/>
@@ -8732,7 +9891,7 @@
       <w:r>
         <w:t xml:space="preserve"> </w:t>
       </w:r>
-      <w:hyperlink r:id="rId146">
+      <w:hyperlink r:id="rId154">
         <w:r>
           <w:rPr>
             <w:rStyle w:val="Hyperlink"/>
@@ -8741,8 +9900,8 @@
         </w:r>
       </w:hyperlink>
     </w:p>
-    <w:bookmarkEnd w:id="147"/>
-    <w:bookmarkStart w:id="149" w:name="X88598e7d7e7bb08b6b8b238f1967dc345c60209"/>
+    <w:bookmarkEnd w:id="155"/>
+    <w:bookmarkStart w:id="157" w:name="X88598e7d7e7bb08b6b8b238f1967dc345c60209"/>
     <w:p>
       <w:pPr>
         <w:pStyle w:val="Literaturverzeichnis"/>
@@ -8800,7 +9959,7 @@
       <w:r>
         <w:t xml:space="preserve"> </w:t>
       </w:r>
-      <w:hyperlink r:id="rId148">
+      <w:hyperlink r:id="rId156">
         <w:r>
           <w:rPr>
             <w:rStyle w:val="Hyperlink"/>
@@ -8809,8 +9968,8 @@
         </w:r>
       </w:hyperlink>
     </w:p>
-    <w:bookmarkEnd w:id="149"/>
-    <w:bookmarkStart w:id="151" w:name="ref-scharkowHowSocialNetwork2020"/>
+    <w:bookmarkEnd w:id="157"/>
+    <w:bookmarkStart w:id="159" w:name="ref-scharkowHowSocialNetwork2020"/>
     <w:p>
       <w:pPr>
         <w:pStyle w:val="Literaturverzeichnis"/>
@@ -8847,7 +10006,7 @@
       <w:r>
         <w:t xml:space="preserve"> </w:t>
       </w:r>
-      <w:hyperlink r:id="rId150">
+      <w:hyperlink r:id="rId158">
         <w:r>
           <w:rPr>
             <w:rStyle w:val="Hyperlink"/>
@@ -8856,8 +10015,8 @@
         </w:r>
       </w:hyperlink>
     </w:p>
-    <w:bookmarkEnd w:id="151"/>
-    <w:bookmarkStart w:id="153" w:name="ref-schemerImpactInternetSocial2021"/>
+    <w:bookmarkEnd w:id="159"/>
+    <w:bookmarkStart w:id="161" w:name="ref-schemerImpactInternetSocial2021"/>
     <w:p>
       <w:pPr>
         <w:pStyle w:val="Literaturverzeichnis"/>
@@ -8918,7 +10077,7 @@
       <w:r>
         <w:t xml:space="preserve"> </w:t>
       </w:r>
-      <w:hyperlink r:id="rId152">
+      <w:hyperlink r:id="rId160">
         <w:r>
           <w:rPr>
             <w:rStyle w:val="Hyperlink"/>
@@ -8927,8 +10086,8 @@
         </w:r>
       </w:hyperlink>
     </w:p>
-    <w:bookmarkEnd w:id="153"/>
-    <w:bookmarkStart w:id="155" w:name="X8e2a20d96df67257f62083320b9d0ee3057c8c8"/>
+    <w:bookmarkEnd w:id="161"/>
+    <w:bookmarkStart w:id="163" w:name="X8e2a20d96df67257f62083320b9d0ee3057c8c8"/>
     <w:p>
       <w:pPr>
         <w:pStyle w:val="Literaturverzeichnis"/>
@@ -8977,7 +10136,7 @@
       <w:r>
         <w:t xml:space="preserve"> </w:t>
       </w:r>
-      <w:hyperlink r:id="rId154">
+      <w:hyperlink r:id="rId162">
         <w:r>
           <w:rPr>
             <w:rStyle w:val="Hyperlink"/>
@@ -8986,8 +10145,8 @@
         </w:r>
       </w:hyperlink>
     </w:p>
-    <w:bookmarkEnd w:id="155"/>
-    <w:bookmarkStart w:id="157" w:name="ref-sewallObjectivelyMeasuredDigital2021"/>
+    <w:bookmarkEnd w:id="163"/>
+    <w:bookmarkStart w:id="165" w:name="ref-sewallObjectivelyMeasuredDigital2021"/>
     <w:p>
       <w:pPr>
         <w:pStyle w:val="Literaturverzeichnis"/>
@@ -9048,7 +10207,7 @@
       <w:r>
         <w:t xml:space="preserve"> </w:t>
       </w:r>
-      <w:hyperlink r:id="rId156">
+      <w:hyperlink r:id="rId164">
         <w:r>
           <w:rPr>
             <w:rStyle w:val="Hyperlink"/>
@@ -9057,8 +10216,8 @@
         </w:r>
       </w:hyperlink>
     </w:p>
-    <w:bookmarkEnd w:id="157"/>
-    <w:bookmarkStart w:id="159" w:name="X116e9c1526260e8f39e1931242d55ca59ff7b16"/>
+    <w:bookmarkEnd w:id="165"/>
+    <w:bookmarkStart w:id="167" w:name="X116e9c1526260e8f39e1931242d55ca59ff7b16"/>
     <w:p>
       <w:pPr>
         <w:pStyle w:val="Literaturverzeichnis"/>
@@ -9082,7 +10241,7 @@
       <w:r>
         <w:t xml:space="preserve"> </w:t>
       </w:r>
-      <w:hyperlink r:id="rId158">
+      <w:hyperlink r:id="rId166">
         <w:r>
           <w:rPr>
             <w:rStyle w:val="Hyperlink"/>
@@ -9091,8 +10250,8 @@
         </w:r>
       </w:hyperlink>
     </w:p>
-    <w:bookmarkEnd w:id="159"/>
-    <w:bookmarkStart w:id="161" w:name="ref-stainbackCOVID1924News2020"/>
+    <w:bookmarkEnd w:id="167"/>
+    <w:bookmarkStart w:id="169" w:name="ref-stainbackCOVID1924News2020"/>
     <w:p>
       <w:pPr>
         <w:pStyle w:val="Literaturverzeichnis"/>
@@ -9159,7 +10318,7 @@
       <w:r>
         <w:t xml:space="preserve"> </w:t>
       </w:r>
-      <w:hyperlink r:id="rId160">
+      <w:hyperlink r:id="rId168">
         <w:r>
           <w:rPr>
             <w:rStyle w:val="Hyperlink"/>
@@ -9168,8 +10327,8 @@
         </w:r>
       </w:hyperlink>
     </w:p>
-    <w:bookmarkEnd w:id="161"/>
-    <w:bookmarkStart w:id="163" w:name="ref-statistaAverageDailyTime2021"/>
+    <w:bookmarkEnd w:id="169"/>
+    <w:bookmarkStart w:id="171" w:name="ref-statistaAverageDailyTime2021"/>
     <w:p>
       <w:pPr>
         <w:pStyle w:val="Literaturverzeichnis"/>
@@ -9221,7 +10380,7 @@
       <w:r>
         <w:t xml:space="preserve"> </w:t>
       </w:r>
-      <w:hyperlink r:id="rId162">
+      <w:hyperlink r:id="rId170">
         <w:r>
           <w:rPr>
             <w:rStyle w:val="Hyperlink"/>
@@ -9230,8 +10389,8 @@
         </w:r>
       </w:hyperlink>
     </w:p>
-    <w:bookmarkEnd w:id="163"/>
-    <w:bookmarkStart w:id="165" w:name="X1e1e0cf4c1b009b06f1f6c8856ab71b69ac5603"/>
+    <w:bookmarkEnd w:id="171"/>
+    <w:bookmarkStart w:id="173" w:name="X1e1e0cf4c1b009b06f1f6c8856ab71b69ac5603"/>
     <w:p>
       <w:pPr>
         <w:pStyle w:val="Literaturverzeichnis"/>
@@ -9268,7 +10427,7 @@
       <w:r>
         <w:t xml:space="preserve"> </w:t>
       </w:r>
-      <w:hyperlink r:id="rId164">
+      <w:hyperlink r:id="rId172">
         <w:r>
           <w:rPr>
             <w:rStyle w:val="Hyperlink"/>
@@ -9277,13 +10436,72 @@
         </w:r>
       </w:hyperlink>
     </w:p>
-    <w:bookmarkEnd w:id="165"/>
-    <w:bookmarkStart w:id="167" w:name="ref-vanrooijWeakScientificBasis2018"/>
+    <w:bookmarkEnd w:id="173"/>
+    <w:bookmarkStart w:id="175" w:name="Xaa40a7103218f9f1e825391f38f546501f364d6"/>
     <w:p>
       <w:pPr>
         <w:pStyle w:val="Literaturverzeichnis"/>
       </w:pPr>
       <w:r>
+        <w:t xml:space="preserve">Valkenburg, P. M., van Driel, I. I., &amp; Beyens, I. (2022). The associations of active and passive social media use with well-being:</w:t>
+      </w:r>
+      <w:r>
+        <w:t xml:space="preserve"> </w:t>
+      </w:r>
+      <w:r>
+        <w:t xml:space="preserve">A</w:t>
+      </w:r>
+      <w:r>
+        <w:t xml:space="preserve"> </w:t>
+      </w:r>
+      <w:r>
+        <w:t xml:space="preserve">critical scoping review.</w:t>
+      </w:r>
+      <w:r>
+        <w:t xml:space="preserve"> </w:t>
+      </w:r>
+      <w:r>
+        <w:rPr>
+          <w:iCs/>
+          <w:i/>
+        </w:rPr>
+        <w:t xml:space="preserve">New Media &amp; Society</w:t>
+      </w:r>
+      <w:r>
+        <w:t xml:space="preserve">,</w:t>
+      </w:r>
+      <w:r>
+        <w:t xml:space="preserve"> </w:t>
+      </w:r>
+      <w:r>
+        <w:rPr>
+          <w:iCs/>
+          <w:i/>
+        </w:rPr>
+        <w:t xml:space="preserve">24</w:t>
+      </w:r>
+      <w:r>
+        <w:t xml:space="preserve">(2), 530–549.</w:t>
+      </w:r>
+      <w:r>
+        <w:t xml:space="preserve"> </w:t>
+      </w:r>
+      <w:hyperlink r:id="rId174">
+        <w:r>
+          <w:rPr>
+            <w:rStyle w:val="Hyperlink"/>
+          </w:rPr>
+          <w:t xml:space="preserve">https://doi.org/10.1177/14614448211065425</w:t>
+        </w:r>
+      </w:hyperlink>
+    </w:p>
+    <w:bookmarkEnd w:id="175"/>
+    <w:bookmarkStart w:id="177" w:name="ref-vanrooijWeakScientificBasis2018"/>
+    <w:p>
+      <w:pPr>
+        <w:pStyle w:val="Literaturverzeichnis"/>
+      </w:pPr>
+      <w:r>
         <w:t xml:space="preserve">van Rooij, A. J., Ferguson, C. J., Colder Carras, M., Kardefelt-Winther, D., Shi, J., Aarseth, E., Bean, A. M., Bergmark, K. H., Brus, A., Coulson, M., Deleuze, J., Dullur, P., Dunkels, E., Edman, J., Elson, M., Etchells, P. J., Fiskaali, A., Granic, I., Jansz, J., … Przybylski, A. K. (2018). A weak scientific basis for gaming disorder:</w:t>
       </w:r>
       <w:r>
@@ -9327,7 +10545,7 @@
       <w:r>
         <w:t xml:space="preserve"> </w:t>
       </w:r>
-      <w:hyperlink r:id="rId166">
+      <w:hyperlink r:id="rId176">
         <w:r>
           <w:rPr>
             <w:rStyle w:val="Hyperlink"/>
@@ -9336,8 +10554,8 @@
         </w:r>
       </w:hyperlink>
     </w:p>
-    <w:bookmarkEnd w:id="167"/>
-    <w:bookmarkStart w:id="169" w:name="Xf22d4b99018a3f56cc2527c94d0c1e1c4f4e0f8"/>
+    <w:bookmarkEnd w:id="177"/>
+    <w:bookmarkStart w:id="179" w:name="Xf22d4b99018a3f56cc2527c94d0c1e1c4f4e0f8"/>
     <w:p>
       <w:pPr>
         <w:pStyle w:val="Literaturverzeichnis"/>
@@ -9373,7 +10591,7 @@
       <w:r>
         <w:t xml:space="preserve"> </w:t>
       </w:r>
-      <w:hyperlink r:id="rId168">
+      <w:hyperlink r:id="rId178">
         <w:r>
           <w:rPr>
             <w:rStyle w:val="Hyperlink"/>
@@ -9382,8 +10600,8 @@
         </w:r>
       </w:hyperlink>
     </w:p>
-    <w:bookmarkEnd w:id="169"/>
-    <w:bookmarkStart w:id="171" w:name="ref-wagnerAUTNESOnlinePanel2018"/>
+    <w:bookmarkEnd w:id="179"/>
+    <w:bookmarkStart w:id="181" w:name="ref-wagnerAUTNESOnlinePanel2018"/>
     <w:p>
       <w:pPr>
         <w:pStyle w:val="Literaturverzeichnis"/>
@@ -9454,7 +10672,7 @@
       <w:r>
         <w:t xml:space="preserve"> </w:t>
       </w:r>
-      <w:hyperlink r:id="rId170">
+      <w:hyperlink r:id="rId180">
         <w:r>
           <w:rPr>
             <w:rStyle w:val="Hyperlink"/>
@@ -9463,8 +10681,8 @@
         </w:r>
       </w:hyperlink>
     </w:p>
-    <w:bookmarkEnd w:id="171"/>
-    <w:bookmarkStart w:id="173" w:name="ref-waterlooNormsOnlineExpressions2018"/>
+    <w:bookmarkEnd w:id="181"/>
+    <w:bookmarkStart w:id="183" w:name="ref-waterlooNormsOnlineExpressions2018"/>
     <w:p>
       <w:pPr>
         <w:pStyle w:val="Literaturverzeichnis"/>
@@ -9537,7 +10755,7 @@
       <w:r>
         <w:t xml:space="preserve"> </w:t>
       </w:r>
-      <w:hyperlink r:id="rId172">
+      <w:hyperlink r:id="rId182">
         <w:r>
           <w:rPr>
             <w:rStyle w:val="Hyperlink"/>
@@ -9546,8 +10764,8 @@
         </w:r>
       </w:hyperlink>
     </w:p>
-    <w:bookmarkEnd w:id="173"/>
-    <w:bookmarkStart w:id="174" w:name="Xcdaff0e404d8d1943b465736a7e303627439c7d"/>
+    <w:bookmarkEnd w:id="183"/>
+    <w:bookmarkStart w:id="184" w:name="Xcdaff0e404d8d1943b465736a7e303627439c7d"/>
     <w:p>
       <w:pPr>
         <w:pStyle w:val="Literaturverzeichnis"/>
@@ -9576,8 +10794,8 @@
         <w:t xml:space="preserve">.</w:t>
       </w:r>
     </w:p>
-    <w:bookmarkEnd w:id="174"/>
-    <w:bookmarkStart w:id="176" w:name="ref-yangCanWatchingOnline2021"/>
+    <w:bookmarkEnd w:id="184"/>
+    <w:bookmarkStart w:id="186" w:name="ref-yangCanWatchingOnline2021"/>
     <w:p>
       <w:pPr>
         <w:pStyle w:val="Literaturverzeichnis"/>
@@ -9638,7 +10856,7 @@
       <w:r>
         <w:t xml:space="preserve"> </w:t>
       </w:r>
-      <w:hyperlink r:id="rId175">
+      <w:hyperlink r:id="rId185">
         <w:r>
           <w:rPr>
             <w:rStyle w:val="Hyperlink"/>
@@ -9647,13 +10865,84 @@
         </w:r>
       </w:hyperlink>
     </w:p>
-    <w:bookmarkEnd w:id="176"/>
-    <w:bookmarkStart w:id="178" w:name="ref-yuePassiveSocialMedia2022"/>
+    <w:bookmarkEnd w:id="186"/>
+    <w:bookmarkStart w:id="188" w:name="ref-yeTurningInformationDissipation2020"/>
     <w:p>
       <w:pPr>
         <w:pStyle w:val="Literaturverzeichnis"/>
       </w:pPr>
       <w:r>
+        <w:t xml:space="preserve">Ye, S., Hartmann, R. W., Söderström, M., Amin, M. A., Skillinghaug, B., Schembri, L. S., &amp; Odell, L. R. (2020). Turning information dissipation into dissemination:</w:t>
+      </w:r>
+      <w:r>
+        <w:t xml:space="preserve"> </w:t>
+      </w:r>
+      <w:r>
+        <w:t xml:space="preserve">Instagram</w:t>
+      </w:r>
+      <w:r>
+        <w:t xml:space="preserve"> </w:t>
+      </w:r>
+      <w:r>
+        <w:t xml:space="preserve">as a communication enhancing tool during the</w:t>
+      </w:r>
+      <w:r>
+        <w:t xml:space="preserve"> </w:t>
+      </w:r>
+      <w:r>
+        <w:t xml:space="preserve">COVID-19</w:t>
+      </w:r>
+      <w:r>
+        <w:t xml:space="preserve"> </w:t>
+      </w:r>
+      <w:r>
+        <w:t xml:space="preserve">pandemic and beyond.</w:t>
+      </w:r>
+      <w:r>
+        <w:t xml:space="preserve"> </w:t>
+      </w:r>
+      <w:r>
+        <w:rPr>
+          <w:iCs/>
+          <w:i/>
+        </w:rPr>
+        <w:t xml:space="preserve">Journal of Chemical Education</w:t>
+      </w:r>
+      <w:r>
+        <w:t xml:space="preserve">,</w:t>
+      </w:r>
+      <w:r>
+        <w:t xml:space="preserve"> </w:t>
+      </w:r>
+      <w:r>
+        <w:rPr>
+          <w:iCs/>
+          <w:i/>
+        </w:rPr>
+        <w:t xml:space="preserve">97</w:t>
+      </w:r>
+      <w:r>
+        <w:t xml:space="preserve">(9), 3217–3222.</w:t>
+      </w:r>
+      <w:r>
+        <w:t xml:space="preserve"> </w:t>
+      </w:r>
+      <w:hyperlink r:id="rId187">
+        <w:r>
+          <w:rPr>
+            <w:rStyle w:val="Hyperlink"/>
+          </w:rPr>
+          <w:t xml:space="preserve">https://doi.org/10.1021/acs.jchemed.0c00724</w:t>
+        </w:r>
+      </w:hyperlink>
+    </w:p>
+    <w:bookmarkEnd w:id="188"/>
+    <w:bookmarkStart w:id="190" w:name="ref-yuePassiveSocialMedia2022"/>
+    <w:p>
+      <w:pPr>
+        <w:pStyle w:val="Literaturverzeichnis"/>
+      </w:pPr>
+      <w:r>
         <w:t xml:space="preserve">Yue, Z., Zhang, R., &amp; Xiao, J. (2022). Passive social media use and psychological well-being during the</w:t>
       </w:r>
       <w:r>
@@ -9709,7 +10998,7 @@
       <w:r>
         <w:t xml:space="preserve"> </w:t>
       </w:r>
-      <w:hyperlink r:id="rId177">
+      <w:hyperlink r:id="rId189">
         <w:r>
           <w:rPr>
             <w:rStyle w:val="Hyperlink"/>
@@ -9718,8 +11007,8 @@
         </w:r>
       </w:hyperlink>
     </w:p>
-    <w:bookmarkEnd w:id="178"/>
-    <w:bookmarkStart w:id="180" w:name="Xd04310a4413bd8715f15dbc03aef689618f7cf5"/>
+    <w:bookmarkEnd w:id="190"/>
+    <w:bookmarkStart w:id="192" w:name="Xd04310a4413bd8715f15dbc03aef689618f7cf5"/>
     <w:p>
       <w:pPr>
         <w:pStyle w:val="Literaturverzeichnis"/>
@@ -9765,7 +11054,7 @@
       <w:r>
         <w:t xml:space="preserve"> </w:t>
       </w:r>
-      <w:hyperlink r:id="rId179">
+      <w:hyperlink r:id="rId191">
         <w:r>
           <w:rPr>
             <w:rStyle w:val="Hyperlink"/>
@@ -9774,8 +11063,8 @@
         </w:r>
       </w:hyperlink>
     </w:p>
-    <w:bookmarkEnd w:id="180"/>
-    <w:bookmarkEnd w:id="181"/>
+    <w:bookmarkEnd w:id="192"/>
+    <w:bookmarkEnd w:id="193"/>
     <w:p>
       <w:r>
         <w:br w:type="page"/>
@@ -10756,7 +12045,7 @@
           <w:p>
             <w:pPr>
               <w:pStyle w:val="Compact"/>
-              <w:jc w:val="left"/>
+              <w:jc w:val="right"/>
             </w:pPr>
             <w:r>
               <w:t xml:space="preserve">b</w:t>
@@ -10768,7 +12057,7 @@
           <w:p>
             <w:pPr>
               <w:pStyle w:val="Compact"/>
-              <w:jc w:val="left"/>
+              <w:jc w:val="right"/>
             </w:pPr>
             <w:r>
               <w:t xml:space="preserve">Lower level</w:t>
@@ -10780,7 +12069,7 @@
           <w:p>
             <w:pPr>
               <w:pStyle w:val="Compact"/>
-              <w:jc w:val="left"/>
+              <w:jc w:val="right"/>
             </w:pPr>
             <w:r>
               <w:t xml:space="preserve">Higher level</w:t>
@@ -10792,7 +12081,7 @@
           <w:p>
             <w:pPr>
               <w:pStyle w:val="Compact"/>
-              <w:jc w:val="left"/>
+              <w:jc w:val="right"/>
             </w:pPr>
             <w:r>
               <w:t xml:space="preserve">beta</w:t>
@@ -10804,7 +12093,7 @@
           <w:p>
             <w:pPr>
               <w:pStyle w:val="Compact"/>
-              <w:jc w:val="left"/>
+              <w:jc w:val="right"/>
             </w:pPr>
             <w:r>
               <w:t xml:space="preserve">p</w:t>
@@ -10884,7 +12173,7 @@
           <w:p>
             <w:pPr>
               <w:pStyle w:val="Compact"/>
-              <w:jc w:val="left"/>
+              <w:jc w:val="right"/>
             </w:pPr>
             <w:r>
               <w:t xml:space="preserve">0.04</w:t>
@@ -10896,7 +12185,7 @@
           <w:p>
             <w:pPr>
               <w:pStyle w:val="Compact"/>
-              <w:jc w:val="left"/>
+              <w:jc w:val="right"/>
             </w:pPr>
             <w:r>
               <w:t xml:space="preserve">-0.01</w:t>
@@ -10908,7 +12197,7 @@
           <w:p>
             <w:pPr>
               <w:pStyle w:val="Compact"/>
-              <w:jc w:val="left"/>
+              <w:jc w:val="right"/>
             </w:pPr>
             <w:r>
               <w:t xml:space="preserve">0.09</w:t>
@@ -10920,7 +12209,7 @@
           <w:p>
             <w:pPr>
               <w:pStyle w:val="Compact"/>
-              <w:jc w:val="left"/>
+              <w:jc w:val="right"/>
             </w:pPr>
             <w:r>
               <w:t xml:space="preserve">0.03</w:t>
@@ -10932,10 +12221,10 @@
           <w:p>
             <w:pPr>
               <w:pStyle w:val="Compact"/>
-              <w:jc w:val="left"/>
-            </w:pPr>
-            <w:r>
-              <w:t xml:space="preserve">0.08</w:t>
+              <w:jc w:val="right"/>
+            </w:pPr>
+            <w:r>
+              <w:t xml:space="preserve">.078</w:t>
             </w:r>
           </w:p>
         </w:tc>
@@ -10958,7 +12247,7 @@
           <w:p>
             <w:pPr>
               <w:pStyle w:val="Compact"/>
-              <w:jc w:val="left"/>
+              <w:jc w:val="right"/>
             </w:pPr>
             <w:r>
               <w:t xml:space="preserve">0.01</w:t>
@@ -10970,7 +12259,7 @@
           <w:p>
             <w:pPr>
               <w:pStyle w:val="Compact"/>
-              <w:jc w:val="left"/>
+              <w:jc w:val="right"/>
             </w:pPr>
             <w:r>
               <w:t xml:space="preserve">-0.05</w:t>
@@ -10982,7 +12271,7 @@
           <w:p>
             <w:pPr>
               <w:pStyle w:val="Compact"/>
-              <w:jc w:val="left"/>
+              <w:jc w:val="right"/>
             </w:pPr>
             <w:r>
               <w:t xml:space="preserve">0.07</w:t>
@@ -10994,7 +12283,7 @@
           <w:p>
             <w:pPr>
               <w:pStyle w:val="Compact"/>
-              <w:jc w:val="left"/>
+              <w:jc w:val="right"/>
             </w:pPr>
             <w:r>
               <w:t xml:space="preserve">0.01</w:t>
@@ -11006,10 +12295,10 @@
           <w:p>
             <w:pPr>
               <w:pStyle w:val="Compact"/>
-              <w:jc w:val="left"/>
-            </w:pPr>
-            <w:r>
-              <w:t xml:space="preserve">0.68</w:t>
+              <w:jc w:val="right"/>
+            </w:pPr>
+            <w:r>
+              <w:t xml:space="preserve">.676</w:t>
             </w:r>
           </w:p>
         </w:tc>
@@ -11032,7 +12321,7 @@
           <w:p>
             <w:pPr>
               <w:pStyle w:val="Compact"/>
-              <w:jc w:val="left"/>
+              <w:jc w:val="right"/>
             </w:pPr>
             <w:r>
               <w:t xml:space="preserve">-0.13</w:t>
@@ -11044,7 +12333,7 @@
           <w:p>
             <w:pPr>
               <w:pStyle w:val="Compact"/>
-              <w:jc w:val="left"/>
+              <w:jc w:val="right"/>
             </w:pPr>
             <w:r>
               <w:t xml:space="preserve">-0.21</w:t>
@@ -11056,7 +12345,7 @@
           <w:p>
             <w:pPr>
               <w:pStyle w:val="Compact"/>
-              <w:jc w:val="left"/>
+              <w:jc w:val="right"/>
             </w:pPr>
             <w:r>
               <w:t xml:space="preserve">-0.05</w:t>
@@ -11068,7 +12357,7 @@
           <w:p>
             <w:pPr>
               <w:pStyle w:val="Compact"/>
-              <w:jc w:val="left"/>
+              <w:jc w:val="right"/>
             </w:pPr>
             <w:r>
               <w:t xml:space="preserve">-0.05</w:t>
@@ -11080,10 +12369,10 @@
           <w:p>
             <w:pPr>
               <w:pStyle w:val="Compact"/>
-              <w:jc w:val="left"/>
-            </w:pPr>
-            <w:r>
-              <w:t xml:space="preserve">0.00</w:t>
+              <w:jc w:val="right"/>
+            </w:pPr>
+            <w:r>
+              <w:t xml:space="preserve">.002</w:t>
             </w:r>
           </w:p>
         </w:tc>
@@ -11106,7 +12395,7 @@
           <w:p>
             <w:pPr>
               <w:pStyle w:val="Compact"/>
-              <w:jc w:val="left"/>
+              <w:jc w:val="right"/>
             </w:pPr>
             <w:r>
               <w:t xml:space="preserve">-0.04</w:t>
@@ -11118,7 +12407,7 @@
           <w:p>
             <w:pPr>
               <w:pStyle w:val="Compact"/>
-              <w:jc w:val="left"/>
+              <w:jc w:val="right"/>
             </w:pPr>
             <w:r>
               <w:t xml:space="preserve">-0.09</w:t>
@@ -11130,7 +12419,7 @@
           <w:p>
             <w:pPr>
               <w:pStyle w:val="Compact"/>
-              <w:jc w:val="left"/>
+              <w:jc w:val="right"/>
             </w:pPr>
             <w:r>
               <w:t xml:space="preserve">0.02</w:t>
@@ -11142,7 +12431,7 @@
           <w:p>
             <w:pPr>
               <w:pStyle w:val="Compact"/>
-              <w:jc w:val="left"/>
+              <w:jc w:val="right"/>
             </w:pPr>
             <w:r>
               <w:t xml:space="preserve">-0.03</w:t>
@@ -11154,10 +12443,10 @@
           <w:p>
             <w:pPr>
               <w:pStyle w:val="Compact"/>
-              <w:jc w:val="left"/>
-            </w:pPr>
-            <w:r>
-              <w:t xml:space="preserve">0.17</w:t>
+              <w:jc w:val="right"/>
+            </w:pPr>
+            <w:r>
+              <w:t xml:space="preserve">.167</w:t>
             </w:r>
           </w:p>
         </w:tc>
@@ -11180,7 +12469,7 @@
           <w:p>
             <w:pPr>
               <w:pStyle w:val="Compact"/>
-              <w:jc w:val="left"/>
+              <w:jc w:val="right"/>
             </w:pPr>
             <w:r>
               <w:t xml:space="preserve">0.05</w:t>
@@ -11192,7 +12481,7 @@
           <w:p>
             <w:pPr>
               <w:pStyle w:val="Compact"/>
-              <w:jc w:val="left"/>
+              <w:jc w:val="right"/>
             </w:pPr>
             <w:r>
               <w:t xml:space="preserve">-0.01</w:t>
@@ -11204,7 +12493,7 @@
           <w:p>
             <w:pPr>
               <w:pStyle w:val="Compact"/>
-              <w:jc w:val="left"/>
+              <w:jc w:val="right"/>
             </w:pPr>
             <w:r>
               <w:t xml:space="preserve">0.11</w:t>
@@ -11216,7 +12505,7 @@
           <w:p>
             <w:pPr>
               <w:pStyle w:val="Compact"/>
-              <w:jc w:val="left"/>
+              <w:jc w:val="right"/>
             </w:pPr>
             <w:r>
               <w:t xml:space="preserve">0.03</w:t>
@@ -11228,10 +12517,10 @@
           <w:p>
             <w:pPr>
               <w:pStyle w:val="Compact"/>
-              <w:jc w:val="left"/>
-            </w:pPr>
-            <w:r>
-              <w:t xml:space="preserve">0.10</w:t>
+              <w:jc w:val="right"/>
+            </w:pPr>
+            <w:r>
+              <w:t xml:space="preserve">.103</w:t>
             </w:r>
           </w:p>
         </w:tc>
@@ -11254,7 +12543,7 @@
           <w:p>
             <w:pPr>
               <w:pStyle w:val="Compact"/>
-              <w:jc w:val="left"/>
+              <w:jc w:val="right"/>
             </w:pPr>
             <w:r>
               <w:t xml:space="preserve">-0.01</w:t>
@@ -11266,7 +12555,7 @@
           <w:p>
             <w:pPr>
               <w:pStyle w:val="Compact"/>
-              <w:jc w:val="left"/>
+              <w:jc w:val="right"/>
             </w:pPr>
             <w:r>
               <w:t xml:space="preserve">-0.05</w:t>
@@ -11278,7 +12567,7 @@
           <w:p>
             <w:pPr>
               <w:pStyle w:val="Compact"/>
-              <w:jc w:val="left"/>
+              <w:jc w:val="right"/>
             </w:pPr>
             <w:r>
               <w:t xml:space="preserve">0.04</w:t>
@@ -11290,7 +12579,7 @@
           <w:p>
             <w:pPr>
               <w:pStyle w:val="Compact"/>
-              <w:jc w:val="left"/>
+              <w:jc w:val="right"/>
             </w:pPr>
             <w:r>
               <w:t xml:space="preserve">-0.01</w:t>
@@ -11302,10 +12591,10 @@
           <w:p>
             <w:pPr>
               <w:pStyle w:val="Compact"/>
-              <w:jc w:val="left"/>
-            </w:pPr>
-            <w:r>
-              <w:t xml:space="preserve">0.73</w:t>
+              <w:jc w:val="right"/>
+            </w:pPr>
+            <w:r>
+              <w:t xml:space="preserve">.735</w:t>
             </w:r>
           </w:p>
         </w:tc>
@@ -11328,7 +12617,7 @@
           <w:p>
             <w:pPr>
               <w:pStyle w:val="Compact"/>
-              <w:jc w:val="left"/>
+              <w:jc w:val="right"/>
             </w:pPr>
             <w:r>
               <w:t xml:space="preserve">0.02</w:t>
@@ -11340,7 +12629,7 @@
           <w:p>
             <w:pPr>
               <w:pStyle w:val="Compact"/>
-              <w:jc w:val="left"/>
+              <w:jc w:val="right"/>
             </w:pPr>
             <w:r>
               <w:t xml:space="preserve">-0.04</w:t>
@@ -11352,7 +12641,7 @@
           <w:p>
             <w:pPr>
               <w:pStyle w:val="Compact"/>
-              <w:jc w:val="left"/>
+              <w:jc w:val="right"/>
             </w:pPr>
             <w:r>
               <w:t xml:space="preserve">0.08</w:t>
@@ -11364,7 +12653,7 @@
           <w:p>
             <w:pPr>
               <w:pStyle w:val="Compact"/>
-              <w:jc w:val="left"/>
+              <w:jc w:val="right"/>
             </w:pPr>
             <w:r>
               <w:t xml:space="preserve">0.01</w:t>
@@ -11376,10 +12665,10 @@
           <w:p>
             <w:pPr>
               <w:pStyle w:val="Compact"/>
-              <w:jc w:val="left"/>
-            </w:pPr>
-            <w:r>
-              <w:t xml:space="preserve">0.58</w:t>
+              <w:jc w:val="right"/>
+            </w:pPr>
+            <w:r>
+              <w:t xml:space="preserve">.579</w:t>
             </w:r>
           </w:p>
         </w:tc>
@@ -11402,7 +12691,7 @@
           <w:p>
             <w:pPr>
               <w:pStyle w:val="Compact"/>
-              <w:jc w:val="left"/>
+              <w:jc w:val="right"/>
             </w:pPr>
             <w:r>
               <w:t xml:space="preserve">-0.07</w:t>
@@ -11414,7 +12703,7 @@
           <w:p>
             <w:pPr>
               <w:pStyle w:val="Compact"/>
-              <w:jc w:val="left"/>
+              <w:jc w:val="right"/>
             </w:pPr>
             <w:r>
               <w:t xml:space="preserve">-0.16</w:t>
@@ -11426,7 +12715,7 @@
           <w:p>
             <w:pPr>
               <w:pStyle w:val="Compact"/>
-              <w:jc w:val="left"/>
+              <w:jc w:val="right"/>
             </w:pPr>
             <w:r>
               <w:t xml:space="preserve">0.02</w:t>
@@ -11438,7 +12727,7 @@
           <w:p>
             <w:pPr>
               <w:pStyle w:val="Compact"/>
-              <w:jc w:val="left"/>
+              <w:jc w:val="right"/>
             </w:pPr>
             <w:r>
               <w:t xml:space="preserve">-0.03</w:t>
@@ -11450,10 +12739,10 @@
           <w:p>
             <w:pPr>
               <w:pStyle w:val="Compact"/>
-              <w:jc w:val="left"/>
-            </w:pPr>
-            <w:r>
-              <w:t xml:space="preserve">0.13</w:t>
+              <w:jc w:val="right"/>
+            </w:pPr>
+            <w:r>
+              <w:t xml:space="preserve">.133</w:t>
             </w:r>
           </w:p>
         </w:tc>
@@ -11530,7 +12819,7 @@
           <w:p>
             <w:pPr>
               <w:pStyle w:val="Compact"/>
-              <w:jc w:val="left"/>
+              <w:jc w:val="right"/>
             </w:pPr>
             <w:r>
               <w:t xml:space="preserve">-0.02</w:t>
@@ -11542,7 +12831,7 @@
           <w:p>
             <w:pPr>
               <w:pStyle w:val="Compact"/>
-              <w:jc w:val="left"/>
+              <w:jc w:val="right"/>
             </w:pPr>
             <w:r>
               <w:t xml:space="preserve">-0.03</w:t>
@@ -11554,7 +12843,7 @@
           <w:p>
             <w:pPr>
               <w:pStyle w:val="Compact"/>
-              <w:jc w:val="left"/>
+              <w:jc w:val="right"/>
             </w:pPr>
             <w:r>
               <w:t xml:space="preserve">0.00</w:t>
@@ -11566,7 +12855,7 @@
           <w:p>
             <w:pPr>
               <w:pStyle w:val="Compact"/>
-              <w:jc w:val="left"/>
+              <w:jc w:val="right"/>
             </w:pPr>
             <w:r>
               <w:t xml:space="preserve">-0.02</w:t>
@@ -11578,10 +12867,10 @@
           <w:p>
             <w:pPr>
               <w:pStyle w:val="Compact"/>
-              <w:jc w:val="left"/>
-            </w:pPr>
-            <w:r>
-              <w:t xml:space="preserve">0.08</w:t>
+              <w:jc w:val="right"/>
+            </w:pPr>
+            <w:r>
+              <w:t xml:space="preserve">.078</w:t>
             </w:r>
           </w:p>
         </w:tc>
@@ -11604,7 +12893,7 @@
           <w:p>
             <w:pPr>
               <w:pStyle w:val="Compact"/>
-              <w:jc w:val="left"/>
+              <w:jc w:val="right"/>
             </w:pPr>
             <w:r>
               <w:t xml:space="preserve">0.00</w:t>
@@ -11616,7 +12905,7 @@
           <w:p>
             <w:pPr>
               <w:pStyle w:val="Compact"/>
-              <w:jc w:val="left"/>
+              <w:jc w:val="right"/>
             </w:pPr>
             <w:r>
               <w:t xml:space="preserve">-0.02</w:t>
@@ -11628,7 +12917,7 @@
           <w:p>
             <w:pPr>
               <w:pStyle w:val="Compact"/>
-              <w:jc w:val="left"/>
+              <w:jc w:val="right"/>
             </w:pPr>
             <w:r>
               <w:t xml:space="preserve">0.02</w:t>
@@ -11640,7 +12929,7 @@
           <w:p>
             <w:pPr>
               <w:pStyle w:val="Compact"/>
-              <w:jc w:val="left"/>
+              <w:jc w:val="right"/>
             </w:pPr>
             <w:r>
               <w:t xml:space="preserve">0.00</w:t>
@@ -11652,10 +12941,10 @@
           <w:p>
             <w:pPr>
               <w:pStyle w:val="Compact"/>
-              <w:jc w:val="left"/>
-            </w:pPr>
-            <w:r>
-              <w:t xml:space="preserve">0.97</w:t>
+              <w:jc w:val="right"/>
+            </w:pPr>
+            <w:r>
+              <w:t xml:space="preserve">.975</w:t>
             </w:r>
           </w:p>
         </w:tc>
@@ -11678,7 +12967,7 @@
           <w:p>
             <w:pPr>
               <w:pStyle w:val="Compact"/>
-              <w:jc w:val="left"/>
+              <w:jc w:val="right"/>
             </w:pPr>
             <w:r>
               <w:t xml:space="preserve">-0.02</w:t>
@@ -11690,7 +12979,7 @@
           <w:p>
             <w:pPr>
               <w:pStyle w:val="Compact"/>
-              <w:jc w:val="left"/>
+              <w:jc w:val="right"/>
             </w:pPr>
             <w:r>
               <w:t xml:space="preserve">-0.05</w:t>
@@ -11702,7 +12991,7 @@
           <w:p>
             <w:pPr>
               <w:pStyle w:val="Compact"/>
-              <w:jc w:val="left"/>
+              <w:jc w:val="right"/>
             </w:pPr>
             <w:r>
               <w:t xml:space="preserve">0.01</w:t>
@@ -11714,7 +13003,7 @@
           <w:p>
             <w:pPr>
               <w:pStyle w:val="Compact"/>
-              <w:jc w:val="left"/>
+              <w:jc w:val="right"/>
             </w:pPr>
             <w:r>
               <w:t xml:space="preserve">-0.02</w:t>
@@ -11726,10 +13015,10 @@
           <w:p>
             <w:pPr>
               <w:pStyle w:val="Compact"/>
-              <w:jc w:val="left"/>
-            </w:pPr>
-            <w:r>
-              <w:t xml:space="preserve">0.15</w:t>
+              <w:jc w:val="right"/>
+            </w:pPr>
+            <w:r>
+              <w:t xml:space="preserve">.150</w:t>
             </w:r>
           </w:p>
         </w:tc>
@@ -11752,7 +13041,7 @@
           <w:p>
             <w:pPr>
               <w:pStyle w:val="Compact"/>
-              <w:jc w:val="left"/>
+              <w:jc w:val="right"/>
             </w:pPr>
             <w:r>
               <w:t xml:space="preserve">0.01</w:t>
@@ -11764,7 +13053,7 @@
           <w:p>
             <w:pPr>
               <w:pStyle w:val="Compact"/>
-              <w:jc w:val="left"/>
+              <w:jc w:val="right"/>
             </w:pPr>
             <w:r>
               <w:t xml:space="preserve">-0.01</w:t>
@@ -11776,7 +13065,7 @@
           <w:p>
             <w:pPr>
               <w:pStyle w:val="Compact"/>
-              <w:jc w:val="left"/>
+              <w:jc w:val="right"/>
             </w:pPr>
             <w:r>
               <w:t xml:space="preserve">0.02</w:t>
@@ -11788,7 +13077,7 @@
           <w:p>
             <w:pPr>
               <w:pStyle w:val="Compact"/>
-              <w:jc w:val="left"/>
+              <w:jc w:val="right"/>
             </w:pPr>
             <w:r>
               <w:t xml:space="preserve">0.01</w:t>
@@ -11800,10 +13089,10 @@
           <w:p>
             <w:pPr>
               <w:pStyle w:val="Compact"/>
-              <w:jc w:val="left"/>
-            </w:pPr>
-            <w:r>
-              <w:t xml:space="preserve">0.55</w:t>
+              <w:jc w:val="right"/>
+            </w:pPr>
+            <w:r>
+              <w:t xml:space="preserve">.554</w:t>
             </w:r>
           </w:p>
         </w:tc>
@@ -11826,7 +13115,7 @@
           <w:p>
             <w:pPr>
               <w:pStyle w:val="Compact"/>
-              <w:jc w:val="left"/>
+              <w:jc w:val="right"/>
             </w:pPr>
             <w:r>
               <w:t xml:space="preserve">0.00</w:t>
@@ -11838,7 +13127,7 @@
           <w:p>
             <w:pPr>
               <w:pStyle w:val="Compact"/>
-              <w:jc w:val="left"/>
+              <w:jc w:val="right"/>
             </w:pPr>
             <w:r>
               <w:t xml:space="preserve">-0.02</w:t>
@@ -11850,7 +13139,7 @@
           <w:p>
             <w:pPr>
               <w:pStyle w:val="Compact"/>
-              <w:jc w:val="left"/>
+              <w:jc w:val="right"/>
             </w:pPr>
             <w:r>
               <w:t xml:space="preserve">0.03</w:t>
@@ -11862,7 +13151,7 @@
           <w:p>
             <w:pPr>
               <w:pStyle w:val="Compact"/>
-              <w:jc w:val="left"/>
+              <w:jc w:val="right"/>
             </w:pPr>
             <w:r>
               <w:t xml:space="preserve">0.01</w:t>
@@ -11874,10 +13163,10 @@
           <w:p>
             <w:pPr>
               <w:pStyle w:val="Compact"/>
-              <w:jc w:val="left"/>
-            </w:pPr>
-            <w:r>
-              <w:t xml:space="preserve">0.67</w:t>
+              <w:jc w:val="right"/>
+            </w:pPr>
+            <w:r>
+              <w:t xml:space="preserve">.670</w:t>
             </w:r>
           </w:p>
         </w:tc>
@@ -11900,7 +13189,7 @@
           <w:p>
             <w:pPr>
               <w:pStyle w:val="Compact"/>
-              <w:jc w:val="left"/>
+              <w:jc w:val="right"/>
             </w:pPr>
             <w:r>
               <w:t xml:space="preserve">0.00</w:t>
@@ -11912,7 +13201,7 @@
           <w:p>
             <w:pPr>
               <w:pStyle w:val="Compact"/>
-              <w:jc w:val="left"/>
+              <w:jc w:val="right"/>
             </w:pPr>
             <w:r>
               <w:t xml:space="preserve">-0.02</w:t>
@@ -11924,7 +13213,7 @@
           <w:p>
             <w:pPr>
               <w:pStyle w:val="Compact"/>
-              <w:jc w:val="left"/>
+              <w:jc w:val="right"/>
             </w:pPr>
             <w:r>
               <w:t xml:space="preserve">0.01</w:t>
@@ -11936,7 +13225,7 @@
           <w:p>
             <w:pPr>
               <w:pStyle w:val="Compact"/>
-              <w:jc w:val="left"/>
+              <w:jc w:val="right"/>
             </w:pPr>
             <w:r>
               <w:t xml:space="preserve">0.00</w:t>
@@ -11948,10 +13237,10 @@
           <w:p>
             <w:pPr>
               <w:pStyle w:val="Compact"/>
-              <w:jc w:val="left"/>
-            </w:pPr>
-            <w:r>
-              <w:t xml:space="preserve">0.89</w:t>
+              <w:jc w:val="right"/>
+            </w:pPr>
+            <w:r>
+              <w:t xml:space="preserve">.893</w:t>
             </w:r>
           </w:p>
         </w:tc>
@@ -11974,7 +13263,7 @@
           <w:p>
             <w:pPr>
               <w:pStyle w:val="Compact"/>
-              <w:jc w:val="left"/>
+              <w:jc w:val="right"/>
             </w:pPr>
             <w:r>
               <w:t xml:space="preserve">0.01</w:t>
@@ -11986,7 +13275,7 @@
           <w:p>
             <w:pPr>
               <w:pStyle w:val="Compact"/>
-              <w:jc w:val="left"/>
+              <w:jc w:val="right"/>
             </w:pPr>
             <w:r>
               <w:t xml:space="preserve">-0.01</w:t>
@@ -11998,7 +13287,7 @@
           <w:p>
             <w:pPr>
               <w:pStyle w:val="Compact"/>
-              <w:jc w:val="left"/>
+              <w:jc w:val="right"/>
             </w:pPr>
             <w:r>
               <w:t xml:space="preserve">0.03</w:t>
@@ -12010,7 +13299,7 @@
           <w:p>
             <w:pPr>
               <w:pStyle w:val="Compact"/>
-              <w:jc w:val="left"/>
+              <w:jc w:val="right"/>
             </w:pPr>
             <w:r>
               <w:t xml:space="preserve">0.02</w:t>
@@ -12022,10 +13311,10 @@
           <w:p>
             <w:pPr>
               <w:pStyle w:val="Compact"/>
-              <w:jc w:val="left"/>
-            </w:pPr>
-            <w:r>
-              <w:t xml:space="preserve">0.18</w:t>
+              <w:jc w:val="right"/>
+            </w:pPr>
+            <w:r>
+              <w:t xml:space="preserve">.183</w:t>
             </w:r>
           </w:p>
         </w:tc>
@@ -12048,7 +13337,7 @@
           <w:p>
             <w:pPr>
               <w:pStyle w:val="Compact"/>
-              <w:jc w:val="left"/>
+              <w:jc w:val="right"/>
             </w:pPr>
             <w:r>
               <w:t xml:space="preserve">0.02</w:t>
@@ -12060,7 +13349,7 @@
           <w:p>
             <w:pPr>
               <w:pStyle w:val="Compact"/>
-              <w:jc w:val="left"/>
+              <w:jc w:val="right"/>
             </w:pPr>
             <w:r>
               <w:t xml:space="preserve">-0.02</w:t>
@@ -12072,7 +13361,7 @@
           <w:p>
             <w:pPr>
               <w:pStyle w:val="Compact"/>
-              <w:jc w:val="left"/>
+              <w:jc w:val="right"/>
             </w:pPr>
             <w:r>
               <w:t xml:space="preserve">0.05</w:t>
@@ -12084,7 +13373,7 @@
           <w:p>
             <w:pPr>
               <w:pStyle w:val="Compact"/>
-              <w:jc w:val="left"/>
+              <w:jc w:val="right"/>
             </w:pPr>
             <w:r>
               <w:t xml:space="preserve">0.01</w:t>
@@ -12096,10 +13385,10 @@
           <w:p>
             <w:pPr>
               <w:pStyle w:val="Compact"/>
-              <w:jc w:val="left"/>
-            </w:pPr>
-            <w:r>
-              <w:t xml:space="preserve">0.34</w:t>
+              <w:jc w:val="right"/>
+            </w:pPr>
+            <w:r>
+              <w:t xml:space="preserve">.335</w:t>
             </w:r>
           </w:p>
         </w:tc>
@@ -12176,7 +13465,7 @@
           <w:p>
             <w:pPr>
               <w:pStyle w:val="Compact"/>
-              <w:jc w:val="left"/>
+              <w:jc w:val="right"/>
             </w:pPr>
             <w:r>
               <w:t xml:space="preserve">0.00</w:t>
@@ -12188,7 +13477,7 @@
           <w:p>
             <w:pPr>
               <w:pStyle w:val="Compact"/>
-              <w:jc w:val="left"/>
+              <w:jc w:val="right"/>
             </w:pPr>
             <w:r>
               <w:t xml:space="preserve">-0.01</w:t>
@@ -12200,7 +13489,7 @@
           <w:p>
             <w:pPr>
               <w:pStyle w:val="Compact"/>
-              <w:jc w:val="left"/>
+              <w:jc w:val="right"/>
             </w:pPr>
             <w:r>
               <w:t xml:space="preserve">0.01</w:t>
@@ -12212,7 +13501,7 @@
           <w:p>
             <w:pPr>
               <w:pStyle w:val="Compact"/>
-              <w:jc w:val="left"/>
+              <w:jc w:val="right"/>
             </w:pPr>
             <w:r>
               <w:t xml:space="preserve">0.00</w:t>
@@ -12224,10 +13513,10 @@
           <w:p>
             <w:pPr>
               <w:pStyle w:val="Compact"/>
-              <w:jc w:val="left"/>
-            </w:pPr>
-            <w:r>
-              <w:t xml:space="preserve">0.79</w:t>
+              <w:jc w:val="right"/>
+            </w:pPr>
+            <w:r>
+              <w:t xml:space="preserve">.790</w:t>
             </w:r>
           </w:p>
         </w:tc>
@@ -12250,7 +13539,7 @@
           <w:p>
             <w:pPr>
               <w:pStyle w:val="Compact"/>
-              <w:jc w:val="left"/>
+              <w:jc w:val="right"/>
             </w:pPr>
             <w:r>
               <w:t xml:space="preserve">0.01</w:t>
@@ -12262,7 +13551,7 @@
           <w:p>
             <w:pPr>
               <w:pStyle w:val="Compact"/>
-              <w:jc w:val="left"/>
+              <w:jc w:val="right"/>
             </w:pPr>
             <w:r>
               <w:t xml:space="preserve">-0.01</w:t>
@@ -12274,7 +13563,7 @@
           <w:p>
             <w:pPr>
               <w:pStyle w:val="Compact"/>
-              <w:jc w:val="left"/>
+              <w:jc w:val="right"/>
             </w:pPr>
             <w:r>
               <w:t xml:space="preserve">0.02</w:t>
@@ -12286,7 +13575,7 @@
           <w:p>
             <w:pPr>
               <w:pStyle w:val="Compact"/>
-              <w:jc w:val="left"/>
+              <w:jc w:val="right"/>
             </w:pPr>
             <w:r>
               <w:t xml:space="preserve">0.01</w:t>
@@ -12298,10 +13587,10 @@
           <w:p>
             <w:pPr>
               <w:pStyle w:val="Compact"/>
-              <w:jc w:val="left"/>
-            </w:pPr>
-            <w:r>
-              <w:t xml:space="preserve">0.28</w:t>
+              <w:jc w:val="right"/>
+            </w:pPr>
+            <w:r>
+              <w:t xml:space="preserve">.281</w:t>
             </w:r>
           </w:p>
         </w:tc>
@@ -12324,7 +13613,7 @@
           <w:p>
             <w:pPr>
               <w:pStyle w:val="Compact"/>
-              <w:jc w:val="left"/>
+              <w:jc w:val="right"/>
             </w:pPr>
             <w:r>
               <w:t xml:space="preserve">0.03</w:t>
@@ -12336,7 +13625,7 @@
           <w:p>
             <w:pPr>
               <w:pStyle w:val="Compact"/>
-              <w:jc w:val="left"/>
+              <w:jc w:val="right"/>
             </w:pPr>
             <w:r>
               <w:t xml:space="preserve">0.01</w:t>
@@ -12348,7 +13637,7 @@
           <w:p>
             <w:pPr>
               <w:pStyle w:val="Compact"/>
-              <w:jc w:val="left"/>
+              <w:jc w:val="right"/>
             </w:pPr>
             <w:r>
               <w:t xml:space="preserve">0.05</w:t>
@@ -12360,7 +13649,7 @@
           <w:p>
             <w:pPr>
               <w:pStyle w:val="Compact"/>
-              <w:jc w:val="left"/>
+              <w:jc w:val="right"/>
             </w:pPr>
             <w:r>
               <w:t xml:space="preserve">0.02</w:t>
@@ -12372,10 +13661,10 @@
           <w:p>
             <w:pPr>
               <w:pStyle w:val="Compact"/>
-              <w:jc w:val="left"/>
-            </w:pPr>
-            <w:r>
-              <w:t xml:space="preserve">0.01</w:t>
+              <w:jc w:val="right"/>
+            </w:pPr>
+            <w:r>
+              <w:t xml:space="preserve">.008</w:t>
             </w:r>
           </w:p>
         </w:tc>
@@ -12398,7 +13687,7 @@
           <w:p>
             <w:pPr>
               <w:pStyle w:val="Compact"/>
-              <w:jc w:val="left"/>
+              <w:jc w:val="right"/>
             </w:pPr>
             <w:r>
               <w:t xml:space="preserve">0.00</w:t>
@@ -12410,7 +13699,7 @@
           <w:p>
             <w:pPr>
               <w:pStyle w:val="Compact"/>
-              <w:jc w:val="left"/>
+              <w:jc w:val="right"/>
             </w:pPr>
             <w:r>
               <w:t xml:space="preserve">-0.01</w:t>
@@ -12422,7 +13711,7 @@
           <w:p>
             <w:pPr>
               <w:pStyle w:val="Compact"/>
-              <w:jc w:val="left"/>
+              <w:jc w:val="right"/>
             </w:pPr>
             <w:r>
               <w:t xml:space="preserve">0.01</w:t>
@@ -12434,7 +13723,7 @@
           <w:p>
             <w:pPr>
               <w:pStyle w:val="Compact"/>
-              <w:jc w:val="left"/>
+              <w:jc w:val="right"/>
             </w:pPr>
             <w:r>
               <w:t xml:space="preserve">0.00</w:t>
@@ -12446,10 +13735,10 @@
           <w:p>
             <w:pPr>
               <w:pStyle w:val="Compact"/>
-              <w:jc w:val="left"/>
-            </w:pPr>
-            <w:r>
-              <w:t xml:space="preserve">0.91</w:t>
+              <w:jc w:val="right"/>
+            </w:pPr>
+            <w:r>
+              <w:t xml:space="preserve">.913</w:t>
             </w:r>
           </w:p>
         </w:tc>
@@ -12472,7 +13761,7 @@
           <w:p>
             <w:pPr>
               <w:pStyle w:val="Compact"/>
-              <w:jc w:val="left"/>
+              <w:jc w:val="right"/>
             </w:pPr>
             <w:r>
               <w:t xml:space="preserve">-0.02</w:t>
@@ -12484,7 +13773,7 @@
           <w:p>
             <w:pPr>
               <w:pStyle w:val="Compact"/>
-              <w:jc w:val="left"/>
+              <w:jc w:val="right"/>
             </w:pPr>
             <w:r>
               <w:t xml:space="preserve">-0.03</w:t>
@@ -12496,7 +13785,7 @@
           <w:p>
             <w:pPr>
               <w:pStyle w:val="Compact"/>
-              <w:jc w:val="left"/>
+              <w:jc w:val="right"/>
             </w:pPr>
             <w:r>
               <w:t xml:space="preserve">0.00</w:t>
@@ -12508,7 +13797,7 @@
           <w:p>
             <w:pPr>
               <w:pStyle w:val="Compact"/>
-              <w:jc w:val="left"/>
+              <w:jc w:val="right"/>
             </w:pPr>
             <w:r>
               <w:t xml:space="preserve">-0.02</w:t>
@@ -12520,10 +13809,10 @@
           <w:p>
             <w:pPr>
               <w:pStyle w:val="Compact"/>
-              <w:jc w:val="left"/>
-            </w:pPr>
-            <w:r>
-              <w:t xml:space="preserve">0.05</w:t>
+              <w:jc w:val="right"/>
+            </w:pPr>
+            <w:r>
+              <w:t xml:space="preserve">.047</w:t>
             </w:r>
           </w:p>
         </w:tc>
@@ -12546,7 +13835,7 @@
           <w:p>
             <w:pPr>
               <w:pStyle w:val="Compact"/>
-              <w:jc w:val="left"/>
+              <w:jc w:val="right"/>
             </w:pPr>
             <w:r>
               <w:t xml:space="preserve">0.00</w:t>
@@ -12558,7 +13847,7 @@
           <w:p>
             <w:pPr>
               <w:pStyle w:val="Compact"/>
-              <w:jc w:val="left"/>
+              <w:jc w:val="right"/>
             </w:pPr>
             <w:r>
               <w:t xml:space="preserve">-0.01</w:t>
@@ -12570,7 +13859,7 @@
           <w:p>
             <w:pPr>
               <w:pStyle w:val="Compact"/>
-              <w:jc w:val="left"/>
+              <w:jc w:val="right"/>
             </w:pPr>
             <w:r>
               <w:t xml:space="preserve">0.01</w:t>
@@ -12582,7 +13871,7 @@
           <w:p>
             <w:pPr>
               <w:pStyle w:val="Compact"/>
-              <w:jc w:val="left"/>
+              <w:jc w:val="right"/>
             </w:pPr>
             <w:r>
               <w:t xml:space="preserve">0.00</w:t>
@@ -12594,10 +13883,10 @@
           <w:p>
             <w:pPr>
               <w:pStyle w:val="Compact"/>
-              <w:jc w:val="left"/>
-            </w:pPr>
-            <w:r>
-              <w:t xml:space="preserve">0.65</w:t>
+              <w:jc w:val="right"/>
+            </w:pPr>
+            <w:r>
+              <w:t xml:space="preserve">.651</w:t>
             </w:r>
           </w:p>
         </w:tc>
@@ -12620,7 +13909,7 @@
           <w:p>
             <w:pPr>
               <w:pStyle w:val="Compact"/>
-              <w:jc w:val="left"/>
+              <w:jc w:val="right"/>
             </w:pPr>
             <w:r>
               <w:t xml:space="preserve">0.02</w:t>
@@ -12632,7 +13921,7 @@
           <w:p>
             <w:pPr>
               <w:pStyle w:val="Compact"/>
-              <w:jc w:val="left"/>
+              <w:jc w:val="right"/>
             </w:pPr>
             <w:r>
               <w:t xml:space="preserve">0.00</w:t>
@@ -12644,7 +13933,7 @@
           <w:p>
             <w:pPr>
               <w:pStyle w:val="Compact"/>
-              <w:jc w:val="left"/>
+              <w:jc w:val="right"/>
             </w:pPr>
             <w:r>
               <w:t xml:space="preserve">0.03</w:t>
@@ -12656,7 +13945,7 @@
           <w:p>
             <w:pPr>
               <w:pStyle w:val="Compact"/>
-              <w:jc w:val="left"/>
+              <w:jc w:val="right"/>
             </w:pPr>
             <w:r>
               <w:t xml:space="preserve">0.02</w:t>
@@ -12668,10 +13957,10 @@
           <w:p>
             <w:pPr>
               <w:pStyle w:val="Compact"/>
-              <w:jc w:val="left"/>
-            </w:pPr>
-            <w:r>
-              <w:t xml:space="preserve">0.03</w:t>
+              <w:jc w:val="right"/>
+            </w:pPr>
+            <w:r>
+              <w:t xml:space="preserve">.031</w:t>
             </w:r>
           </w:p>
         </w:tc>
@@ -12694,7 +13983,7 @@
           <w:p>
             <w:pPr>
               <w:pStyle w:val="Compact"/>
-              <w:jc w:val="left"/>
+              <w:jc w:val="right"/>
             </w:pPr>
             <w:r>
               <w:t xml:space="preserve">0.02</w:t>
@@ -12706,7 +13995,7 @@
           <w:p>
             <w:pPr>
               <w:pStyle w:val="Compact"/>
-              <w:jc w:val="left"/>
+              <w:jc w:val="right"/>
             </w:pPr>
             <w:r>
               <w:t xml:space="preserve">-0.01</w:t>
@@ -12718,7 +14007,7 @@
           <w:p>
             <w:pPr>
               <w:pStyle w:val="Compact"/>
-              <w:jc w:val="left"/>
+              <w:jc w:val="right"/>
             </w:pPr>
             <w:r>
               <w:t xml:space="preserve">0.04</w:t>
@@ -12730,7 +14019,7 @@
           <w:p>
             <w:pPr>
               <w:pStyle w:val="Compact"/>
-              <w:jc w:val="left"/>
+              <w:jc w:val="right"/>
             </w:pPr>
             <w:r>
               <w:t xml:space="preserve">0.02</w:t>
@@ -12742,10 +14031,10 @@
           <w:p>
             <w:pPr>
               <w:pStyle w:val="Compact"/>
-              <w:jc w:val="left"/>
-            </w:pPr>
-            <w:r>
-              <w:t xml:space="preserve">0.14</w:t>
+              <w:jc w:val="right"/>
+            </w:pPr>
+            <w:r>
+              <w:t xml:space="preserve">.137</w:t>
             </w:r>
           </w:p>
         </w:tc>
@@ -12765,18 +14054,18 @@
           <wp:inline>
             <wp:extent cx="5969000" cy="1989666"/>
             <wp:effectExtent b="0" l="0" r="0" t="0"/>
-            <wp:docPr descr="Figure 1.  Illustration of how confidence intervals are used to test a null region. Here, a trivial effect of social media use on life satisfaction is defined as ranging from b = -.25 to b = .25" title="" id="183" name="Picture"/>
+            <wp:docPr descr="Figure 1.  Using confidence intervals to test a null region. Note. Here, a trivial effect of social media use on life satisfaction is defined as ranging from b = -.25 to b = .25" title="" id="195" name="Picture"/>
             <a:graphic>
               <a:graphicData uri="http://schemas.openxmlformats.org/drawingml/2006/picture">
                 <pic:pic>
                   <pic:nvPicPr>
-                    <pic:cNvPr descr="manuscript_files/figure-docx/sesoi-1.png" id="184" name="Picture"/>
+                    <pic:cNvPr descr="manuscript_files/figure-docx/sesoi-1.png" id="196" name="Picture"/>
                     <pic:cNvPicPr>
                       <a:picLocks noChangeArrowheads="1" noChangeAspect="1"/>
                     </pic:cNvPicPr>
                   </pic:nvPicPr>
                   <pic:blipFill>
-                    <a:blip r:embed="rId182"/>
+                    <a:blip r:embed="rId194"/>
                     <a:stretch>
                       <a:fillRect/>
                     </a:stretch>
@@ -12835,7 +14124,7 @@
         <w:t xml:space="preserve"> </w:t>
       </w:r>
       <w:r>
-        <w:t xml:space="preserve">Illustration of how confidence intervals are used to test a null region. Here, a trivial effect of social media use on life satisfaction is defined as ranging from b = -.25 to b = .25</w:t>
+        <w:t xml:space="preserve">Using confidence intervals to test a null region. Note. Here, a trivial effect of social media use on life satisfaction is defined as ranging from b = -.25 to b = .25</w:t>
       </w:r>
     </w:p>
     <w:p>
@@ -12852,18 +14141,18 @@
           <wp:inline>
             <wp:extent cx="5969000" cy="2984500"/>
             <wp:effectExtent b="0" l="0" r="0" t="0"/>
-            <wp:docPr descr="Figure 2.  Development of well-being and media use measures across the pandemic. Values obtained from mixed effect models, with participants and waves as grouping factors and without additional predictors." title="" id="186" name="Picture"/>
+            <wp:docPr descr="Figure 2.  Well-being and media use across the 32 waves. Note. Values obtained from mixed effect models, with participants and waves as grouping factors and without additional predictors." title="" id="198" name="Picture"/>
             <a:graphic>
               <a:graphicData uri="http://schemas.openxmlformats.org/drawingml/2006/picture">
                 <pic:pic>
                   <pic:nvPicPr>
-                    <pic:cNvPr descr="figures/fig_descriptives.png" id="187" name="Picture"/>
+                    <pic:cNvPr descr="figures/fig_descriptives.png" id="199" name="Picture"/>
                     <pic:cNvPicPr>
                       <a:picLocks noChangeArrowheads="1" noChangeAspect="1"/>
                     </pic:cNvPicPr>
                   </pic:nvPicPr>
                   <pic:blipFill>
-                    <a:blip r:embed="rId185"/>
+                    <a:blip r:embed="rId197"/>
                     <a:stretch>
                       <a:fillRect/>
                     </a:stretch>
@@ -12922,7 +14211,7 @@
         <w:t xml:space="preserve"> </w:t>
       </w:r>
       <w:r>
-        <w:t xml:space="preserve">Development of well-being and media use measures across the pandemic. Values obtained from mixed effect models, with participants and waves as grouping factors and without additional predictors.</w:t>
+        <w:t xml:space="preserve">Well-being and media use across the 32 waves. Note. Values obtained from mixed effect models, with participants and waves as grouping factors and without additional predictors.</w:t>
       </w:r>
     </w:p>
     <w:p>
@@ -12937,107 +14226,20 @@
       <w:r>
         <w:drawing>
           <wp:inline>
-            <wp:extent cx="5969000" cy="2984500"/>
+            <wp:extent cx="5969000" cy="3979333"/>
             <wp:effectExtent b="0" l="0" r="0" t="0"/>
-            <wp:docPr descr="Figure 3.  The within-person effects of COVID-19 related social media use on three indicators of well-being. The black estimates show the effects controlled for a large number of covariates (see text; preregistered); the grey estimates are without control variables (exploratory). The SESOI was b = |0.30| for life satisfaction and b = |0.15| for affect. Hence, all of the reported effects are not considered meaningful." title="" id="189" name="Picture"/>
+            <wp:docPr descr="Figure 3.  Within-person effects of COVID-19 related social media use on well-being. Note. The black estimates show the effects controlled for a large number of covariates (see text; preregistered); the grey estimates are without control variables (exploratory). The SESOI was b = |0.30| for life satisfaction and b = |0.15| for affect. Hence, all of the reported effects are not considered meaningful." title="" id="201" name="Picture"/>
             <a:graphic>
               <a:graphicData uri="http://schemas.openxmlformats.org/drawingml/2006/picture">
                 <pic:pic>
                   <pic:nvPicPr>
-                    <pic:cNvPr descr="manuscript_files/figure-docx/fig-within-1.png" id="190" name="Picture"/>
+                    <pic:cNvPr descr="manuscript_files/figure-docx/fig-within-1.png" id="202" name="Picture"/>
                     <pic:cNvPicPr>
                       <a:picLocks noChangeArrowheads="1" noChangeAspect="1"/>
                     </pic:cNvPicPr>
                   </pic:nvPicPr>
                   <pic:blipFill>
-                    <a:blip r:embed="rId188"/>
-                    <a:stretch>
-                      <a:fillRect/>
-                    </a:stretch>
-                  </pic:blipFill>
-                  <pic:spPr bwMode="auto">
-                    <a:xfrm>
-                      <a:off x="0" y="0"/>
-                      <a:ext cx="5969000" cy="2984500"/>
-                    </a:xfrm>
-                    <a:prstGeom prst="rect">
-                      <a:avLst/>
-                    </a:prstGeom>
-                    <a:noFill/>
-                    <a:ln w="9525">
-                      <a:noFill/>
-                      <a:headEnd/>
-                      <a:tailEnd/>
-                    </a:ln>
-                  </pic:spPr>
-                </pic:pic>
-              </a:graphicData>
-            </a:graphic>
-          </wp:inline>
-        </w:drawing>
-      </w:r>
-    </w:p>
-    <w:p>
-      <w:pPr>
-        <w:pStyle w:val="ImageCaption"/>
-      </w:pPr>
-      <w:r>
-        <w:rPr>
-          <w:iCs/>
-          <w:i/>
-        </w:rPr>
-        <w:t xml:space="preserve">Figure</w:t>
-      </w:r>
-      <w:r>
-        <w:t xml:space="preserve"> </w:t>
-      </w:r>
-      <w:r>
-        <w:rPr>
-          <w:iCs/>
-          <w:i/>
-        </w:rPr>
-        <w:t xml:space="preserve">3.</w:t>
-      </w:r>
-      <w:r>
-        <w:rPr>
-          <w:iCs/>
-          <w:i/>
-        </w:rPr>
-        <w:t xml:space="preserve"> </w:t>
-      </w:r>
-      <w:r>
-        <w:t xml:space="preserve"> </w:t>
-      </w:r>
-      <w:r>
-        <w:t xml:space="preserve">The within-person effects of COVID-19 related social media use on three indicators of well-being. The black estimates show the effects controlled for a large number of covariates (see text; preregistered); the grey estimates are without control variables (exploratory). The SESOI was b = |0.30| for life satisfaction and b = |0.15| for affect. Hence, all of the reported effects are not considered meaningful.</w:t>
-      </w:r>
-    </w:p>
-    <w:p>
-      <w:r>
-        <w:br w:type="page"/>
-      </w:r>
-    </w:p>
-    <w:p>
-      <w:pPr>
-        <w:pStyle w:val="CaptionedFigure"/>
-      </w:pPr>
-      <w:r>
-        <w:drawing>
-          <wp:inline>
-            <wp:extent cx="5969000" cy="3979333"/>
-            <wp:effectExtent b="0" l="0" r="0" t="0"/>
-            <wp:docPr descr="Figure 4.  The between-person relations between COVID-19 related social media use and three indicators of well-being. The black estimates show the effects controlled for a large number of covariates (see text; preregistered); the grey estimates are without control variables (exploratory). The SESOI was b = |0.30| for life satisfaction and b = |0.15| for affect. Hence, all of the reported effects are not considered meaningful." title="" id="192" name="Picture"/>
-            <a:graphic>
-              <a:graphicData uri="http://schemas.openxmlformats.org/drawingml/2006/picture">
-                <pic:pic>
-                  <pic:nvPicPr>
-                    <pic:cNvPr descr="manuscript_files/figure-docx/fig-between-1.png" id="193" name="Picture"/>
-                    <pic:cNvPicPr>
-                      <a:picLocks noChangeArrowheads="1" noChangeAspect="1"/>
-                    </pic:cNvPicPr>
-                  </pic:nvPicPr>
-                  <pic:blipFill>
-                    <a:blip r:embed="rId191"/>
+                    <a:blip r:embed="rId200"/>
                     <a:stretch>
                       <a:fillRect/>
                     </a:stretch>
@@ -13083,20 +14285,20 @@
           <w:iCs/>
           <w:i/>
         </w:rPr>
-        <w:t xml:space="preserve">4.</w:t>
-      </w:r>
-      <w:r>
-        <w:rPr>
-          <w:iCs/>
-          <w:i/>
-        </w:rPr>
-        <w:t xml:space="preserve"> </w:t>
-      </w:r>
-      <w:r>
-        <w:t xml:space="preserve"> </w:t>
-      </w:r>
-      <w:r>
-        <w:t xml:space="preserve">The between-person relations between COVID-19 related social media use and three indicators of well-being. The black estimates show the effects controlled for a large number of covariates (see text; preregistered); the grey estimates are without control variables (exploratory). The SESOI was b = |0.30| for life satisfaction and b = |0.15| for affect. Hence, all of the reported effects are not considered meaningful.</w:t>
+        <w:t xml:space="preserve">3.</w:t>
+      </w:r>
+      <w:r>
+        <w:rPr>
+          <w:iCs/>
+          <w:i/>
+        </w:rPr>
+        <w:t xml:space="preserve"> </w:t>
+      </w:r>
+      <w:r>
+        <w:t xml:space="preserve"> </w:t>
+      </w:r>
+      <w:r>
+        <w:t xml:space="preserve">Within-person effects of COVID-19 related social media use on well-being. Note. The black estimates show the effects controlled for a large number of covariates (see text; preregistered); the grey estimates are without control variables (exploratory). The SESOI was b = |0.30| for life satisfaction and b = |0.15| for affect. Hence, all of the reported effects are not considered meaningful.</w:t>
       </w:r>
     </w:p>
     <w:p>
@@ -13111,20 +14313,20 @@
       <w:r>
         <w:drawing>
           <wp:inline>
-            <wp:extent cx="5969000" cy="2984500"/>
+            <wp:extent cx="5969000" cy="3979333"/>
             <wp:effectExtent b="0" l="0" r="0" t="0"/>
-            <wp:docPr descr="Figure 5.  Results of selected covariates. All variables were standardize except ‘Male’ and ‘Employed in public service’, because there were measured on a binary scale." title="" id="195" name="Picture"/>
+            <wp:docPr descr="Figure 4.  Between-person relations between COVID-19 related social media use and well-being. Note. The black estimates show the effects controlled for a large number of covariates (see text; preregistered); the grey estimates are without control variables (exploratory). The SESOI was b = |0.30| for life satisfaction and b = |0.15| for affect. Hence, all of the reported effects are not considered meaningful." title="" id="204" name="Picture"/>
             <a:graphic>
               <a:graphicData uri="http://schemas.openxmlformats.org/drawingml/2006/picture">
                 <pic:pic>
                   <pic:nvPicPr>
-                    <pic:cNvPr descr="manuscript_files/figure-docx/fig-control-1.png" id="196" name="Picture"/>
+                    <pic:cNvPr descr="manuscript_files/figure-docx/fig-between-1.png" id="205" name="Picture"/>
                     <pic:cNvPicPr>
                       <a:picLocks noChangeArrowheads="1" noChangeAspect="1"/>
                     </pic:cNvPicPr>
                   </pic:nvPicPr>
                   <pic:blipFill>
-                    <a:blip r:embed="rId194"/>
+                    <a:blip r:embed="rId203"/>
                     <a:stretch>
                       <a:fillRect/>
                     </a:stretch>
@@ -13132,7 +14334,7 @@
                   <pic:spPr bwMode="auto">
                     <a:xfrm>
                       <a:off x="0" y="0"/>
-                      <a:ext cx="5969000" cy="2984500"/>
+                      <a:ext cx="5969000" cy="3979333"/>
                     </a:xfrm>
                     <a:prstGeom prst="rect">
                       <a:avLst/>
@@ -13170,6 +14372,93 @@
           <w:iCs/>
           <w:i/>
         </w:rPr>
+        <w:t xml:space="preserve">4.</w:t>
+      </w:r>
+      <w:r>
+        <w:rPr>
+          <w:iCs/>
+          <w:i/>
+        </w:rPr>
+        <w:t xml:space="preserve"> </w:t>
+      </w:r>
+      <w:r>
+        <w:t xml:space="preserve"> </w:t>
+      </w:r>
+      <w:r>
+        <w:t xml:space="preserve">Between-person relations between COVID-19 related social media use and well-being. Note. The black estimates show the effects controlled for a large number of covariates (see text; preregistered); the grey estimates are without control variables (exploratory). The SESOI was b = |0.30| for life satisfaction and b = |0.15| for affect. Hence, all of the reported effects are not considered meaningful.</w:t>
+      </w:r>
+    </w:p>
+    <w:p>
+      <w:r>
+        <w:br w:type="page"/>
+      </w:r>
+    </w:p>
+    <w:p>
+      <w:pPr>
+        <w:pStyle w:val="CaptionedFigure"/>
+      </w:pPr>
+      <w:r>
+        <w:drawing>
+          <wp:inline>
+            <wp:extent cx="5969000" cy="3979333"/>
+            <wp:effectExtent b="0" l="0" r="0" t="0"/>
+            <wp:docPr descr="Figure 5.  Results of selected covariates. Note. All variables standardized except ‘Male’." title="" id="207" name="Picture"/>
+            <a:graphic>
+              <a:graphicData uri="http://schemas.openxmlformats.org/drawingml/2006/picture">
+                <pic:pic>
+                  <pic:nvPicPr>
+                    <pic:cNvPr descr="manuscript_files/figure-docx/fig-control-1.png" id="208" name="Picture"/>
+                    <pic:cNvPicPr>
+                      <a:picLocks noChangeArrowheads="1" noChangeAspect="1"/>
+                    </pic:cNvPicPr>
+                  </pic:nvPicPr>
+                  <pic:blipFill>
+                    <a:blip r:embed="rId206"/>
+                    <a:stretch>
+                      <a:fillRect/>
+                    </a:stretch>
+                  </pic:blipFill>
+                  <pic:spPr bwMode="auto">
+                    <a:xfrm>
+                      <a:off x="0" y="0"/>
+                      <a:ext cx="5969000" cy="3979333"/>
+                    </a:xfrm>
+                    <a:prstGeom prst="rect">
+                      <a:avLst/>
+                    </a:prstGeom>
+                    <a:noFill/>
+                    <a:ln w="9525">
+                      <a:noFill/>
+                      <a:headEnd/>
+                      <a:tailEnd/>
+                    </a:ln>
+                  </pic:spPr>
+                </pic:pic>
+              </a:graphicData>
+            </a:graphic>
+          </wp:inline>
+        </w:drawing>
+      </w:r>
+    </w:p>
+    <w:p>
+      <w:pPr>
+        <w:pStyle w:val="ImageCaption"/>
+      </w:pPr>
+      <w:r>
+        <w:rPr>
+          <w:iCs/>
+          <w:i/>
+        </w:rPr>
+        <w:t xml:space="preserve">Figure</w:t>
+      </w:r>
+      <w:r>
+        <w:t xml:space="preserve"> </w:t>
+      </w:r>
+      <w:r>
+        <w:rPr>
+          <w:iCs/>
+          <w:i/>
+        </w:rPr>
         <w:t xml:space="preserve">5.</w:t>
       </w:r>
       <w:r>
@@ -13183,7 +14472,7 @@
         <w:t xml:space="preserve"> </w:t>
       </w:r>
       <w:r>
-        <w:t xml:space="preserve">Results of selected covariates. All variables were standardize except</w:t>
+        <w:t xml:space="preserve">Results of selected covariates. Note. All variables standardized except</w:t>
       </w:r>
       <w:r>
         <w:t xml:space="preserve"> </w:t>
@@ -13198,25 +14487,7 @@
         <w:t xml:space="preserve">’</w:t>
       </w:r>
       <w:r>
-        <w:t xml:space="preserve"> </w:t>
-      </w:r>
-      <w:r>
-        <w:t xml:space="preserve">and</w:t>
-      </w:r>
-      <w:r>
-        <w:t xml:space="preserve"> </w:t>
-      </w:r>
-      <w:r>
-        <w:t xml:space="preserve">‘</w:t>
-      </w:r>
-      <w:r>
-        <w:t xml:space="preserve">Employed in public service</w:t>
-      </w:r>
-      <w:r>
-        <w:t xml:space="preserve">’</w:t>
-      </w:r>
-      <w:r>
-        <w:t xml:space="preserve">, because there were measured on a binary scale.</w:t>
+        <w:t xml:space="preserve">.</w:t>
       </w:r>
     </w:p>
     <w:p>
@@ -13224,8 +14495,8 @@
         <w:br w:type="page"/>
       </w:r>
     </w:p>
-    <w:bookmarkEnd w:id="197"/>
-    <w:bookmarkStart w:id="198" w:name="competing-interests"/>
+    <w:bookmarkEnd w:id="209"/>
+    <w:bookmarkStart w:id="210" w:name="competing-interests"/>
     <w:p>
       <w:pPr>
         <w:pStyle w:val="berschrift1"/>
@@ -13242,8 +14513,8 @@
         <w:t xml:space="preserve">I declare no competing interests.</w:t>
       </w:r>
     </w:p>
-    <w:bookmarkEnd w:id="198"/>
-    <w:bookmarkStart w:id="199" w:name="supplementary-material"/>
+    <w:bookmarkEnd w:id="210"/>
+    <w:bookmarkStart w:id="211" w:name="supplementary-material"/>
     <w:p>
       <w:pPr>
         <w:pStyle w:val="berschrift1"/>
@@ -13271,8 +14542,8 @@
         <w:t xml:space="preserve">).</w:t>
       </w:r>
     </w:p>
-    <w:bookmarkEnd w:id="199"/>
-    <w:bookmarkStart w:id="200" w:name="data-accessibility-statement"/>
+    <w:bookmarkEnd w:id="211"/>
+    <w:bookmarkStart w:id="212" w:name="data-accessibility-statement"/>
     <w:p>
       <w:pPr>
         <w:pStyle w:val="berschrift1"/>
@@ -13291,7 +14562,7 @@
       <w:r>
         <w:t xml:space="preserve"> </w:t>
       </w:r>
-      <w:hyperlink r:id="rId104">
+      <w:hyperlink r:id="rId32">
         <w:r>
           <w:rPr>
             <w:rStyle w:val="Hyperlink"/>
@@ -13309,8 +14580,8 @@
         <w:t xml:space="preserve">The data can only be used for scientific purposes.</w:t>
       </w:r>
     </w:p>
-    <w:bookmarkEnd w:id="200"/>
-    <w:bookmarkStart w:id="201" w:name="acknowledgements"/>
+    <w:bookmarkEnd w:id="212"/>
+    <w:bookmarkStart w:id="213" w:name="acknowledgements"/>
     <w:p>
       <w:pPr>
         <w:pStyle w:val="berschrift1"/>
@@ -13327,7 +14598,7 @@
         <w:t xml:space="preserve">I would like to thank BLINDED for providing valuable feedback on this manuscript.</w:t>
       </w:r>
     </w:p>
-    <w:bookmarkEnd w:id="201"/>
+    <w:bookmarkEnd w:id="213"/>
     <w:sectPr>
       <w:headerReference r:id="rId10" w:type="even"/>
       <w:headerReference r:id="rId9" w:type="default"/>
@@ -13450,7 +14721,7 @@
       </w:r>
     </w:p>
   </w:footnote>
-  <w:footnote w:id="33">
+  <w:footnote w:id="34">
     <w:p>
       <w:pPr>
         <w:pStyle w:val="Funotentext"/>
